--- a/algoritmos/resultados_regressao_filmes.docx
+++ b/algoritmos/resultados_regressao_filmes.docx
@@ -20,8 +20,8 @@
       <w:tblGrid>
         <w:gridCol w:w="1670"/>
         <w:gridCol w:w="1006"/>
-        <w:gridCol w:w="1169"/>
-        <w:gridCol w:w="2387"/>
+        <w:gridCol w:w="1168"/>
+        <w:gridCol w:w="2388"/>
         <w:gridCol w:w="1882"/>
         <w:gridCol w:w="2204"/>
       </w:tblGrid>
@@ -44,6 +44,7 @@
             <w:pPr>
               <w:pStyle w:val="Normal"/>
               <w:widowControl/>
+              <w:suppressAutoHyphens w:val="true"/>
               <w:spacing w:lineRule="auto" w:line="240" w:before="0" w:after="0"/>
               <w:jc w:val="center"/>
               <w:rPr>
@@ -87,6 +88,7 @@
             <w:pPr>
               <w:pStyle w:val="Normal"/>
               <w:widowControl/>
+              <w:suppressAutoHyphens w:val="true"/>
               <w:spacing w:lineRule="auto" w:line="240" w:before="0" w:after="0"/>
               <w:jc w:val="start"/>
               <w:rPr>
@@ -126,6 +128,7 @@
             <w:pPr>
               <w:pStyle w:val="Normal"/>
               <w:widowControl/>
+              <w:suppressAutoHyphens w:val="true"/>
               <w:spacing w:lineRule="auto" w:line="240" w:before="0" w:after="0"/>
               <w:jc w:val="start"/>
               <w:rPr>
@@ -164,6 +167,7 @@
             <w:pPr>
               <w:pStyle w:val="Normal"/>
               <w:widowControl/>
+              <w:suppressAutoHyphens w:val="true"/>
               <w:spacing w:lineRule="auto" w:line="240" w:before="0" w:after="0"/>
               <w:jc w:val="start"/>
               <w:rPr>
@@ -202,6 +206,7 @@
             <w:pPr>
               <w:pStyle w:val="Normal"/>
               <w:widowControl/>
+              <w:suppressAutoHyphens w:val="true"/>
               <w:spacing w:lineRule="auto" w:line="240" w:before="0" w:after="0"/>
               <w:jc w:val="start"/>
               <w:rPr>
@@ -220,7 +225,7 @@
                 <w:szCs w:val="22"/>
                 <w:lang w:val="zxx" w:eastAsia="zxx" w:bidi="zxx"/>
               </w:rPr>
-              <w:t>21613</w:t>
+              <w:t>8554</w:t>
             </w:r>
           </w:p>
         </w:tc>
@@ -240,6 +245,7 @@
             <w:pPr>
               <w:pStyle w:val="Normal"/>
               <w:widowControl/>
+              <w:suppressAutoHyphens w:val="true"/>
               <w:spacing w:lineRule="auto" w:line="240" w:before="0" w:after="0"/>
               <w:jc w:val="start"/>
               <w:rPr>
@@ -278,6 +284,7 @@
             <w:pPr>
               <w:pStyle w:val="Normal"/>
               <w:widowControl/>
+              <w:suppressAutoHyphens w:val="true"/>
               <w:spacing w:lineRule="auto" w:line="240" w:before="0" w:after="0"/>
               <w:jc w:val="start"/>
               <w:rPr>
@@ -296,17 +303,7 @@
                 <w:szCs w:val="22"/>
                 <w:lang w:val="zxx" w:eastAsia="zxx" w:bidi="zxx"/>
               </w:rPr>
-              <w:t>1</w:t>
-            </w:r>
-            <w:r>
-              <w:rPr>
-                <w:rFonts w:eastAsia="Calibri" w:cs=""/>
-                <w:kern w:val="0"/>
-                <w:sz w:val="22"/>
-                <w:szCs w:val="22"/>
-                <w:lang w:val="zxx" w:eastAsia="zxx" w:bidi="zxx"/>
-              </w:rPr>
-              <w:t>0</w:t>
+              <w:t>10</w:t>
             </w:r>
           </w:p>
         </w:tc>
@@ -326,6 +323,7 @@
             <w:pPr>
               <w:pStyle w:val="Normal"/>
               <w:widowControl/>
+              <w:suppressAutoHyphens w:val="true"/>
               <w:spacing w:lineRule="auto" w:line="240" w:before="0" w:after="0"/>
               <w:jc w:val="start"/>
               <w:rPr>
@@ -364,6 +362,7 @@
             <w:pPr>
               <w:pStyle w:val="Normal"/>
               <w:widowControl/>
+              <w:suppressAutoHyphens w:val="true"/>
               <w:spacing w:lineRule="auto" w:line="240" w:before="0" w:after="0"/>
               <w:jc w:val="start"/>
               <w:rPr>
@@ -406,6 +405,7 @@
             <w:pPr>
               <w:pStyle w:val="Normal"/>
               <w:widowControl/>
+              <w:suppressAutoHyphens w:val="true"/>
               <w:spacing w:lineRule="auto" w:line="240" w:before="0" w:after="0"/>
               <w:jc w:val="center"/>
               <w:rPr>
@@ -451,6 +451,7 @@
             <w:pPr>
               <w:pStyle w:val="Normal"/>
               <w:widowControl/>
+              <w:suppressAutoHyphens w:val="true"/>
               <w:spacing w:lineRule="auto" w:line="240" w:before="0" w:after="0"/>
               <w:jc w:val="center"/>
               <w:rPr>
@@ -479,7 +480,7 @@
         </w:tc>
         <w:tc>
           <w:tcPr>
-            <w:tcW w:w="2175" w:type="dxa"/>
+            <w:tcW w:w="2174" w:type="dxa"/>
             <w:gridSpan w:val="2"/>
             <w:tcBorders>
               <w:top w:val="single" w:sz="24" w:space="0" w:color="000000"/>
@@ -491,6 +492,7 @@
             <w:pPr>
               <w:pStyle w:val="Normal"/>
               <w:widowControl/>
+              <w:suppressAutoHyphens w:val="true"/>
               <w:spacing w:lineRule="auto" w:line="240" w:before="0" w:after="0"/>
               <w:jc w:val="center"/>
               <w:rPr>
@@ -519,7 +521,7 @@
         </w:tc>
         <w:tc>
           <w:tcPr>
-            <w:tcW w:w="2387" w:type="dxa"/>
+            <w:tcW w:w="2388" w:type="dxa"/>
             <w:tcBorders>
               <w:top w:val="single" w:sz="24" w:space="0" w:color="000000"/>
             </w:tcBorders>
@@ -530,6 +532,7 @@
             <w:pPr>
               <w:pStyle w:val="Normal"/>
               <w:widowControl/>
+              <w:suppressAutoHyphens w:val="true"/>
               <w:spacing w:lineRule="auto" w:line="240" w:before="0" w:after="0"/>
               <w:jc w:val="center"/>
               <w:rPr>
@@ -569,6 +572,7 @@
             <w:pPr>
               <w:pStyle w:val="Normal"/>
               <w:widowControl/>
+              <w:suppressAutoHyphens w:val="true"/>
               <w:spacing w:lineRule="auto" w:line="240" w:before="0" w:after="0"/>
               <w:jc w:val="center"/>
               <w:rPr>
@@ -609,6 +613,7 @@
             <w:pPr>
               <w:pStyle w:val="Normal"/>
               <w:widowControl/>
+              <w:suppressAutoHyphens w:val="true"/>
               <w:spacing w:lineRule="auto" w:line="240" w:before="0" w:after="0"/>
               <w:jc w:val="center"/>
               <w:rPr>
@@ -652,6 +657,7 @@
             <w:pPr>
               <w:pStyle w:val="Normal"/>
               <w:widowControl/>
+              <w:suppressAutoHyphens w:val="true"/>
               <w:spacing w:lineRule="auto" w:line="240" w:before="0" w:after="0"/>
               <w:jc w:val="center"/>
               <w:rPr>
@@ -676,7 +682,7 @@
         </w:tc>
         <w:tc>
           <w:tcPr>
-            <w:tcW w:w="2175" w:type="dxa"/>
+            <w:tcW w:w="2174" w:type="dxa"/>
             <w:gridSpan w:val="2"/>
             <w:tcBorders/>
             <w:vAlign w:val="center"/>
@@ -685,6 +691,7 @@
             <w:pPr>
               <w:pStyle w:val="Normal"/>
               <w:widowControl/>
+              <w:suppressAutoHyphens w:val="true"/>
               <w:spacing w:lineRule="auto" w:line="240" w:before="0" w:after="0"/>
               <w:jc w:val="center"/>
               <w:rPr>
@@ -709,7 +716,7 @@
         </w:tc>
         <w:tc>
           <w:tcPr>
-            <w:tcW w:w="2387" w:type="dxa"/>
+            <w:tcW w:w="2388" w:type="dxa"/>
             <w:tcBorders/>
             <w:vAlign w:val="center"/>
           </w:tcPr>
@@ -717,6 +724,7 @@
             <w:pPr>
               <w:pStyle w:val="Normal"/>
               <w:widowControl/>
+              <w:suppressAutoHyphens w:val="true"/>
               <w:spacing w:lineRule="auto" w:line="240" w:before="0" w:after="0"/>
               <w:jc w:val="center"/>
               <w:rPr>
@@ -742,6 +750,7 @@
             <w:pPr>
               <w:pStyle w:val="Normal"/>
               <w:widowControl/>
+              <w:suppressAutoHyphens w:val="true"/>
               <w:spacing w:lineRule="auto" w:line="240" w:before="0" w:after="0"/>
               <w:jc w:val="center"/>
               <w:rPr>
@@ -774,6 +783,7 @@
             <w:pPr>
               <w:pStyle w:val="Normal"/>
               <w:widowControl/>
+              <w:suppressAutoHyphens w:val="true"/>
               <w:spacing w:lineRule="auto" w:line="240" w:before="0" w:after="0"/>
               <w:jc w:val="center"/>
               <w:rPr>
@@ -808,6 +818,7 @@
             <w:pPr>
               <w:pStyle w:val="Normal"/>
               <w:widowControl/>
+              <w:suppressAutoHyphens w:val="true"/>
               <w:spacing w:lineRule="auto" w:line="240" w:before="0" w:after="0"/>
               <w:jc w:val="center"/>
               <w:rPr>
@@ -845,6 +856,7 @@
             <w:pPr>
               <w:pStyle w:val="Normal"/>
               <w:widowControl/>
+              <w:suppressAutoHyphens w:val="true"/>
               <w:spacing w:lineRule="auto" w:line="240" w:before="0" w:after="0"/>
               <w:jc w:val="center"/>
               <w:rPr>
@@ -869,7 +881,7 @@
         </w:tc>
         <w:tc>
           <w:tcPr>
-            <w:tcW w:w="2175" w:type="dxa"/>
+            <w:tcW w:w="2174" w:type="dxa"/>
             <w:gridSpan w:val="2"/>
             <w:tcBorders/>
             <w:vAlign w:val="center"/>
@@ -878,6 +890,7 @@
             <w:pPr>
               <w:pStyle w:val="Normal"/>
               <w:widowControl/>
+              <w:suppressAutoHyphens w:val="true"/>
               <w:spacing w:lineRule="auto" w:line="240" w:before="0" w:after="0"/>
               <w:jc w:val="center"/>
               <w:rPr>
@@ -902,7 +915,7 @@
         </w:tc>
         <w:tc>
           <w:tcPr>
-            <w:tcW w:w="2387" w:type="dxa"/>
+            <w:tcW w:w="2388" w:type="dxa"/>
             <w:tcBorders/>
             <w:vAlign w:val="center"/>
           </w:tcPr>
@@ -910,6 +923,7 @@
             <w:pPr>
               <w:pStyle w:val="Normal"/>
               <w:widowControl/>
+              <w:suppressAutoHyphens w:val="true"/>
               <w:spacing w:lineRule="auto" w:line="240" w:before="0" w:after="0"/>
               <w:jc w:val="center"/>
               <w:rPr>
@@ -935,6 +949,7 @@
             <w:pPr>
               <w:pStyle w:val="Normal"/>
               <w:widowControl/>
+              <w:suppressAutoHyphens w:val="true"/>
               <w:spacing w:lineRule="auto" w:line="240" w:before="0" w:after="0"/>
               <w:jc w:val="center"/>
               <w:rPr>
@@ -960,6 +975,7 @@
             <w:pPr>
               <w:pStyle w:val="Normal"/>
               <w:widowControl/>
+              <w:suppressAutoHyphens w:val="true"/>
               <w:spacing w:lineRule="auto" w:line="240" w:before="0" w:after="0"/>
               <w:jc w:val="center"/>
               <w:rPr>
@@ -992,35 +1008,26 @@
             <w:pPr>
               <w:pStyle w:val="Normal"/>
               <w:widowControl/>
-              <w:spacing w:lineRule="auto" w:line="240" w:before="0" w:after="0"/>
-              <w:jc w:val="center"/>
-              <w:rPr>
-                <w:rFonts w:ascii="Calibri" w:hAnsi="Calibri" w:eastAsia="Calibri" w:cs=""/>
-                <w:kern w:val="0"/>
-                <w:sz w:val="22"/>
-                <w:szCs w:val="22"/>
-                <w:lang w:val="zxx" w:eastAsia="zxx" w:bidi="zxx"/>
-              </w:rPr>
-            </w:pPr>
-            <w:r>
-              <w:rPr>
-                <w:rFonts w:eastAsia="Calibri" w:cs=""/>
-                <w:kern w:val="0"/>
-                <w:sz w:val="22"/>
-                <w:szCs w:val="22"/>
-                <w:lang w:val="zxx" w:eastAsia="zxx" w:bidi="zxx"/>
-              </w:rPr>
-              <w:t>0.7043</w:t>
-            </w:r>
-            <w:r>
-              <w:rPr>
-                <w:rFonts w:eastAsia="Calibri" w:cs=""/>
-                <w:kern w:val="0"/>
-                <w:sz w:val="22"/>
-                <w:szCs w:val="22"/>
-                <w:lang w:val="zxx" w:eastAsia="zxx" w:bidi="zxx"/>
-              </w:rPr>
-              <w:t>0</w:t>
+              <w:suppressAutoHyphens w:val="true"/>
+              <w:spacing w:lineRule="auto" w:line="240" w:before="0" w:after="0"/>
+              <w:jc w:val="center"/>
+              <w:rPr>
+                <w:rFonts w:ascii="Calibri" w:hAnsi="Calibri" w:eastAsia="Calibri" w:cs=""/>
+                <w:kern w:val="0"/>
+                <w:sz w:val="22"/>
+                <w:szCs w:val="22"/>
+                <w:lang w:val="zxx" w:eastAsia="zxx" w:bidi="zxx"/>
+              </w:rPr>
+            </w:pPr>
+            <w:r>
+              <w:rPr>
+                <w:rFonts w:eastAsia="Calibri" w:cs=""/>
+                <w:kern w:val="0"/>
+                <w:sz w:val="22"/>
+                <w:szCs w:val="22"/>
+                <w:lang w:val="zxx" w:eastAsia="zxx" w:bidi="zxx"/>
+              </w:rPr>
+              <w:t>0.70430</w:t>
             </w:r>
           </w:p>
         </w:tc>
@@ -1036,6 +1043,7 @@
             <w:pPr>
               <w:pStyle w:val="Normal"/>
               <w:widowControl/>
+              <w:suppressAutoHyphens w:val="true"/>
               <w:spacing w:lineRule="auto" w:line="240" w:before="0" w:after="0"/>
               <w:jc w:val="center"/>
               <w:rPr>
@@ -1073,6 +1081,7 @@
             <w:pPr>
               <w:pStyle w:val="Normal"/>
               <w:widowControl/>
+              <w:suppressAutoHyphens w:val="true"/>
               <w:spacing w:lineRule="auto" w:line="240" w:before="0" w:after="0"/>
               <w:jc w:val="center"/>
               <w:rPr>
@@ -1097,7 +1106,7 @@
         </w:tc>
         <w:tc>
           <w:tcPr>
-            <w:tcW w:w="2175" w:type="dxa"/>
+            <w:tcW w:w="2174" w:type="dxa"/>
             <w:gridSpan w:val="2"/>
             <w:tcBorders/>
             <w:vAlign w:val="center"/>
@@ -1106,6 +1115,7 @@
             <w:pPr>
               <w:pStyle w:val="Normal"/>
               <w:widowControl/>
+              <w:suppressAutoHyphens w:val="true"/>
               <w:spacing w:lineRule="auto" w:line="240" w:before="0" w:after="0"/>
               <w:jc w:val="center"/>
               <w:rPr>
@@ -1130,7 +1140,7 @@
         </w:tc>
         <w:tc>
           <w:tcPr>
-            <w:tcW w:w="2387" w:type="dxa"/>
+            <w:tcW w:w="2388" w:type="dxa"/>
             <w:tcBorders/>
             <w:vAlign w:val="center"/>
           </w:tcPr>
@@ -1138,6 +1148,7 @@
             <w:pPr>
               <w:pStyle w:val="Normal"/>
               <w:widowControl/>
+              <w:suppressAutoHyphens w:val="true"/>
               <w:spacing w:lineRule="auto" w:line="240" w:before="0" w:after="0"/>
               <w:jc w:val="center"/>
               <w:rPr>
@@ -1163,6 +1174,7 @@
             <w:pPr>
               <w:pStyle w:val="Normal"/>
               <w:widowControl/>
+              <w:suppressAutoHyphens w:val="true"/>
               <w:spacing w:lineRule="auto" w:line="240" w:before="0" w:after="0"/>
               <w:jc w:val="center"/>
               <w:rPr>
@@ -1195,6 +1207,7 @@
             <w:pPr>
               <w:pStyle w:val="Normal"/>
               <w:widowControl/>
+              <w:suppressAutoHyphens w:val="true"/>
               <w:spacing w:lineRule="auto" w:line="240" w:before="0" w:after="0"/>
               <w:jc w:val="center"/>
               <w:rPr>
@@ -1229,6 +1242,7 @@
             <w:pPr>
               <w:pStyle w:val="Normal"/>
               <w:widowControl/>
+              <w:suppressAutoHyphens w:val="true"/>
               <w:spacing w:lineRule="auto" w:line="240" w:before="0" w:after="0"/>
               <w:jc w:val="center"/>
               <w:rPr>
@@ -1266,30 +1280,31 @@
             <w:pPr>
               <w:pStyle w:val="Normal"/>
               <w:widowControl/>
-              <w:spacing w:lineRule="auto" w:line="240" w:before="0" w:after="0"/>
-              <w:jc w:val="center"/>
-              <w:rPr>
-                <w:rFonts w:ascii="Calibri" w:hAnsi="Calibri" w:eastAsia="Calibri" w:cs=""/>
-                <w:kern w:val="0"/>
-                <w:sz w:val="22"/>
-                <w:szCs w:val="22"/>
-                <w:lang w:val="zxx" w:eastAsia="zxx" w:bidi="zxx"/>
-              </w:rPr>
-            </w:pPr>
-            <w:r>
-              <w:rPr>
-                <w:rFonts w:eastAsia="Calibri" w:cs=""/>
-                <w:kern w:val="0"/>
-                <w:sz w:val="22"/>
-                <w:szCs w:val="22"/>
-                <w:lang w:val="zxx" w:eastAsia="zxx" w:bidi="zxx"/>
-              </w:rPr>
-            </w:r>
-          </w:p>
-        </w:tc>
-        <w:tc>
-          <w:tcPr>
-            <w:tcW w:w="2175" w:type="dxa"/>
+              <w:suppressAutoHyphens w:val="true"/>
+              <w:spacing w:lineRule="auto" w:line="240" w:before="0" w:after="0"/>
+              <w:jc w:val="center"/>
+              <w:rPr>
+                <w:rFonts w:ascii="Calibri" w:hAnsi="Calibri" w:eastAsia="Calibri" w:cs=""/>
+                <w:kern w:val="0"/>
+                <w:sz w:val="22"/>
+                <w:szCs w:val="22"/>
+                <w:lang w:val="zxx" w:eastAsia="zxx" w:bidi="zxx"/>
+              </w:rPr>
+            </w:pPr>
+            <w:r>
+              <w:rPr>
+                <w:rFonts w:eastAsia="Calibri" w:cs=""/>
+                <w:kern w:val="0"/>
+                <w:sz w:val="22"/>
+                <w:szCs w:val="22"/>
+                <w:lang w:val="zxx" w:eastAsia="zxx" w:bidi="zxx"/>
+              </w:rPr>
+            </w:r>
+          </w:p>
+        </w:tc>
+        <w:tc>
+          <w:tcPr>
+            <w:tcW w:w="2174" w:type="dxa"/>
             <w:gridSpan w:val="2"/>
             <w:tcBorders/>
             <w:vAlign w:val="center"/>
@@ -1298,30 +1313,31 @@
             <w:pPr>
               <w:pStyle w:val="Normal"/>
               <w:widowControl/>
-              <w:spacing w:lineRule="auto" w:line="240" w:before="0" w:after="0"/>
-              <w:jc w:val="center"/>
-              <w:rPr>
-                <w:rFonts w:ascii="Calibri" w:hAnsi="Calibri" w:eastAsia="Calibri" w:cs=""/>
-                <w:kern w:val="0"/>
-                <w:sz w:val="22"/>
-                <w:szCs w:val="22"/>
-                <w:lang w:val="zxx" w:eastAsia="zxx" w:bidi="zxx"/>
-              </w:rPr>
-            </w:pPr>
-            <w:r>
-              <w:rPr>
-                <w:rFonts w:eastAsia="Calibri" w:cs=""/>
-                <w:kern w:val="0"/>
-                <w:sz w:val="22"/>
-                <w:szCs w:val="22"/>
-                <w:lang w:val="zxx" w:eastAsia="zxx" w:bidi="zxx"/>
-              </w:rPr>
-            </w:r>
-          </w:p>
-        </w:tc>
-        <w:tc>
-          <w:tcPr>
-            <w:tcW w:w="2387" w:type="dxa"/>
+              <w:suppressAutoHyphens w:val="true"/>
+              <w:spacing w:lineRule="auto" w:line="240" w:before="0" w:after="0"/>
+              <w:jc w:val="center"/>
+              <w:rPr>
+                <w:rFonts w:ascii="Calibri" w:hAnsi="Calibri" w:eastAsia="Calibri" w:cs=""/>
+                <w:kern w:val="0"/>
+                <w:sz w:val="22"/>
+                <w:szCs w:val="22"/>
+                <w:lang w:val="zxx" w:eastAsia="zxx" w:bidi="zxx"/>
+              </w:rPr>
+            </w:pPr>
+            <w:r>
+              <w:rPr>
+                <w:rFonts w:eastAsia="Calibri" w:cs=""/>
+                <w:kern w:val="0"/>
+                <w:sz w:val="22"/>
+                <w:szCs w:val="22"/>
+                <w:lang w:val="zxx" w:eastAsia="zxx" w:bidi="zxx"/>
+              </w:rPr>
+            </w:r>
+          </w:p>
+        </w:tc>
+        <w:tc>
+          <w:tcPr>
+            <w:tcW w:w="2388" w:type="dxa"/>
             <w:tcBorders/>
             <w:vAlign w:val="center"/>
           </w:tcPr>
@@ -1329,6 +1345,7 @@
             <w:pPr>
               <w:pStyle w:val="Normal"/>
               <w:widowControl/>
+              <w:suppressAutoHyphens w:val="true"/>
               <w:spacing w:lineRule="auto" w:line="240" w:before="0" w:after="0"/>
               <w:jc w:val="center"/>
               <w:rPr>
@@ -1360,6 +1377,7 @@
             <w:pPr>
               <w:pStyle w:val="Normal"/>
               <w:widowControl/>
+              <w:suppressAutoHyphens w:val="true"/>
               <w:spacing w:lineRule="auto" w:line="240" w:before="0" w:after="0"/>
               <w:jc w:val="center"/>
               <w:rPr>
@@ -1393,6 +1411,7 @@
             <w:pPr>
               <w:pStyle w:val="Normal"/>
               <w:widowControl/>
+              <w:suppressAutoHyphens w:val="true"/>
               <w:spacing w:lineRule="auto" w:line="240" w:before="0" w:after="0"/>
               <w:jc w:val="center"/>
               <w:rPr>
@@ -1429,30 +1448,31 @@
             <w:pPr>
               <w:pStyle w:val="Normal"/>
               <w:widowControl/>
-              <w:spacing w:lineRule="auto" w:line="240" w:before="0" w:after="0"/>
-              <w:jc w:val="center"/>
-              <w:rPr>
-                <w:rFonts w:ascii="Calibri" w:hAnsi="Calibri" w:eastAsia="Calibri" w:cs=""/>
-                <w:kern w:val="0"/>
-                <w:sz w:val="22"/>
-                <w:szCs w:val="22"/>
-                <w:lang w:val="zxx" w:eastAsia="zxx" w:bidi="zxx"/>
-              </w:rPr>
-            </w:pPr>
-            <w:r>
-              <w:rPr>
-                <w:rFonts w:eastAsia="Calibri" w:cs=""/>
-                <w:kern w:val="0"/>
-                <w:sz w:val="22"/>
-                <w:szCs w:val="22"/>
-                <w:lang w:val="zxx" w:eastAsia="zxx" w:bidi="zxx"/>
-              </w:rPr>
-            </w:r>
-          </w:p>
-        </w:tc>
-        <w:tc>
-          <w:tcPr>
-            <w:tcW w:w="2175" w:type="dxa"/>
+              <w:suppressAutoHyphens w:val="true"/>
+              <w:spacing w:lineRule="auto" w:line="240" w:before="0" w:after="0"/>
+              <w:jc w:val="center"/>
+              <w:rPr>
+                <w:rFonts w:ascii="Calibri" w:hAnsi="Calibri" w:eastAsia="Calibri" w:cs=""/>
+                <w:kern w:val="0"/>
+                <w:sz w:val="22"/>
+                <w:szCs w:val="22"/>
+                <w:lang w:val="zxx" w:eastAsia="zxx" w:bidi="zxx"/>
+              </w:rPr>
+            </w:pPr>
+            <w:r>
+              <w:rPr>
+                <w:rFonts w:eastAsia="Calibri" w:cs=""/>
+                <w:kern w:val="0"/>
+                <w:sz w:val="22"/>
+                <w:szCs w:val="22"/>
+                <w:lang w:val="zxx" w:eastAsia="zxx" w:bidi="zxx"/>
+              </w:rPr>
+            </w:r>
+          </w:p>
+        </w:tc>
+        <w:tc>
+          <w:tcPr>
+            <w:tcW w:w="2174" w:type="dxa"/>
             <w:gridSpan w:val="2"/>
             <w:tcBorders/>
             <w:vAlign w:val="center"/>
@@ -1461,30 +1481,31 @@
             <w:pPr>
               <w:pStyle w:val="Normal"/>
               <w:widowControl/>
-              <w:spacing w:lineRule="auto" w:line="240" w:before="0" w:after="0"/>
-              <w:jc w:val="center"/>
-              <w:rPr>
-                <w:rFonts w:ascii="Calibri" w:hAnsi="Calibri" w:eastAsia="Calibri" w:cs=""/>
-                <w:kern w:val="0"/>
-                <w:sz w:val="22"/>
-                <w:szCs w:val="22"/>
-                <w:lang w:val="zxx" w:eastAsia="zxx" w:bidi="zxx"/>
-              </w:rPr>
-            </w:pPr>
-            <w:r>
-              <w:rPr>
-                <w:rFonts w:eastAsia="Calibri" w:cs=""/>
-                <w:kern w:val="0"/>
-                <w:sz w:val="22"/>
-                <w:szCs w:val="22"/>
-                <w:lang w:val="zxx" w:eastAsia="zxx" w:bidi="zxx"/>
-              </w:rPr>
-            </w:r>
-          </w:p>
-        </w:tc>
-        <w:tc>
-          <w:tcPr>
-            <w:tcW w:w="2387" w:type="dxa"/>
+              <w:suppressAutoHyphens w:val="true"/>
+              <w:spacing w:lineRule="auto" w:line="240" w:before="0" w:after="0"/>
+              <w:jc w:val="center"/>
+              <w:rPr>
+                <w:rFonts w:ascii="Calibri" w:hAnsi="Calibri" w:eastAsia="Calibri" w:cs=""/>
+                <w:kern w:val="0"/>
+                <w:sz w:val="22"/>
+                <w:szCs w:val="22"/>
+                <w:lang w:val="zxx" w:eastAsia="zxx" w:bidi="zxx"/>
+              </w:rPr>
+            </w:pPr>
+            <w:r>
+              <w:rPr>
+                <w:rFonts w:eastAsia="Calibri" w:cs=""/>
+                <w:kern w:val="0"/>
+                <w:sz w:val="22"/>
+                <w:szCs w:val="22"/>
+                <w:lang w:val="zxx" w:eastAsia="zxx" w:bidi="zxx"/>
+              </w:rPr>
+            </w:r>
+          </w:p>
+        </w:tc>
+        <w:tc>
+          <w:tcPr>
+            <w:tcW w:w="2388" w:type="dxa"/>
             <w:tcBorders/>
             <w:vAlign w:val="center"/>
           </w:tcPr>
@@ -1492,6 +1513,7 @@
             <w:pPr>
               <w:pStyle w:val="Normal"/>
               <w:widowControl/>
+              <w:suppressAutoHyphens w:val="true"/>
               <w:spacing w:lineRule="auto" w:line="240" w:before="0" w:after="0"/>
               <w:jc w:val="center"/>
               <w:rPr>
@@ -1523,6 +1545,7 @@
             <w:pPr>
               <w:pStyle w:val="Normal"/>
               <w:widowControl/>
+              <w:suppressAutoHyphens w:val="true"/>
               <w:spacing w:lineRule="auto" w:line="240" w:before="0" w:after="0"/>
               <w:jc w:val="center"/>
               <w:rPr>
@@ -1556,6 +1579,7 @@
             <w:pPr>
               <w:pStyle w:val="Normal"/>
               <w:widowControl/>
+              <w:suppressAutoHyphens w:val="true"/>
               <w:spacing w:lineRule="auto" w:line="240" w:before="0" w:after="0"/>
               <w:jc w:val="center"/>
               <w:rPr>
@@ -1592,30 +1616,31 @@
             <w:pPr>
               <w:pStyle w:val="Normal"/>
               <w:widowControl/>
-              <w:spacing w:lineRule="auto" w:line="240" w:before="0" w:after="0"/>
-              <w:jc w:val="center"/>
-              <w:rPr>
-                <w:rFonts w:ascii="Calibri" w:hAnsi="Calibri" w:eastAsia="Calibri" w:cs=""/>
-                <w:kern w:val="0"/>
-                <w:sz w:val="22"/>
-                <w:szCs w:val="22"/>
-                <w:lang w:val="zxx" w:eastAsia="zxx" w:bidi="zxx"/>
-              </w:rPr>
-            </w:pPr>
-            <w:r>
-              <w:rPr>
-                <w:rFonts w:eastAsia="Calibri" w:cs=""/>
-                <w:kern w:val="0"/>
-                <w:sz w:val="22"/>
-                <w:szCs w:val="22"/>
-                <w:lang w:val="zxx" w:eastAsia="zxx" w:bidi="zxx"/>
-              </w:rPr>
-            </w:r>
-          </w:p>
-        </w:tc>
-        <w:tc>
-          <w:tcPr>
-            <w:tcW w:w="2175" w:type="dxa"/>
+              <w:suppressAutoHyphens w:val="true"/>
+              <w:spacing w:lineRule="auto" w:line="240" w:before="0" w:after="0"/>
+              <w:jc w:val="center"/>
+              <w:rPr>
+                <w:rFonts w:ascii="Calibri" w:hAnsi="Calibri" w:eastAsia="Calibri" w:cs=""/>
+                <w:kern w:val="0"/>
+                <w:sz w:val="22"/>
+                <w:szCs w:val="22"/>
+                <w:lang w:val="zxx" w:eastAsia="zxx" w:bidi="zxx"/>
+              </w:rPr>
+            </w:pPr>
+            <w:r>
+              <w:rPr>
+                <w:rFonts w:eastAsia="Calibri" w:cs=""/>
+                <w:kern w:val="0"/>
+                <w:sz w:val="22"/>
+                <w:szCs w:val="22"/>
+                <w:lang w:val="zxx" w:eastAsia="zxx" w:bidi="zxx"/>
+              </w:rPr>
+            </w:r>
+          </w:p>
+        </w:tc>
+        <w:tc>
+          <w:tcPr>
+            <w:tcW w:w="2174" w:type="dxa"/>
             <w:gridSpan w:val="2"/>
             <w:tcBorders/>
             <w:vAlign w:val="center"/>
@@ -1624,30 +1649,31 @@
             <w:pPr>
               <w:pStyle w:val="Normal"/>
               <w:widowControl/>
-              <w:spacing w:lineRule="auto" w:line="240" w:before="0" w:after="0"/>
-              <w:jc w:val="center"/>
-              <w:rPr>
-                <w:rFonts w:ascii="Calibri" w:hAnsi="Calibri" w:eastAsia="Calibri" w:cs=""/>
-                <w:kern w:val="0"/>
-                <w:sz w:val="22"/>
-                <w:szCs w:val="22"/>
-                <w:lang w:val="zxx" w:eastAsia="zxx" w:bidi="zxx"/>
-              </w:rPr>
-            </w:pPr>
-            <w:r>
-              <w:rPr>
-                <w:rFonts w:eastAsia="Calibri" w:cs=""/>
-                <w:kern w:val="0"/>
-                <w:sz w:val="22"/>
-                <w:szCs w:val="22"/>
-                <w:lang w:val="zxx" w:eastAsia="zxx" w:bidi="zxx"/>
-              </w:rPr>
-            </w:r>
-          </w:p>
-        </w:tc>
-        <w:tc>
-          <w:tcPr>
-            <w:tcW w:w="2387" w:type="dxa"/>
+              <w:suppressAutoHyphens w:val="true"/>
+              <w:spacing w:lineRule="auto" w:line="240" w:before="0" w:after="0"/>
+              <w:jc w:val="center"/>
+              <w:rPr>
+                <w:rFonts w:ascii="Calibri" w:hAnsi="Calibri" w:eastAsia="Calibri" w:cs=""/>
+                <w:kern w:val="0"/>
+                <w:sz w:val="22"/>
+                <w:szCs w:val="22"/>
+                <w:lang w:val="zxx" w:eastAsia="zxx" w:bidi="zxx"/>
+              </w:rPr>
+            </w:pPr>
+            <w:r>
+              <w:rPr>
+                <w:rFonts w:eastAsia="Calibri" w:cs=""/>
+                <w:kern w:val="0"/>
+                <w:sz w:val="22"/>
+                <w:szCs w:val="22"/>
+                <w:lang w:val="zxx" w:eastAsia="zxx" w:bidi="zxx"/>
+              </w:rPr>
+            </w:r>
+          </w:p>
+        </w:tc>
+        <w:tc>
+          <w:tcPr>
+            <w:tcW w:w="2388" w:type="dxa"/>
             <w:tcBorders/>
             <w:vAlign w:val="center"/>
           </w:tcPr>
@@ -1655,6 +1681,7 @@
             <w:pPr>
               <w:pStyle w:val="Normal"/>
               <w:widowControl/>
+              <w:suppressAutoHyphens w:val="true"/>
               <w:spacing w:lineRule="auto" w:line="240" w:before="0" w:after="0"/>
               <w:jc w:val="center"/>
               <w:rPr>
@@ -1686,6 +1713,7 @@
             <w:pPr>
               <w:pStyle w:val="Normal"/>
               <w:widowControl/>
+              <w:suppressAutoHyphens w:val="true"/>
               <w:spacing w:lineRule="auto" w:line="240" w:before="0" w:after="0"/>
               <w:jc w:val="center"/>
               <w:rPr>
@@ -1719,6 +1747,7 @@
             <w:pPr>
               <w:pStyle w:val="Normal"/>
               <w:widowControl/>
+              <w:suppressAutoHyphens w:val="true"/>
               <w:spacing w:lineRule="auto" w:line="240" w:before="0" w:after="0"/>
               <w:jc w:val="center"/>
               <w:rPr>
@@ -1755,30 +1784,31 @@
             <w:pPr>
               <w:pStyle w:val="Normal"/>
               <w:widowControl/>
-              <w:spacing w:lineRule="auto" w:line="240" w:before="0" w:after="0"/>
-              <w:jc w:val="center"/>
-              <w:rPr>
-                <w:rFonts w:ascii="Calibri" w:hAnsi="Calibri" w:eastAsia="Calibri" w:cs=""/>
-                <w:kern w:val="0"/>
-                <w:sz w:val="22"/>
-                <w:szCs w:val="22"/>
-                <w:lang w:val="zxx" w:eastAsia="zxx" w:bidi="zxx"/>
-              </w:rPr>
-            </w:pPr>
-            <w:r>
-              <w:rPr>
-                <w:rFonts w:eastAsia="Calibri" w:cs=""/>
-                <w:kern w:val="0"/>
-                <w:sz w:val="22"/>
-                <w:szCs w:val="22"/>
-                <w:lang w:val="zxx" w:eastAsia="zxx" w:bidi="zxx"/>
-              </w:rPr>
-            </w:r>
-          </w:p>
-        </w:tc>
-        <w:tc>
-          <w:tcPr>
-            <w:tcW w:w="2175" w:type="dxa"/>
+              <w:suppressAutoHyphens w:val="true"/>
+              <w:spacing w:lineRule="auto" w:line="240" w:before="0" w:after="0"/>
+              <w:jc w:val="center"/>
+              <w:rPr>
+                <w:rFonts w:ascii="Calibri" w:hAnsi="Calibri" w:eastAsia="Calibri" w:cs=""/>
+                <w:kern w:val="0"/>
+                <w:sz w:val="22"/>
+                <w:szCs w:val="22"/>
+                <w:lang w:val="zxx" w:eastAsia="zxx" w:bidi="zxx"/>
+              </w:rPr>
+            </w:pPr>
+            <w:r>
+              <w:rPr>
+                <w:rFonts w:eastAsia="Calibri" w:cs=""/>
+                <w:kern w:val="0"/>
+                <w:sz w:val="22"/>
+                <w:szCs w:val="22"/>
+                <w:lang w:val="zxx" w:eastAsia="zxx" w:bidi="zxx"/>
+              </w:rPr>
+            </w:r>
+          </w:p>
+        </w:tc>
+        <w:tc>
+          <w:tcPr>
+            <w:tcW w:w="2174" w:type="dxa"/>
             <w:gridSpan w:val="2"/>
             <w:tcBorders/>
             <w:vAlign w:val="center"/>
@@ -1787,30 +1817,31 @@
             <w:pPr>
               <w:pStyle w:val="Normal"/>
               <w:widowControl/>
-              <w:spacing w:lineRule="auto" w:line="240" w:before="0" w:after="0"/>
-              <w:jc w:val="center"/>
-              <w:rPr>
-                <w:rFonts w:ascii="Calibri" w:hAnsi="Calibri" w:eastAsia="Calibri" w:cs=""/>
-                <w:kern w:val="0"/>
-                <w:sz w:val="22"/>
-                <w:szCs w:val="22"/>
-                <w:lang w:val="zxx" w:eastAsia="zxx" w:bidi="zxx"/>
-              </w:rPr>
-            </w:pPr>
-            <w:r>
-              <w:rPr>
-                <w:rFonts w:eastAsia="Calibri" w:cs=""/>
-                <w:kern w:val="0"/>
-                <w:sz w:val="22"/>
-                <w:szCs w:val="22"/>
-                <w:lang w:val="zxx" w:eastAsia="zxx" w:bidi="zxx"/>
-              </w:rPr>
-            </w:r>
-          </w:p>
-        </w:tc>
-        <w:tc>
-          <w:tcPr>
-            <w:tcW w:w="2387" w:type="dxa"/>
+              <w:suppressAutoHyphens w:val="true"/>
+              <w:spacing w:lineRule="auto" w:line="240" w:before="0" w:after="0"/>
+              <w:jc w:val="center"/>
+              <w:rPr>
+                <w:rFonts w:ascii="Calibri" w:hAnsi="Calibri" w:eastAsia="Calibri" w:cs=""/>
+                <w:kern w:val="0"/>
+                <w:sz w:val="22"/>
+                <w:szCs w:val="22"/>
+                <w:lang w:val="zxx" w:eastAsia="zxx" w:bidi="zxx"/>
+              </w:rPr>
+            </w:pPr>
+            <w:r>
+              <w:rPr>
+                <w:rFonts w:eastAsia="Calibri" w:cs=""/>
+                <w:kern w:val="0"/>
+                <w:sz w:val="22"/>
+                <w:szCs w:val="22"/>
+                <w:lang w:val="zxx" w:eastAsia="zxx" w:bidi="zxx"/>
+              </w:rPr>
+            </w:r>
+          </w:p>
+        </w:tc>
+        <w:tc>
+          <w:tcPr>
+            <w:tcW w:w="2388" w:type="dxa"/>
             <w:tcBorders/>
             <w:vAlign w:val="center"/>
           </w:tcPr>
@@ -1818,6 +1849,7 @@
             <w:pPr>
               <w:pStyle w:val="Normal"/>
               <w:widowControl/>
+              <w:suppressAutoHyphens w:val="true"/>
               <w:spacing w:lineRule="auto" w:line="240" w:before="0" w:after="0"/>
               <w:jc w:val="center"/>
               <w:rPr>
@@ -1849,6 +1881,7 @@
             <w:pPr>
               <w:pStyle w:val="Normal"/>
               <w:widowControl/>
+              <w:suppressAutoHyphens w:val="true"/>
               <w:spacing w:lineRule="auto" w:line="240" w:before="0" w:after="0"/>
               <w:jc w:val="center"/>
               <w:rPr>
@@ -1882,6 +1915,7 @@
             <w:pPr>
               <w:pStyle w:val="Normal"/>
               <w:widowControl/>
+              <w:suppressAutoHyphens w:val="true"/>
               <w:spacing w:lineRule="auto" w:line="240" w:before="0" w:after="0"/>
               <w:jc w:val="center"/>
               <w:rPr>
@@ -1919,30 +1953,31 @@
             <w:pPr>
               <w:pStyle w:val="Normal"/>
               <w:widowControl/>
-              <w:spacing w:lineRule="auto" w:line="240" w:before="0" w:after="0"/>
-              <w:jc w:val="center"/>
-              <w:rPr>
-                <w:rFonts w:ascii="Calibri" w:hAnsi="Calibri" w:eastAsia="Calibri" w:cs=""/>
-                <w:kern w:val="0"/>
-                <w:sz w:val="22"/>
-                <w:szCs w:val="22"/>
-                <w:lang w:val="zxx" w:eastAsia="zxx" w:bidi="zxx"/>
-              </w:rPr>
-            </w:pPr>
-            <w:r>
-              <w:rPr>
-                <w:rFonts w:eastAsia="Calibri" w:cs=""/>
-                <w:kern w:val="0"/>
-                <w:sz w:val="22"/>
-                <w:szCs w:val="22"/>
-                <w:lang w:val="zxx" w:eastAsia="zxx" w:bidi="zxx"/>
-              </w:rPr>
-            </w:r>
-          </w:p>
-        </w:tc>
-        <w:tc>
-          <w:tcPr>
-            <w:tcW w:w="2175" w:type="dxa"/>
+              <w:suppressAutoHyphens w:val="true"/>
+              <w:spacing w:lineRule="auto" w:line="240" w:before="0" w:after="0"/>
+              <w:jc w:val="center"/>
+              <w:rPr>
+                <w:rFonts w:ascii="Calibri" w:hAnsi="Calibri" w:eastAsia="Calibri" w:cs=""/>
+                <w:kern w:val="0"/>
+                <w:sz w:val="22"/>
+                <w:szCs w:val="22"/>
+                <w:lang w:val="zxx" w:eastAsia="zxx" w:bidi="zxx"/>
+              </w:rPr>
+            </w:pPr>
+            <w:r>
+              <w:rPr>
+                <w:rFonts w:eastAsia="Calibri" w:cs=""/>
+                <w:kern w:val="0"/>
+                <w:sz w:val="22"/>
+                <w:szCs w:val="22"/>
+                <w:lang w:val="zxx" w:eastAsia="zxx" w:bidi="zxx"/>
+              </w:rPr>
+            </w:r>
+          </w:p>
+        </w:tc>
+        <w:tc>
+          <w:tcPr>
+            <w:tcW w:w="2174" w:type="dxa"/>
             <w:gridSpan w:val="2"/>
             <w:tcBorders>
               <w:bottom w:val="single" w:sz="24" w:space="0" w:color="000000"/>
@@ -1953,30 +1988,31 @@
             <w:pPr>
               <w:pStyle w:val="Normal"/>
               <w:widowControl/>
-              <w:spacing w:lineRule="auto" w:line="240" w:before="0" w:after="0"/>
-              <w:jc w:val="center"/>
-              <w:rPr>
-                <w:rFonts w:ascii="Calibri" w:hAnsi="Calibri" w:eastAsia="Calibri" w:cs=""/>
-                <w:kern w:val="0"/>
-                <w:sz w:val="22"/>
-                <w:szCs w:val="22"/>
-                <w:lang w:val="zxx" w:eastAsia="zxx" w:bidi="zxx"/>
-              </w:rPr>
-            </w:pPr>
-            <w:r>
-              <w:rPr>
-                <w:rFonts w:eastAsia="Calibri" w:cs=""/>
-                <w:kern w:val="0"/>
-                <w:sz w:val="22"/>
-                <w:szCs w:val="22"/>
-                <w:lang w:val="zxx" w:eastAsia="zxx" w:bidi="zxx"/>
-              </w:rPr>
-            </w:r>
-          </w:p>
-        </w:tc>
-        <w:tc>
-          <w:tcPr>
-            <w:tcW w:w="2387" w:type="dxa"/>
+              <w:suppressAutoHyphens w:val="true"/>
+              <w:spacing w:lineRule="auto" w:line="240" w:before="0" w:after="0"/>
+              <w:jc w:val="center"/>
+              <w:rPr>
+                <w:rFonts w:ascii="Calibri" w:hAnsi="Calibri" w:eastAsia="Calibri" w:cs=""/>
+                <w:kern w:val="0"/>
+                <w:sz w:val="22"/>
+                <w:szCs w:val="22"/>
+                <w:lang w:val="zxx" w:eastAsia="zxx" w:bidi="zxx"/>
+              </w:rPr>
+            </w:pPr>
+            <w:r>
+              <w:rPr>
+                <w:rFonts w:eastAsia="Calibri" w:cs=""/>
+                <w:kern w:val="0"/>
+                <w:sz w:val="22"/>
+                <w:szCs w:val="22"/>
+                <w:lang w:val="zxx" w:eastAsia="zxx" w:bidi="zxx"/>
+              </w:rPr>
+            </w:r>
+          </w:p>
+        </w:tc>
+        <w:tc>
+          <w:tcPr>
+            <w:tcW w:w="2388" w:type="dxa"/>
             <w:tcBorders>
               <w:bottom w:val="single" w:sz="24" w:space="0" w:color="000000"/>
             </w:tcBorders>
@@ -1986,6 +2022,7 @@
             <w:pPr>
               <w:pStyle w:val="Normal"/>
               <w:widowControl/>
+              <w:suppressAutoHyphens w:val="true"/>
               <w:spacing w:lineRule="auto" w:line="240" w:before="0" w:after="0"/>
               <w:jc w:val="center"/>
               <w:rPr>
@@ -2019,6 +2056,7 @@
             <w:pPr>
               <w:pStyle w:val="Normal"/>
               <w:widowControl/>
+              <w:suppressAutoHyphens w:val="true"/>
               <w:spacing w:lineRule="auto" w:line="240" w:before="0" w:after="0"/>
               <w:jc w:val="center"/>
               <w:rPr>
@@ -2053,6 +2091,7 @@
             <w:pPr>
               <w:pStyle w:val="Normal"/>
               <w:widowControl/>
+              <w:suppressAutoHyphens w:val="true"/>
               <w:spacing w:lineRule="auto" w:line="240" w:before="0" w:after="0"/>
               <w:jc w:val="center"/>
               <w:rPr>
@@ -2555,6 +2594,7 @@
     <w:qFormat/>
     <w:pPr>
       <w:widowControl/>
+      <w:suppressAutoHyphens w:val="true"/>
       <w:bidi w:val="0"/>
       <w:spacing w:lineRule="auto" w:line="259" w:before="0" w:after="160"/>
       <w:jc w:val="start"/>
@@ -2641,8 +2681,34 @@
       <w:rFonts w:cs="Lucida Sans"/>
     </w:rPr>
   </w:style>
-  <w:style w:type="paragraph" w:styleId="Contedodatabela">
-    <w:name w:val="Conteúdo da tabela"/>
+  <w:style w:type="paragraph" w:styleId="Ttulouser">
+    <w:name w:val="Título (user)"/>
+    <w:basedOn w:val="Normal"/>
+    <w:next w:val="BodyText"/>
+    <w:qFormat/>
+    <w:pPr>
+      <w:keepNext w:val="true"/>
+      <w:spacing w:before="240" w:after="120"/>
+    </w:pPr>
+    <w:rPr>
+      <w:rFonts w:ascii="Liberation Sans" w:hAnsi="Liberation Sans" w:eastAsia="Microsoft YaHei" w:cs="Lucida Sans"/>
+      <w:sz w:val="28"/>
+      <w:szCs w:val="28"/>
+    </w:rPr>
+  </w:style>
+  <w:style w:type="paragraph" w:styleId="ndiceuser">
+    <w:name w:val="Índice (user)"/>
+    <w:basedOn w:val="Normal"/>
+    <w:qFormat/>
+    <w:pPr>
+      <w:suppressLineNumbers/>
+    </w:pPr>
+    <w:rPr>
+      <w:rFonts w:cs="Lucida Sans"/>
+    </w:rPr>
+  </w:style>
+  <w:style w:type="paragraph" w:styleId="Contedodatabelauser">
+    <w:name w:val="Conteúdo da tabela (user)"/>
     <w:basedOn w:val="Normal"/>
     <w:qFormat/>
     <w:pPr>
@@ -2651,9 +2717,9 @@
     </w:pPr>
     <w:rPr/>
   </w:style>
-  <w:style w:type="paragraph" w:styleId="Ttulodetabela">
-    <w:name w:val="Título de tabela"/>
-    <w:basedOn w:val="Contedodatabela"/>
+  <w:style w:type="paragraph" w:styleId="Ttulodetabelauser">
+    <w:name w:val="Título de tabela (user)"/>
+    <w:basedOn w:val="Contedodatabelauser"/>
     <w:qFormat/>
     <w:pPr>
       <w:suppressLineNumbers/>
@@ -2664,8 +2730,8 @@
       <w:bCs/>
     </w:rPr>
   </w:style>
-  <w:style w:type="numbering" w:styleId="Semlista" w:default="1">
-    <w:name w:val="Sem lista"/>
+  <w:style w:type="numbering" w:styleId="Semlistauser" w:default="1">
+    <w:name w:val="Sem lista (user)"/>
     <w:uiPriority w:val="99"/>
     <w:semiHidden/>
     <w:unhideWhenUsed/>

--- a/algoritmos/resultados_regressao_filmes.docx
+++ b/algoritmos/resultados_regressao_filmes.docx
@@ -303,7 +303,7 @@
                 <w:szCs w:val="22"/>
                 <w:lang w:val="zxx" w:eastAsia="zxx" w:bidi="zxx"/>
               </w:rPr>
-              <w:t>10</w:t>
+              <w:t>8</w:t>
             </w:r>
           </w:p>
         </w:tc>
@@ -802,7 +802,7 @@
                 <w:szCs w:val="22"/>
                 <w:lang w:val="zxx" w:eastAsia="zxx" w:bidi="zxx"/>
               </w:rPr>
-              <w:t>0.69891</w:t>
+              <w:t>0.56638</w:t>
             </w:r>
           </w:p>
         </w:tc>
@@ -837,7 +837,7 @@
                 <w:szCs w:val="22"/>
                 <w:lang w:val="zxx" w:eastAsia="zxx" w:bidi="zxx"/>
               </w:rPr>
-              <w:t>87289281.73776</w:t>
+              <w:t>104752536.52792</w:t>
             </w:r>
           </w:p>
         </w:tc>
@@ -1027,7 +1027,7 @@
                 <w:szCs w:val="22"/>
                 <w:lang w:val="zxx" w:eastAsia="zxx" w:bidi="zxx"/>
               </w:rPr>
-              <w:t>0.70430</w:t>
+              <w:t>0.57303</w:t>
             </w:r>
           </w:p>
         </w:tc>
@@ -1062,7 +1062,7 @@
                 <w:szCs w:val="22"/>
                 <w:lang w:val="zxx" w:eastAsia="zxx" w:bidi="zxx"/>
               </w:rPr>
-              <w:t>86504618.69827</w:t>
+              <w:t>103945587.88449</w:t>
             </w:r>
           </w:p>
         </w:tc>
@@ -1085,16 +1085,15 @@
               <w:spacing w:lineRule="auto" w:line="240" w:before="0" w:after="0"/>
               <w:jc w:val="center"/>
               <w:rPr>
-                <w:rFonts w:ascii="Calibri" w:hAnsi="Calibri" w:eastAsia="Calibri" w:cs=""/>
-                <w:kern w:val="0"/>
-                <w:sz w:val="22"/>
-                <w:szCs w:val="22"/>
-                <w:lang w:val="zxx" w:eastAsia="zxx" w:bidi="zxx"/>
-              </w:rPr>
-            </w:pPr>
-            <w:r>
-              <w:rPr>
-                <w:rFonts w:eastAsia="Calibri" w:cs=""/>
+                <w:b/>
+                <w:bCs/>
+              </w:rPr>
+            </w:pPr>
+            <w:r>
+              <w:rPr>
+                <w:rFonts w:eastAsia="Calibri" w:cs=""/>
+                <w:b/>
+                <w:bCs/>
                 <w:kern w:val="0"/>
                 <w:sz w:val="22"/>
                 <w:szCs w:val="22"/>
@@ -1119,16 +1118,15 @@
               <w:spacing w:lineRule="auto" w:line="240" w:before="0" w:after="0"/>
               <w:jc w:val="center"/>
               <w:rPr>
-                <w:rFonts w:ascii="Calibri" w:hAnsi="Calibri" w:eastAsia="Calibri" w:cs=""/>
-                <w:kern w:val="0"/>
-                <w:sz w:val="22"/>
-                <w:szCs w:val="22"/>
-                <w:lang w:val="zxx" w:eastAsia="zxx" w:bidi="zxx"/>
-              </w:rPr>
-            </w:pPr>
-            <w:r>
-              <w:rPr>
-                <w:rFonts w:eastAsia="Calibri" w:cs=""/>
+                <w:b/>
+                <w:bCs/>
+              </w:rPr>
+            </w:pPr>
+            <w:r>
+              <w:rPr>
+                <w:rFonts w:eastAsia="Calibri" w:cs=""/>
+                <w:b/>
+                <w:bCs/>
                 <w:kern w:val="0"/>
                 <w:sz w:val="22"/>
                 <w:szCs w:val="22"/>
@@ -1152,16 +1150,15 @@
               <w:spacing w:lineRule="auto" w:line="240" w:before="0" w:after="0"/>
               <w:jc w:val="center"/>
               <w:rPr>
-                <w:rFonts w:ascii="Calibri" w:hAnsi="Calibri" w:eastAsia="Calibri" w:cs=""/>
-                <w:kern w:val="0"/>
-                <w:sz w:val="22"/>
-                <w:szCs w:val="22"/>
-                <w:lang w:val="zxx" w:eastAsia="zxx" w:bidi="zxx"/>
-              </w:rPr>
-            </w:pPr>
-            <w:r>
-              <w:rPr>
-                <w:rFonts w:eastAsia="Calibri" w:cs=""/>
+                <w:b/>
+                <w:bCs/>
+              </w:rPr>
+            </w:pPr>
+            <w:r>
+              <w:rPr>
+                <w:rFonts w:eastAsia="Calibri" w:cs=""/>
+                <w:b/>
+                <w:bCs/>
                 <w:kern w:val="0"/>
                 <w:sz w:val="22"/>
                 <w:szCs w:val="22"/>
@@ -1178,16 +1175,15 @@
               <w:spacing w:lineRule="auto" w:line="240" w:before="0" w:after="0"/>
               <w:jc w:val="center"/>
               <w:rPr>
-                <w:rFonts w:ascii="Calibri" w:hAnsi="Calibri" w:eastAsia="Calibri" w:cs=""/>
-                <w:kern w:val="0"/>
-                <w:sz w:val="22"/>
-                <w:szCs w:val="22"/>
-                <w:lang w:val="zxx" w:eastAsia="zxx" w:bidi="zxx"/>
-              </w:rPr>
-            </w:pPr>
-            <w:r>
-              <w:rPr>
-                <w:rFonts w:eastAsia="Calibri" w:cs=""/>
+                <w:b/>
+                <w:bCs/>
+              </w:rPr>
+            </w:pPr>
+            <w:r>
+              <w:rPr>
+                <w:rFonts w:eastAsia="Calibri" w:cs=""/>
+                <w:b/>
+                <w:bCs/>
                 <w:kern w:val="0"/>
                 <w:sz w:val="22"/>
                 <w:szCs w:val="22"/>
@@ -1211,22 +1207,21 @@
               <w:spacing w:lineRule="auto" w:line="240" w:before="0" w:after="0"/>
               <w:jc w:val="center"/>
               <w:rPr>
-                <w:rFonts w:ascii="Calibri" w:hAnsi="Calibri" w:eastAsia="Calibri" w:cs=""/>
-                <w:kern w:val="0"/>
-                <w:sz w:val="22"/>
-                <w:szCs w:val="22"/>
-                <w:lang w:val="zxx" w:eastAsia="zxx" w:bidi="zxx"/>
-              </w:rPr>
-            </w:pPr>
-            <w:r>
-              <w:rPr>
-                <w:rFonts w:eastAsia="Calibri" w:cs=""/>
-                <w:kern w:val="0"/>
-                <w:sz w:val="22"/>
-                <w:szCs w:val="22"/>
-                <w:lang w:val="zxx" w:eastAsia="zxx" w:bidi="zxx"/>
-              </w:rPr>
-              <w:t>0.70433</w:t>
+                <w:b/>
+                <w:bCs/>
+              </w:rPr>
+            </w:pPr>
+            <w:r>
+              <w:rPr>
+                <w:rFonts w:eastAsia="Calibri" w:cs=""/>
+                <w:b/>
+                <w:bCs/>
+                <w:kern w:val="0"/>
+                <w:sz w:val="22"/>
+                <w:szCs w:val="22"/>
+                <w:lang w:val="zxx" w:eastAsia="zxx" w:bidi="zxx"/>
+              </w:rPr>
+              <w:t>0.57303</w:t>
             </w:r>
           </w:p>
         </w:tc>
@@ -1246,22 +1241,21 @@
               <w:spacing w:lineRule="auto" w:line="240" w:before="0" w:after="0"/>
               <w:jc w:val="center"/>
               <w:rPr>
-                <w:rFonts w:ascii="Calibri" w:hAnsi="Calibri" w:eastAsia="Calibri" w:cs=""/>
-                <w:kern w:val="0"/>
-                <w:sz w:val="22"/>
-                <w:szCs w:val="22"/>
-                <w:lang w:val="zxx" w:eastAsia="zxx" w:bidi="zxx"/>
-              </w:rPr>
-            </w:pPr>
-            <w:r>
-              <w:rPr>
-                <w:rFonts w:eastAsia="Calibri" w:cs=""/>
-                <w:kern w:val="0"/>
-                <w:sz w:val="22"/>
-                <w:szCs w:val="22"/>
-                <w:lang w:val="zxx" w:eastAsia="zxx" w:bidi="zxx"/>
-              </w:rPr>
-              <w:t>86500347.11165</w:t>
+                <w:b/>
+                <w:bCs/>
+              </w:rPr>
+            </w:pPr>
+            <w:r>
+              <w:rPr>
+                <w:rFonts w:eastAsia="Calibri" w:cs=""/>
+                <w:b/>
+                <w:bCs/>
+                <w:kern w:val="0"/>
+                <w:sz w:val="22"/>
+                <w:szCs w:val="22"/>
+                <w:lang w:val="zxx" w:eastAsia="zxx" w:bidi="zxx"/>
+              </w:rPr>
+              <w:t>103945577.88311</w:t>
             </w:r>
           </w:p>
         </w:tc>
@@ -1292,13 +1286,12 @@
               </w:rPr>
             </w:pPr>
             <w:r>
-              <w:rPr>
-                <w:rFonts w:eastAsia="Calibri" w:cs=""/>
-                <w:kern w:val="0"/>
-                <w:sz w:val="22"/>
-                <w:szCs w:val="22"/>
-                <w:lang w:val="zxx" w:eastAsia="zxx" w:bidi="zxx"/>
-              </w:rPr>
+              <w:rPr/>
+              <w:t xml:space="preserve">Regressão Linear </w:t>
+            </w:r>
+            <w:r>
+              <w:rPr/>
+              <w:t>Polinomial</w:t>
             </w:r>
           </w:p>
         </w:tc>
@@ -1332,6 +1325,7 @@
                 <w:szCs w:val="22"/>
                 <w:lang w:val="zxx" w:eastAsia="zxx" w:bidi="zxx"/>
               </w:rPr>
+              <w:t>degree = 2</w:t>
             </w:r>
           </w:p>
         </w:tc>
@@ -1364,6 +1358,53 @@
                 <w:szCs w:val="22"/>
                 <w:lang w:val="zxx" w:eastAsia="zxx" w:bidi="zxx"/>
               </w:rPr>
+              <w:t>LabelEncoder</w:t>
+            </w:r>
+          </w:p>
+          <w:p>
+            <w:pPr>
+              <w:pStyle w:val="Normal"/>
+              <w:widowControl/>
+              <w:suppressAutoHyphens w:val="true"/>
+              <w:spacing w:lineRule="auto" w:line="240" w:before="0" w:after="0"/>
+              <w:jc w:val="center"/>
+              <w:rPr>
+                <w:rFonts w:ascii="Calibri" w:hAnsi="Calibri" w:eastAsia="Calibri" w:cs=""/>
+                <w:kern w:val="0"/>
+                <w:sz w:val="22"/>
+                <w:szCs w:val="22"/>
+                <w:lang w:val="zxx" w:eastAsia="zxx" w:bidi="zxx"/>
+              </w:rPr>
+            </w:pPr>
+            <w:r>
+              <w:rPr>
+                <w:rFonts w:eastAsia="Calibri" w:cs=""/>
+                <w:kern w:val="0"/>
+                <w:sz w:val="22"/>
+                <w:szCs w:val="22"/>
+                <w:lang w:val="zxx" w:eastAsia="zxx" w:bidi="zxx"/>
+              </w:rPr>
+              <w:t>Variáveis Dummy</w:t>
+            </w:r>
+          </w:p>
+          <w:p>
+            <w:pPr>
+              <w:pStyle w:val="Normal"/>
+              <w:widowControl/>
+              <w:suppressAutoHyphens w:val="true"/>
+              <w:spacing w:lineRule="auto" w:line="240" w:before="0" w:after="0"/>
+              <w:jc w:val="center"/>
+              <w:rPr>
+                <w:rFonts w:ascii="Calibri" w:hAnsi="Calibri" w:eastAsia="Calibri" w:cs=""/>
+                <w:kern w:val="0"/>
+                <w:sz w:val="22"/>
+                <w:szCs w:val="22"/>
+                <w:lang w:val="zxx" w:eastAsia="zxx" w:bidi="zxx"/>
+              </w:rPr>
+            </w:pPr>
+            <w:r>
+              <w:rPr/>
+              <w:t>Padronização</w:t>
             </w:r>
           </w:p>
         </w:tc>
@@ -1396,6 +1437,7 @@
                 <w:szCs w:val="22"/>
                 <w:lang w:val="zxx" w:eastAsia="zxx" w:bidi="zxx"/>
               </w:rPr>
+              <w:t>0.58868</w:t>
             </w:r>
           </w:p>
         </w:tc>
@@ -1430,6 +1472,7 @@
                 <w:szCs w:val="22"/>
                 <w:lang w:val="zxx" w:eastAsia="zxx" w:bidi="zxx"/>
               </w:rPr>
+              <w:t>102023253.22718</w:t>
             </w:r>
           </w:p>
         </w:tc>
@@ -1460,13 +1503,12 @@
               </w:rPr>
             </w:pPr>
             <w:r>
-              <w:rPr>
-                <w:rFonts w:eastAsia="Calibri" w:cs=""/>
-                <w:kern w:val="0"/>
-                <w:sz w:val="22"/>
-                <w:szCs w:val="22"/>
-                <w:lang w:val="zxx" w:eastAsia="zxx" w:bidi="zxx"/>
-              </w:rPr>
+              <w:rPr/>
+              <w:t xml:space="preserve">Regressão Linear </w:t>
+            </w:r>
+            <w:r>
+              <w:rPr/>
+              <w:t>Polinomial</w:t>
             </w:r>
           </w:p>
         </w:tc>
@@ -1500,6 +1542,17 @@
                 <w:szCs w:val="22"/>
                 <w:lang w:val="zxx" w:eastAsia="zxx" w:bidi="zxx"/>
               </w:rPr>
+              <w:t xml:space="preserve">degree = </w:t>
+            </w:r>
+            <w:r>
+              <w:rPr>
+                <w:rFonts w:eastAsia="Calibri" w:cs=""/>
+                <w:kern w:val="0"/>
+                <w:sz w:val="22"/>
+                <w:szCs w:val="22"/>
+                <w:lang w:val="zxx" w:eastAsia="zxx" w:bidi="zxx"/>
+              </w:rPr>
+              <w:t>3</w:t>
             </w:r>
           </w:p>
         </w:tc>
@@ -1532,6 +1585,53 @@
                 <w:szCs w:val="22"/>
                 <w:lang w:val="zxx" w:eastAsia="zxx" w:bidi="zxx"/>
               </w:rPr>
+              <w:t>LabelEncoder</w:t>
+            </w:r>
+          </w:p>
+          <w:p>
+            <w:pPr>
+              <w:pStyle w:val="Normal"/>
+              <w:widowControl/>
+              <w:suppressAutoHyphens w:val="true"/>
+              <w:spacing w:lineRule="auto" w:line="240" w:before="0" w:after="0"/>
+              <w:jc w:val="center"/>
+              <w:rPr>
+                <w:rFonts w:ascii="Calibri" w:hAnsi="Calibri" w:eastAsia="Calibri" w:cs=""/>
+                <w:kern w:val="0"/>
+                <w:sz w:val="22"/>
+                <w:szCs w:val="22"/>
+                <w:lang w:val="zxx" w:eastAsia="zxx" w:bidi="zxx"/>
+              </w:rPr>
+            </w:pPr>
+            <w:r>
+              <w:rPr>
+                <w:rFonts w:eastAsia="Calibri" w:cs=""/>
+                <w:kern w:val="0"/>
+                <w:sz w:val="22"/>
+                <w:szCs w:val="22"/>
+                <w:lang w:val="zxx" w:eastAsia="zxx" w:bidi="zxx"/>
+              </w:rPr>
+              <w:t>Variáveis Dummy</w:t>
+            </w:r>
+          </w:p>
+          <w:p>
+            <w:pPr>
+              <w:pStyle w:val="Normal"/>
+              <w:widowControl/>
+              <w:suppressAutoHyphens w:val="true"/>
+              <w:spacing w:lineRule="auto" w:line="240" w:before="0" w:after="0"/>
+              <w:jc w:val="center"/>
+              <w:rPr>
+                <w:rFonts w:ascii="Calibri" w:hAnsi="Calibri" w:eastAsia="Calibri" w:cs=""/>
+                <w:kern w:val="0"/>
+                <w:sz w:val="22"/>
+                <w:szCs w:val="22"/>
+                <w:lang w:val="zxx" w:eastAsia="zxx" w:bidi="zxx"/>
+              </w:rPr>
+            </w:pPr>
+            <w:r>
+              <w:rPr/>
+              <w:t>Padronização</w:t>
             </w:r>
           </w:p>
         </w:tc>
@@ -1564,6 +1664,7 @@
                 <w:szCs w:val="22"/>
                 <w:lang w:val="zxx" w:eastAsia="zxx" w:bidi="zxx"/>
               </w:rPr>
+              <w:t>0.58071</w:t>
             </w:r>
           </w:p>
         </w:tc>
@@ -1598,6 +1699,7 @@
                 <w:szCs w:val="22"/>
                 <w:lang w:val="zxx" w:eastAsia="zxx" w:bidi="zxx"/>
               </w:rPr>
+              <w:t>103007044.86918</w:t>
             </w:r>
           </w:p>
         </w:tc>
@@ -1620,21 +1722,23 @@
               <w:spacing w:lineRule="auto" w:line="240" w:before="0" w:after="0"/>
               <w:jc w:val="center"/>
               <w:rPr>
-                <w:rFonts w:ascii="Calibri" w:hAnsi="Calibri" w:eastAsia="Calibri" w:cs=""/>
-                <w:kern w:val="0"/>
-                <w:sz w:val="22"/>
-                <w:szCs w:val="22"/>
-                <w:lang w:val="zxx" w:eastAsia="zxx" w:bidi="zxx"/>
-              </w:rPr>
-            </w:pPr>
-            <w:r>
-              <w:rPr>
-                <w:rFonts w:eastAsia="Calibri" w:cs=""/>
-                <w:kern w:val="0"/>
-                <w:sz w:val="22"/>
-                <w:szCs w:val="22"/>
-                <w:lang w:val="zxx" w:eastAsia="zxx" w:bidi="zxx"/>
-              </w:rPr>
+                <w:b/>
+                <w:bCs/>
+              </w:rPr>
+            </w:pPr>
+            <w:r>
+              <w:rPr>
+                <w:b/>
+                <w:bCs/>
+              </w:rPr>
+              <w:t xml:space="preserve">Regressão Linear </w:t>
+            </w:r>
+            <w:r>
+              <w:rPr>
+                <w:b/>
+                <w:bCs/>
+              </w:rPr>
+              <w:t>Polinomial</w:t>
             </w:r>
           </w:p>
         </w:tc>
@@ -1654,20 +1758,37 @@
               <w:jc w:val="center"/>
               <w:rPr>
                 <w:rFonts w:ascii="Calibri" w:hAnsi="Calibri" w:eastAsia="Calibri" w:cs=""/>
-                <w:kern w:val="0"/>
-                <w:sz w:val="22"/>
-                <w:szCs w:val="22"/>
-                <w:lang w:val="zxx" w:eastAsia="zxx" w:bidi="zxx"/>
-              </w:rPr>
-            </w:pPr>
-            <w:r>
-              <w:rPr>
-                <w:rFonts w:eastAsia="Calibri" w:cs=""/>
-                <w:kern w:val="0"/>
-                <w:sz w:val="22"/>
-                <w:szCs w:val="22"/>
-                <w:lang w:val="zxx" w:eastAsia="zxx" w:bidi="zxx"/>
-              </w:rPr>
+                <w:b/>
+                <w:bCs/>
+                <w:kern w:val="0"/>
+                <w:sz w:val="22"/>
+                <w:szCs w:val="22"/>
+                <w:lang w:val="zxx" w:eastAsia="zxx" w:bidi="zxx"/>
+              </w:rPr>
+            </w:pPr>
+            <w:r>
+              <w:rPr>
+                <w:rFonts w:eastAsia="Calibri" w:cs=""/>
+                <w:b/>
+                <w:bCs/>
+                <w:kern w:val="0"/>
+                <w:sz w:val="22"/>
+                <w:szCs w:val="22"/>
+                <w:lang w:val="zxx" w:eastAsia="zxx" w:bidi="zxx"/>
+              </w:rPr>
+              <w:t xml:space="preserve">degree = </w:t>
+            </w:r>
+            <w:r>
+              <w:rPr>
+                <w:rFonts w:eastAsia="Calibri" w:cs=""/>
+                <w:b/>
+                <w:bCs/>
+                <w:kern w:val="0"/>
+                <w:sz w:val="22"/>
+                <w:szCs w:val="22"/>
+                <w:lang w:val="zxx" w:eastAsia="zxx" w:bidi="zxx"/>
+              </w:rPr>
+              <w:t>2</w:t>
             </w:r>
           </w:p>
         </w:tc>
@@ -1685,21 +1806,46 @@
               <w:spacing w:lineRule="auto" w:line="240" w:before="0" w:after="0"/>
               <w:jc w:val="center"/>
               <w:rPr>
-                <w:rFonts w:ascii="Calibri" w:hAnsi="Calibri" w:eastAsia="Calibri" w:cs=""/>
-                <w:kern w:val="0"/>
-                <w:sz w:val="22"/>
-                <w:szCs w:val="22"/>
-                <w:lang w:val="zxx" w:eastAsia="zxx" w:bidi="zxx"/>
-              </w:rPr>
-            </w:pPr>
-            <w:r>
-              <w:rPr>
-                <w:rFonts w:eastAsia="Calibri" w:cs=""/>
-                <w:kern w:val="0"/>
-                <w:sz w:val="22"/>
-                <w:szCs w:val="22"/>
-                <w:lang w:val="zxx" w:eastAsia="zxx" w:bidi="zxx"/>
-              </w:rPr>
+                <w:b/>
+                <w:bCs/>
+              </w:rPr>
+            </w:pPr>
+            <w:r>
+              <w:rPr>
+                <w:rFonts w:eastAsia="Calibri" w:cs=""/>
+                <w:b/>
+                <w:bCs/>
+                <w:kern w:val="0"/>
+                <w:sz w:val="22"/>
+                <w:szCs w:val="22"/>
+                <w:lang w:val="zxx" w:eastAsia="zxx" w:bidi="zxx"/>
+              </w:rPr>
+              <w:t>LabelEncoder</w:t>
+            </w:r>
+          </w:p>
+          <w:p>
+            <w:pPr>
+              <w:pStyle w:val="Normal"/>
+              <w:widowControl/>
+              <w:suppressAutoHyphens w:val="true"/>
+              <w:spacing w:lineRule="auto" w:line="240" w:before="0" w:after="0"/>
+              <w:jc w:val="center"/>
+              <w:rPr>
+                <w:b/>
+                <w:bCs/>
+              </w:rPr>
+            </w:pPr>
+            <w:r>
+              <w:rPr>
+                <w:rFonts w:eastAsia="Calibri" w:cs=""/>
+                <w:b/>
+                <w:bCs/>
+                <w:kern w:val="0"/>
+                <w:sz w:val="22"/>
+                <w:szCs w:val="22"/>
+                <w:lang w:val="zxx" w:eastAsia="zxx" w:bidi="zxx"/>
+              </w:rPr>
+              <w:t>Variáveis Dummy</w:t>
             </w:r>
           </w:p>
         </w:tc>
@@ -1718,20 +1864,25 @@
               <w:jc w:val="center"/>
               <w:rPr>
                 <w:rFonts w:ascii="Calibri" w:hAnsi="Calibri" w:eastAsia="Calibri" w:cs=""/>
-                <w:kern w:val="0"/>
-                <w:sz w:val="22"/>
-                <w:szCs w:val="22"/>
-                <w:lang w:val="zxx" w:eastAsia="zxx" w:bidi="zxx"/>
-              </w:rPr>
-            </w:pPr>
-            <w:r>
-              <w:rPr>
-                <w:rFonts w:eastAsia="Calibri" w:cs=""/>
-                <w:kern w:val="0"/>
-                <w:sz w:val="22"/>
-                <w:szCs w:val="22"/>
-                <w:lang w:val="zxx" w:eastAsia="zxx" w:bidi="zxx"/>
-              </w:rPr>
+                <w:b/>
+                <w:bCs/>
+                <w:kern w:val="0"/>
+                <w:sz w:val="22"/>
+                <w:szCs w:val="22"/>
+                <w:lang w:val="zxx" w:eastAsia="zxx" w:bidi="zxx"/>
+              </w:rPr>
+            </w:pPr>
+            <w:r>
+              <w:rPr>
+                <w:rFonts w:eastAsia="Calibri" w:cs=""/>
+                <w:b/>
+                <w:bCs/>
+                <w:kern w:val="0"/>
+                <w:sz w:val="22"/>
+                <w:szCs w:val="22"/>
+                <w:lang w:val="zxx" w:eastAsia="zxx" w:bidi="zxx"/>
+              </w:rPr>
+              <w:t>0.58997</w:t>
             </w:r>
           </w:p>
         </w:tc>
@@ -1752,20 +1903,25 @@
               <w:jc w:val="center"/>
               <w:rPr>
                 <w:rFonts w:ascii="Calibri" w:hAnsi="Calibri" w:eastAsia="Calibri" w:cs=""/>
-                <w:kern w:val="0"/>
-                <w:sz w:val="22"/>
-                <w:szCs w:val="22"/>
-                <w:lang w:val="zxx" w:eastAsia="zxx" w:bidi="zxx"/>
-              </w:rPr>
-            </w:pPr>
-            <w:r>
-              <w:rPr>
-                <w:rFonts w:eastAsia="Calibri" w:cs=""/>
-                <w:kern w:val="0"/>
-                <w:sz w:val="22"/>
-                <w:szCs w:val="22"/>
-                <w:lang w:val="zxx" w:eastAsia="zxx" w:bidi="zxx"/>
-              </w:rPr>
+                <w:b/>
+                <w:bCs/>
+                <w:kern w:val="0"/>
+                <w:sz w:val="22"/>
+                <w:szCs w:val="22"/>
+                <w:lang w:val="zxx" w:eastAsia="zxx" w:bidi="zxx"/>
+              </w:rPr>
+            </w:pPr>
+            <w:r>
+              <w:rPr>
+                <w:rFonts w:eastAsia="Calibri" w:cs=""/>
+                <w:b/>
+                <w:bCs/>
+                <w:kern w:val="0"/>
+                <w:sz w:val="22"/>
+                <w:szCs w:val="22"/>
+                <w:lang w:val="zxx" w:eastAsia="zxx" w:bidi="zxx"/>
+              </w:rPr>
+              <w:t>101863370.30331</w:t>
             </w:r>
           </w:p>
         </w:tc>
@@ -1796,13 +1952,12 @@
               </w:rPr>
             </w:pPr>
             <w:r>
-              <w:rPr>
-                <w:rFonts w:eastAsia="Calibri" w:cs=""/>
-                <w:kern w:val="0"/>
-                <w:sz w:val="22"/>
-                <w:szCs w:val="22"/>
-                <w:lang w:val="zxx" w:eastAsia="zxx" w:bidi="zxx"/>
-              </w:rPr>
+              <w:rPr/>
+              <w:t xml:space="preserve">Regressão Linear </w:t>
+            </w:r>
+            <w:r>
+              <w:rPr/>
+              <w:t>Polinomial</w:t>
             </w:r>
           </w:p>
         </w:tc>
@@ -1836,6 +1991,17 @@
                 <w:szCs w:val="22"/>
                 <w:lang w:val="zxx" w:eastAsia="zxx" w:bidi="zxx"/>
               </w:rPr>
+              <w:t xml:space="preserve">degree = </w:t>
+            </w:r>
+            <w:r>
+              <w:rPr>
+                <w:rFonts w:eastAsia="Calibri" w:cs=""/>
+                <w:kern w:val="0"/>
+                <w:sz w:val="22"/>
+                <w:szCs w:val="22"/>
+                <w:lang w:val="zxx" w:eastAsia="zxx" w:bidi="zxx"/>
+              </w:rPr>
+              <w:t>3</w:t>
             </w:r>
           </w:p>
         </w:tc>
@@ -1868,6 +2034,33 @@
                 <w:szCs w:val="22"/>
                 <w:lang w:val="zxx" w:eastAsia="zxx" w:bidi="zxx"/>
               </w:rPr>
+              <w:t>LabelEncoder</w:t>
+            </w:r>
+          </w:p>
+          <w:p>
+            <w:pPr>
+              <w:pStyle w:val="Normal"/>
+              <w:widowControl/>
+              <w:suppressAutoHyphens w:val="true"/>
+              <w:spacing w:lineRule="auto" w:line="240" w:before="0" w:after="0"/>
+              <w:jc w:val="center"/>
+              <w:rPr>
+                <w:rFonts w:ascii="Calibri" w:hAnsi="Calibri" w:eastAsia="Calibri" w:cs=""/>
+                <w:kern w:val="0"/>
+                <w:sz w:val="22"/>
+                <w:szCs w:val="22"/>
+                <w:lang w:val="zxx" w:eastAsia="zxx" w:bidi="zxx"/>
+              </w:rPr>
+            </w:pPr>
+            <w:r>
+              <w:rPr>
+                <w:rFonts w:eastAsia="Calibri" w:cs=""/>
+                <w:kern w:val="0"/>
+                <w:sz w:val="22"/>
+                <w:szCs w:val="22"/>
+                <w:lang w:val="zxx" w:eastAsia="zxx" w:bidi="zxx"/>
+              </w:rPr>
+              <w:t>Variáveis Dummy</w:t>
             </w:r>
           </w:p>
         </w:tc>
@@ -1900,6 +2093,7 @@
                 <w:szCs w:val="22"/>
                 <w:lang w:val="zxx" w:eastAsia="zxx" w:bidi="zxx"/>
               </w:rPr>
+              <w:t>0.58997</w:t>
             </w:r>
           </w:p>
         </w:tc>
@@ -1934,6 +2128,7 @@
                 <w:szCs w:val="22"/>
                 <w:lang w:val="zxx" w:eastAsia="zxx" w:bidi="zxx"/>
               </w:rPr>
+              <w:t>101863370.30331</w:t>
             </w:r>
           </w:p>
         </w:tc>
@@ -2707,8 +2902,8 @@
       <w:rFonts w:cs="Lucida Sans"/>
     </w:rPr>
   </w:style>
-  <w:style w:type="paragraph" w:styleId="Contedodatabelauser">
-    <w:name w:val="Conteúdo da tabela (user)"/>
+  <w:style w:type="paragraph" w:styleId="Contedodatabela">
+    <w:name w:val="Conteúdo da tabela"/>
     <w:basedOn w:val="Normal"/>
     <w:qFormat/>
     <w:pPr>
@@ -2717,9 +2912,9 @@
     </w:pPr>
     <w:rPr/>
   </w:style>
-  <w:style w:type="paragraph" w:styleId="Ttulodetabelauser">
-    <w:name w:val="Título de tabela (user)"/>
-    <w:basedOn w:val="Contedodatabelauser"/>
+  <w:style w:type="paragraph" w:styleId="Ttulodetabela">
+    <w:name w:val="Título de tabela"/>
+    <w:basedOn w:val="Contedodatabela"/>
     <w:qFormat/>
     <w:pPr>
       <w:suppressLineNumbers/>
@@ -2730,8 +2925,8 @@
       <w:bCs/>
     </w:rPr>
   </w:style>
-  <w:style w:type="numbering" w:styleId="Semlistauser" w:default="1">
-    <w:name w:val="Sem lista (user)"/>
+  <w:style w:type="numbering" w:styleId="Semlista" w:default="1">
+    <w:name w:val="Sem lista"/>
     <w:uiPriority w:val="99"/>
     <w:semiHidden/>
     <w:unhideWhenUsed/>

--- a/algoritmos/resultados_regressao_filmes.docx
+++ b/algoritmos/resultados_regressao_filmes.docx
@@ -5,9 +5,9 @@
     <w:tbl>
       <w:tblPr>
         <w:tblStyle w:val="Tabelacomgrade"/>
-        <w:tblW w:w="10318" w:type="dxa"/>
+        <w:tblW w:w="10867" w:type="dxa"/>
         <w:jc w:val="start"/>
-        <w:tblInd w:w="0" w:type="dxa"/>
+        <w:tblInd w:w="-233" w:type="dxa"/>
         <w:tblLayout w:type="fixed"/>
         <w:tblCellMar>
           <w:top w:w="0" w:type="dxa"/>
@@ -18,18 +18,18 @@
         <w:tblLook w:firstRow="1" w:noVBand="1" w:lastRow="0" w:firstColumn="1" w:lastColumn="0" w:noHBand="0" w:val="04a0"/>
       </w:tblPr>
       <w:tblGrid>
-        <w:gridCol w:w="1670"/>
-        <w:gridCol w:w="1006"/>
-        <w:gridCol w:w="1168"/>
-        <w:gridCol w:w="2388"/>
-        <w:gridCol w:w="1882"/>
-        <w:gridCol w:w="2204"/>
+        <w:gridCol w:w="1899"/>
+        <w:gridCol w:w="1017"/>
+        <w:gridCol w:w="1166"/>
+        <w:gridCol w:w="2384"/>
+        <w:gridCol w:w="1884"/>
+        <w:gridCol w:w="2517"/>
       </w:tblGrid>
       <w:tr>
         <w:trPr/>
         <w:tc>
           <w:tcPr>
-            <w:tcW w:w="10318" w:type="dxa"/>
+            <w:tcW w:w="10867" w:type="dxa"/>
             <w:gridSpan w:val="6"/>
             <w:tcBorders>
               <w:top w:val="single" w:sz="24" w:space="0" w:color="000000"/>
@@ -48,12 +48,6 @@
               <w:spacing w:lineRule="auto" w:line="240" w:before="0" w:after="0"/>
               <w:jc w:val="center"/>
               <w:rPr>
-                <w:rFonts w:ascii="Calibri" w:hAnsi="Calibri" w:eastAsia="Calibri" w:cs=""/>
-                <w:b/>
-                <w:bCs/>
-                <w:kern w:val="0"/>
-                <w:sz w:val="22"/>
-                <w:szCs w:val="22"/>
                 <w:lang w:val="zxx" w:eastAsia="zxx" w:bidi="zxx"/>
               </w:rPr>
             </w:pPr>
@@ -76,7 +70,7 @@
         <w:trPr/>
         <w:tc>
           <w:tcPr>
-            <w:tcW w:w="2676" w:type="dxa"/>
+            <w:tcW w:w="2916" w:type="dxa"/>
             <w:gridSpan w:val="2"/>
             <w:tcBorders>
               <w:top w:val="single" w:sz="24" w:space="0" w:color="000000"/>
@@ -92,7 +86,12 @@
               <w:spacing w:lineRule="auto" w:line="240" w:before="0" w:after="0"/>
               <w:jc w:val="start"/>
               <w:rPr>
-                <w:rFonts w:ascii="Calibri" w:hAnsi="Calibri" w:eastAsia="Calibri" w:cs=""/>
+                <w:lang w:val="zxx" w:eastAsia="zxx" w:bidi="zxx"/>
+              </w:rPr>
+            </w:pPr>
+            <w:r>
+              <w:rPr>
+                <w:rFonts w:eastAsia="Calibri" w:cs=""/>
                 <w:b w:val="false"/>
                 <w:bCs w:val="false"/>
                 <w:kern w:val="0"/>
@@ -100,24 +99,13 @@
                 <w:szCs w:val="22"/>
                 <w:lang w:val="zxx" w:eastAsia="zxx" w:bidi="zxx"/>
               </w:rPr>
-            </w:pPr>
-            <w:r>
-              <w:rPr>
-                <w:rFonts w:eastAsia="Calibri" w:cs=""/>
-                <w:b w:val="false"/>
-                <w:bCs w:val="false"/>
-                <w:kern w:val="0"/>
-                <w:sz w:val="22"/>
-                <w:szCs w:val="22"/>
-                <w:lang w:val="zxx" w:eastAsia="zxx" w:bidi="zxx"/>
-              </w:rPr>
               <w:t>Descrição</w:t>
             </w:r>
           </w:p>
         </w:tc>
         <w:tc>
           <w:tcPr>
-            <w:tcW w:w="7642" w:type="dxa"/>
+            <w:tcW w:w="7951" w:type="dxa"/>
             <w:gridSpan w:val="4"/>
             <w:tcBorders>
               <w:top w:val="single" w:sz="24" w:space="0" w:color="000000"/>
@@ -132,10 +120,6 @@
               <w:spacing w:lineRule="auto" w:line="240" w:before="0" w:after="0"/>
               <w:jc w:val="start"/>
               <w:rPr>
-                <w:rFonts w:ascii="Calibri" w:hAnsi="Calibri" w:eastAsia="Calibri" w:cs=""/>
-                <w:kern w:val="0"/>
-                <w:sz w:val="22"/>
-                <w:szCs w:val="22"/>
                 <w:lang w:val="zxx" w:eastAsia="zxx" w:bidi="zxx"/>
               </w:rPr>
             </w:pPr>
@@ -156,7 +140,7 @@
         <w:trPr/>
         <w:tc>
           <w:tcPr>
-            <w:tcW w:w="2676" w:type="dxa"/>
+            <w:tcW w:w="2916" w:type="dxa"/>
             <w:gridSpan w:val="2"/>
             <w:tcBorders>
               <w:start w:val="single" w:sz="24" w:space="0" w:color="000000"/>
@@ -171,7 +155,12 @@
               <w:spacing w:lineRule="auto" w:line="240" w:before="0" w:after="0"/>
               <w:jc w:val="start"/>
               <w:rPr>
-                <w:rFonts w:ascii="Calibri" w:hAnsi="Calibri" w:eastAsia="Calibri" w:cs=""/>
+                <w:lang w:val="zxx" w:eastAsia="zxx" w:bidi="zxx"/>
+              </w:rPr>
+            </w:pPr>
+            <w:r>
+              <w:rPr>
+                <w:rFonts w:eastAsia="Calibri" w:cs=""/>
                 <w:b w:val="false"/>
                 <w:bCs w:val="false"/>
                 <w:kern w:val="0"/>
@@ -179,24 +168,13 @@
                 <w:szCs w:val="22"/>
                 <w:lang w:val="zxx" w:eastAsia="zxx" w:bidi="zxx"/>
               </w:rPr>
-            </w:pPr>
-            <w:r>
-              <w:rPr>
-                <w:rFonts w:eastAsia="Calibri" w:cs=""/>
-                <w:b w:val="false"/>
-                <w:bCs w:val="false"/>
-                <w:kern w:val="0"/>
-                <w:sz w:val="22"/>
-                <w:szCs w:val="22"/>
-                <w:lang w:val="zxx" w:eastAsia="zxx" w:bidi="zxx"/>
-              </w:rPr>
               <w:t>Total de registros:</w:t>
             </w:r>
           </w:p>
         </w:tc>
         <w:tc>
           <w:tcPr>
-            <w:tcW w:w="7642" w:type="dxa"/>
+            <w:tcW w:w="7951" w:type="dxa"/>
             <w:gridSpan w:val="4"/>
             <w:tcBorders>
               <w:end w:val="single" w:sz="24" w:space="0" w:color="000000"/>
@@ -210,10 +188,6 @@
               <w:spacing w:lineRule="auto" w:line="240" w:before="0" w:after="0"/>
               <w:jc w:val="start"/>
               <w:rPr>
-                <w:rFonts w:ascii="Calibri" w:hAnsi="Calibri" w:eastAsia="Calibri" w:cs=""/>
-                <w:kern w:val="0"/>
-                <w:sz w:val="22"/>
-                <w:szCs w:val="22"/>
                 <w:lang w:val="zxx" w:eastAsia="zxx" w:bidi="zxx"/>
               </w:rPr>
             </w:pPr>
@@ -234,7 +208,7 @@
         <w:trPr/>
         <w:tc>
           <w:tcPr>
-            <w:tcW w:w="2676" w:type="dxa"/>
+            <w:tcW w:w="2916" w:type="dxa"/>
             <w:gridSpan w:val="2"/>
             <w:tcBorders>
               <w:start w:val="single" w:sz="24" w:space="0" w:color="000000"/>
@@ -249,7 +223,12 @@
               <w:spacing w:lineRule="auto" w:line="240" w:before="0" w:after="0"/>
               <w:jc w:val="start"/>
               <w:rPr>
-                <w:rFonts w:ascii="Calibri" w:hAnsi="Calibri" w:eastAsia="Calibri" w:cs=""/>
+                <w:lang w:val="zxx" w:eastAsia="zxx" w:bidi="zxx"/>
+              </w:rPr>
+            </w:pPr>
+            <w:r>
+              <w:rPr>
+                <w:rFonts w:eastAsia="Calibri" w:cs=""/>
                 <w:b w:val="false"/>
                 <w:bCs w:val="false"/>
                 <w:kern w:val="0"/>
@@ -257,24 +236,13 @@
                 <w:szCs w:val="22"/>
                 <w:lang w:val="zxx" w:eastAsia="zxx" w:bidi="zxx"/>
               </w:rPr>
-            </w:pPr>
-            <w:r>
-              <w:rPr>
-                <w:rFonts w:eastAsia="Calibri" w:cs=""/>
-                <w:b w:val="false"/>
-                <w:bCs w:val="false"/>
-                <w:kern w:val="0"/>
-                <w:sz w:val="22"/>
-                <w:szCs w:val="22"/>
-                <w:lang w:val="zxx" w:eastAsia="zxx" w:bidi="zxx"/>
-              </w:rPr>
               <w:t>Total de características:</w:t>
             </w:r>
           </w:p>
         </w:tc>
         <w:tc>
           <w:tcPr>
-            <w:tcW w:w="7642" w:type="dxa"/>
+            <w:tcW w:w="7951" w:type="dxa"/>
             <w:gridSpan w:val="4"/>
             <w:tcBorders>
               <w:end w:val="single" w:sz="24" w:space="0" w:color="000000"/>
@@ -288,10 +256,6 @@
               <w:spacing w:lineRule="auto" w:line="240" w:before="0" w:after="0"/>
               <w:jc w:val="start"/>
               <w:rPr>
-                <w:rFonts w:ascii="Calibri" w:hAnsi="Calibri" w:eastAsia="Calibri" w:cs=""/>
-                <w:kern w:val="0"/>
-                <w:sz w:val="22"/>
-                <w:szCs w:val="22"/>
                 <w:lang w:val="zxx" w:eastAsia="zxx" w:bidi="zxx"/>
               </w:rPr>
             </w:pPr>
@@ -312,7 +276,7 @@
         <w:trPr/>
         <w:tc>
           <w:tcPr>
-            <w:tcW w:w="2676" w:type="dxa"/>
+            <w:tcW w:w="2916" w:type="dxa"/>
             <w:gridSpan w:val="2"/>
             <w:tcBorders>
               <w:start w:val="single" w:sz="24" w:space="0" w:color="000000"/>
@@ -327,7 +291,12 @@
               <w:spacing w:lineRule="auto" w:line="240" w:before="0" w:after="0"/>
               <w:jc w:val="start"/>
               <w:rPr>
-                <w:rFonts w:ascii="Calibri" w:hAnsi="Calibri" w:eastAsia="Calibri" w:cs=""/>
+                <w:lang w:val="zxx" w:eastAsia="zxx" w:bidi="zxx"/>
+              </w:rPr>
+            </w:pPr>
+            <w:r>
+              <w:rPr>
+                <w:rFonts w:eastAsia="Calibri" w:cs=""/>
                 <w:b w:val="false"/>
                 <w:bCs w:val="false"/>
                 <w:kern w:val="0"/>
@@ -335,24 +304,13 @@
                 <w:szCs w:val="22"/>
                 <w:lang w:val="zxx" w:eastAsia="zxx" w:bidi="zxx"/>
               </w:rPr>
-            </w:pPr>
-            <w:r>
-              <w:rPr>
-                <w:rFonts w:eastAsia="Calibri" w:cs=""/>
-                <w:b w:val="false"/>
-                <w:bCs w:val="false"/>
-                <w:kern w:val="0"/>
-                <w:sz w:val="22"/>
-                <w:szCs w:val="22"/>
-                <w:lang w:val="zxx" w:eastAsia="zxx" w:bidi="zxx"/>
-              </w:rPr>
               <w:t>Total de colunas objetivo:</w:t>
             </w:r>
           </w:p>
         </w:tc>
         <w:tc>
           <w:tcPr>
-            <w:tcW w:w="7642" w:type="dxa"/>
+            <w:tcW w:w="7951" w:type="dxa"/>
             <w:gridSpan w:val="4"/>
             <w:tcBorders>
               <w:end w:val="single" w:sz="24" w:space="0" w:color="000000"/>
@@ -366,10 +324,6 @@
               <w:spacing w:lineRule="auto" w:line="240" w:before="0" w:after="0"/>
               <w:jc w:val="start"/>
               <w:rPr>
-                <w:rFonts w:ascii="Calibri" w:hAnsi="Calibri" w:eastAsia="Calibri" w:cs=""/>
-                <w:kern w:val="0"/>
-                <w:sz w:val="22"/>
-                <w:szCs w:val="22"/>
                 <w:lang w:val="zxx" w:eastAsia="zxx" w:bidi="zxx"/>
               </w:rPr>
             </w:pPr>
@@ -390,7 +344,7 @@
         <w:trPr/>
         <w:tc>
           <w:tcPr>
-            <w:tcW w:w="10318" w:type="dxa"/>
+            <w:tcW w:w="10867" w:type="dxa"/>
             <w:gridSpan w:val="6"/>
             <w:tcBorders>
               <w:top w:val="single" w:sz="24" w:space="0" w:color="000000"/>
@@ -409,12 +363,6 @@
               <w:spacing w:lineRule="auto" w:line="240" w:before="0" w:after="0"/>
               <w:jc w:val="center"/>
               <w:rPr>
-                <w:rFonts w:ascii="Calibri" w:hAnsi="Calibri" w:eastAsia="Calibri" w:cs=""/>
-                <w:b/>
-                <w:bCs/>
-                <w:kern w:val="0"/>
-                <w:sz w:val="22"/>
-                <w:szCs w:val="22"/>
                 <w:lang w:val="zxx" w:eastAsia="zxx" w:bidi="zxx"/>
               </w:rPr>
             </w:pPr>
@@ -439,7 +387,7 @@
         </w:trPr>
         <w:tc>
           <w:tcPr>
-            <w:tcW w:w="1670" w:type="dxa"/>
+            <w:tcW w:w="1899" w:type="dxa"/>
             <w:tcBorders>
               <w:top w:val="single" w:sz="24" w:space="0" w:color="000000"/>
               <w:start w:val="single" w:sz="24" w:space="0" w:color="000000"/>
@@ -455,7 +403,12 @@
               <w:spacing w:lineRule="auto" w:line="240" w:before="0" w:after="0"/>
               <w:jc w:val="center"/>
               <w:rPr>
-                <w:rFonts w:ascii="Calibri" w:hAnsi="Calibri" w:eastAsia="Calibri" w:cs=""/>
+                <w:lang w:val="zxx" w:eastAsia="zxx" w:bidi="zxx"/>
+              </w:rPr>
+            </w:pPr>
+            <w:r>
+              <w:rPr>
+                <w:rFonts w:eastAsia="Calibri" w:cs=""/>
                 <w:b w:val="false"/>
                 <w:bCs w:val="false"/>
                 <w:kern w:val="0"/>
@@ -463,6 +416,30 @@
                 <w:szCs w:val="22"/>
                 <w:lang w:val="zxx" w:eastAsia="zxx" w:bidi="zxx"/>
               </w:rPr>
+              <w:t>Método</w:t>
+            </w:r>
+          </w:p>
+        </w:tc>
+        <w:tc>
+          <w:tcPr>
+            <w:tcW w:w="2183" w:type="dxa"/>
+            <w:gridSpan w:val="2"/>
+            <w:tcBorders>
+              <w:top w:val="single" w:sz="24" w:space="0" w:color="000000"/>
+            </w:tcBorders>
+            <w:shd w:fill="6B5E9B" w:val="clear"/>
+            <w:vAlign w:val="center"/>
+          </w:tcPr>
+          <w:p>
+            <w:pPr>
+              <w:pStyle w:val="Normal"/>
+              <w:widowControl/>
+              <w:suppressAutoHyphens w:val="true"/>
+              <w:spacing w:lineRule="auto" w:line="240" w:before="0" w:after="0"/>
+              <w:jc w:val="center"/>
+              <w:rPr>
+                <w:lang w:val="zxx" w:eastAsia="zxx" w:bidi="zxx"/>
+              </w:rPr>
             </w:pPr>
             <w:r>
               <w:rPr>
@@ -474,14 +451,13 @@
                 <w:szCs w:val="22"/>
                 <w:lang w:val="zxx" w:eastAsia="zxx" w:bidi="zxx"/>
               </w:rPr>
-              <w:t>Método</w:t>
-            </w:r>
-          </w:p>
-        </w:tc>
-        <w:tc>
-          <w:tcPr>
-            <w:tcW w:w="2174" w:type="dxa"/>
-            <w:gridSpan w:val="2"/>
+              <w:t>Configuração</w:t>
+            </w:r>
+          </w:p>
+        </w:tc>
+        <w:tc>
+          <w:tcPr>
+            <w:tcW w:w="2384" w:type="dxa"/>
             <w:tcBorders>
               <w:top w:val="single" w:sz="24" w:space="0" w:color="000000"/>
             </w:tcBorders>
@@ -496,7 +472,12 @@
               <w:spacing w:lineRule="auto" w:line="240" w:before="0" w:after="0"/>
               <w:jc w:val="center"/>
               <w:rPr>
-                <w:rFonts w:ascii="Calibri" w:hAnsi="Calibri" w:eastAsia="Calibri" w:cs=""/>
+                <w:lang w:val="zxx" w:eastAsia="zxx" w:bidi="zxx"/>
+              </w:rPr>
+            </w:pPr>
+            <w:r>
+              <w:rPr>
+                <w:rFonts w:eastAsia="Calibri" w:cs=""/>
                 <w:b w:val="false"/>
                 <w:bCs w:val="false"/>
                 <w:kern w:val="0"/>
@@ -504,6 +485,29 @@
                 <w:szCs w:val="22"/>
                 <w:lang w:val="zxx" w:eastAsia="zxx" w:bidi="zxx"/>
               </w:rPr>
+              <w:t>Tratamento de dados</w:t>
+            </w:r>
+          </w:p>
+        </w:tc>
+        <w:tc>
+          <w:tcPr>
+            <w:tcW w:w="1884" w:type="dxa"/>
+            <w:tcBorders>
+              <w:top w:val="single" w:sz="24" w:space="0" w:color="000000"/>
+            </w:tcBorders>
+            <w:shd w:fill="6B5E9B" w:val="clear"/>
+            <w:vAlign w:val="center"/>
+          </w:tcPr>
+          <w:p>
+            <w:pPr>
+              <w:pStyle w:val="Normal"/>
+              <w:widowControl/>
+              <w:suppressAutoHyphens w:val="true"/>
+              <w:spacing w:lineRule="auto" w:line="240" w:before="0" w:after="0"/>
+              <w:jc w:val="center"/>
+              <w:rPr>
+                <w:lang w:val="zxx" w:eastAsia="zxx" w:bidi="zxx"/>
+              </w:rPr>
             </w:pPr>
             <w:r>
               <w:rPr>
@@ -515,15 +519,16 @@
                 <w:szCs w:val="22"/>
                 <w:lang w:val="zxx" w:eastAsia="zxx" w:bidi="zxx"/>
               </w:rPr>
-              <w:t>Configuração</w:t>
-            </w:r>
-          </w:p>
-        </w:tc>
-        <w:tc>
-          <w:tcPr>
-            <w:tcW w:w="2388" w:type="dxa"/>
+              <w:t>Score %</w:t>
+            </w:r>
+          </w:p>
+        </w:tc>
+        <w:tc>
+          <w:tcPr>
+            <w:tcW w:w="2517" w:type="dxa"/>
             <w:tcBorders>
               <w:top w:val="single" w:sz="24" w:space="0" w:color="000000"/>
+              <w:end w:val="single" w:sz="24" w:space="0" w:color="000000"/>
             </w:tcBorders>
             <w:shd w:fill="6B5E9B" w:val="clear"/>
             <w:vAlign w:val="center"/>
@@ -536,7 +541,12 @@
               <w:spacing w:lineRule="auto" w:line="240" w:before="0" w:after="0"/>
               <w:jc w:val="center"/>
               <w:rPr>
-                <w:rFonts w:ascii="Calibri" w:hAnsi="Calibri" w:eastAsia="Calibri" w:cs=""/>
+                <w:lang w:val="zxx" w:eastAsia="zxx" w:bidi="zxx"/>
+              </w:rPr>
+            </w:pPr>
+            <w:r>
+              <w:rPr>
+                <w:rFonts w:eastAsia="Calibri" w:cs=""/>
                 <w:b w:val="false"/>
                 <w:bCs w:val="false"/>
                 <w:kern w:val="0"/>
@@ -544,28 +554,22 @@
                 <w:szCs w:val="22"/>
                 <w:lang w:val="zxx" w:eastAsia="zxx" w:bidi="zxx"/>
               </w:rPr>
-            </w:pPr>
-            <w:r>
-              <w:rPr>
-                <w:rFonts w:eastAsia="Calibri" w:cs=""/>
-                <w:b w:val="false"/>
-                <w:bCs w:val="false"/>
-                <w:kern w:val="0"/>
-                <w:sz w:val="22"/>
-                <w:szCs w:val="22"/>
-                <w:lang w:val="zxx" w:eastAsia="zxx" w:bidi="zxx"/>
-              </w:rPr>
-              <w:t>Tratamento de dados</w:t>
-            </w:r>
-          </w:p>
-        </w:tc>
-        <w:tc>
-          <w:tcPr>
-            <w:tcW w:w="1882" w:type="dxa"/>
-            <w:tcBorders>
-              <w:top w:val="single" w:sz="24" w:space="0" w:color="000000"/>
-            </w:tcBorders>
-            <w:shd w:fill="6B5E9B" w:val="clear"/>
+              <w:t>RMSE</w:t>
+            </w:r>
+          </w:p>
+        </w:tc>
+      </w:tr>
+      <w:tr>
+        <w:trPr/>
+        <w:tc>
+          <w:tcPr>
+            <w:tcW w:w="10867" w:type="dxa"/>
+            <w:gridSpan w:val="6"/>
+            <w:tcBorders>
+              <w:start w:val="single" w:sz="24" w:space="0" w:color="000000"/>
+              <w:end w:val="single" w:sz="24" w:space="0" w:color="000000"/>
+            </w:tcBorders>
+            <w:shd w:fill="DEDCE6" w:val="clear"/>
             <w:vAlign w:val="center"/>
           </w:tcPr>
           <w:p>
@@ -577,78 +581,199 @@
               <w:jc w:val="center"/>
               <w:rPr>
                 <w:rFonts w:ascii="Calibri" w:hAnsi="Calibri" w:eastAsia="Calibri" w:cs=""/>
-                <w:b w:val="false"/>
-                <w:bCs w:val="false"/>
-                <w:kern w:val="0"/>
-                <w:sz w:val="22"/>
-                <w:szCs w:val="22"/>
-                <w:lang w:val="zxx" w:eastAsia="zxx" w:bidi="zxx"/>
-              </w:rPr>
-            </w:pPr>
-            <w:r>
-              <w:rPr>
-                <w:rFonts w:eastAsia="Calibri" w:cs=""/>
-                <w:b w:val="false"/>
-                <w:bCs w:val="false"/>
-                <w:kern w:val="0"/>
-                <w:sz w:val="22"/>
-                <w:szCs w:val="22"/>
-                <w:lang w:val="zxx" w:eastAsia="zxx" w:bidi="zxx"/>
-              </w:rPr>
-              <w:t>Score %</w:t>
-            </w:r>
-          </w:p>
-        </w:tc>
-        <w:tc>
-          <w:tcPr>
-            <w:tcW w:w="2204" w:type="dxa"/>
-            <w:tcBorders>
-              <w:top w:val="single" w:sz="24" w:space="0" w:color="000000"/>
+                <w:b/>
+                <w:bCs/>
+                <w:kern w:val="0"/>
+                <w:sz w:val="22"/>
+                <w:szCs w:val="22"/>
+                <w:lang w:val="zxx" w:eastAsia="zxx" w:bidi="zxx"/>
+              </w:rPr>
+            </w:pPr>
+            <w:r>
+              <w:rPr>
+                <w:rFonts w:eastAsia="Calibri" w:cs=""/>
+                <w:b/>
+                <w:bCs/>
+                <w:kern w:val="0"/>
+                <w:sz w:val="22"/>
+                <w:szCs w:val="22"/>
+                <w:lang w:val="zxx" w:eastAsia="zxx" w:bidi="zxx"/>
+              </w:rPr>
+              <w:t>Regressão Linear Múltipla</w:t>
+            </w:r>
+          </w:p>
+        </w:tc>
+      </w:tr>
+      <w:tr>
+        <w:trPr/>
+        <w:tc>
+          <w:tcPr>
+            <w:tcW w:w="1899" w:type="dxa"/>
+            <w:tcBorders>
+              <w:top w:val="nil"/>
+              <w:start w:val="single" w:sz="24" w:space="0" w:color="000000"/>
+            </w:tcBorders>
+            <w:vAlign w:val="center"/>
+          </w:tcPr>
+          <w:p>
+            <w:pPr>
+              <w:pStyle w:val="Normal"/>
+              <w:widowControl/>
+              <w:suppressAutoHyphens w:val="true"/>
+              <w:spacing w:lineRule="auto" w:line="240" w:before="0" w:after="0"/>
+              <w:jc w:val="center"/>
+              <w:rPr>
+                <w:lang w:val="zxx" w:eastAsia="zxx" w:bidi="zxx"/>
+              </w:rPr>
+            </w:pPr>
+            <w:r>
+              <w:rPr>
+                <w:rFonts w:eastAsia="Calibri" w:cs=""/>
+                <w:kern w:val="0"/>
+                <w:sz w:val="22"/>
+                <w:szCs w:val="22"/>
+                <w:lang w:val="zxx" w:eastAsia="zxx" w:bidi="zxx"/>
+              </w:rPr>
+              <w:t>Regressão Linear Múltipla</w:t>
+            </w:r>
+          </w:p>
+        </w:tc>
+        <w:tc>
+          <w:tcPr>
+            <w:tcW w:w="2183" w:type="dxa"/>
+            <w:gridSpan w:val="2"/>
+            <w:tcBorders>
+              <w:top w:val="nil"/>
+            </w:tcBorders>
+            <w:vAlign w:val="center"/>
+          </w:tcPr>
+          <w:p>
+            <w:pPr>
+              <w:pStyle w:val="Normal"/>
+              <w:widowControl/>
+              <w:suppressAutoHyphens w:val="true"/>
+              <w:spacing w:lineRule="auto" w:line="240" w:before="0" w:after="0"/>
+              <w:jc w:val="center"/>
+              <w:rPr>
+                <w:lang w:val="zxx" w:eastAsia="zxx" w:bidi="zxx"/>
+              </w:rPr>
+            </w:pPr>
+            <w:r>
+              <w:rPr>
+                <w:rFonts w:eastAsia="Calibri" w:cs=""/>
+                <w:kern w:val="0"/>
+                <w:sz w:val="22"/>
+                <w:szCs w:val="22"/>
+                <w:lang w:val="zxx" w:eastAsia="zxx" w:bidi="zxx"/>
+              </w:rPr>
+              <w:t>-</w:t>
+            </w:r>
+          </w:p>
+        </w:tc>
+        <w:tc>
+          <w:tcPr>
+            <w:tcW w:w="2384" w:type="dxa"/>
+            <w:tcBorders>
+              <w:top w:val="nil"/>
+            </w:tcBorders>
+            <w:vAlign w:val="center"/>
+          </w:tcPr>
+          <w:p>
+            <w:pPr>
+              <w:pStyle w:val="Normal"/>
+              <w:widowControl/>
+              <w:suppressAutoHyphens w:val="true"/>
+              <w:spacing w:lineRule="auto" w:line="240" w:before="0" w:after="0"/>
+              <w:jc w:val="center"/>
+              <w:rPr>
+                <w:lang w:val="zxx" w:eastAsia="zxx" w:bidi="zxx"/>
+              </w:rPr>
+            </w:pPr>
+            <w:r>
+              <w:rPr>
+                <w:rFonts w:eastAsia="Calibri" w:cs=""/>
+                <w:kern w:val="0"/>
+                <w:sz w:val="22"/>
+                <w:szCs w:val="22"/>
+                <w:lang w:val="zxx" w:eastAsia="zxx" w:bidi="zxx"/>
+              </w:rPr>
+              <w:t>LabelEncoder</w:t>
+            </w:r>
+          </w:p>
+        </w:tc>
+        <w:tc>
+          <w:tcPr>
+            <w:tcW w:w="1884" w:type="dxa"/>
+            <w:tcBorders>
+              <w:top w:val="nil"/>
+            </w:tcBorders>
+            <w:vAlign w:val="center"/>
+          </w:tcPr>
+          <w:p>
+            <w:pPr>
+              <w:pStyle w:val="Normal"/>
+              <w:widowControl/>
+              <w:suppressAutoHyphens w:val="true"/>
+              <w:spacing w:lineRule="auto" w:line="240" w:before="0" w:after="0"/>
+              <w:jc w:val="center"/>
+              <w:rPr>
+                <w:lang w:val="zxx" w:eastAsia="zxx" w:bidi="zxx"/>
+              </w:rPr>
+            </w:pPr>
+            <w:r>
+              <w:rPr>
+                <w:rFonts w:eastAsia="Calibri" w:cs=""/>
+                <w:kern w:val="0"/>
+                <w:sz w:val="22"/>
+                <w:szCs w:val="22"/>
+                <w:lang w:val="zxx" w:eastAsia="zxx" w:bidi="zxx"/>
+              </w:rPr>
+              <w:t>0,56638</w:t>
+            </w:r>
+          </w:p>
+        </w:tc>
+        <w:tc>
+          <w:tcPr>
+            <w:tcW w:w="2517" w:type="dxa"/>
+            <w:tcBorders>
+              <w:top w:val="nil"/>
               <w:end w:val="single" w:sz="24" w:space="0" w:color="000000"/>
             </w:tcBorders>
-            <w:shd w:fill="6B5E9B" w:val="clear"/>
-            <w:vAlign w:val="center"/>
-          </w:tcPr>
-          <w:p>
-            <w:pPr>
-              <w:pStyle w:val="Normal"/>
-              <w:widowControl/>
-              <w:suppressAutoHyphens w:val="true"/>
-              <w:spacing w:lineRule="auto" w:line="240" w:before="0" w:after="0"/>
-              <w:jc w:val="center"/>
-              <w:rPr>
-                <w:rFonts w:ascii="Calibri" w:hAnsi="Calibri" w:eastAsia="Calibri" w:cs=""/>
-                <w:b w:val="false"/>
-                <w:bCs w:val="false"/>
-                <w:kern w:val="0"/>
-                <w:sz w:val="22"/>
-                <w:szCs w:val="22"/>
-                <w:lang w:val="zxx" w:eastAsia="zxx" w:bidi="zxx"/>
-              </w:rPr>
-            </w:pPr>
-            <w:r>
-              <w:rPr>
-                <w:rFonts w:eastAsia="Calibri" w:cs=""/>
-                <w:b w:val="false"/>
-                <w:bCs w:val="false"/>
-                <w:kern w:val="0"/>
-                <w:sz w:val="22"/>
-                <w:szCs w:val="22"/>
-                <w:lang w:val="zxx" w:eastAsia="zxx" w:bidi="zxx"/>
-              </w:rPr>
-              <w:t>RMSE</w:t>
+            <w:vAlign w:val="center"/>
+          </w:tcPr>
+          <w:p>
+            <w:pPr>
+              <w:pStyle w:val="Normal"/>
+              <w:widowControl/>
+              <w:suppressAutoHyphens w:val="true"/>
+              <w:spacing w:lineRule="auto" w:line="240" w:before="0" w:after="0"/>
+              <w:jc w:val="center"/>
+              <w:rPr>
+                <w:lang w:val="zxx" w:eastAsia="zxx" w:bidi="zxx"/>
+              </w:rPr>
+            </w:pPr>
+            <w:r>
+              <w:rPr>
+                <w:rFonts w:eastAsia="Calibri" w:cs=""/>
+                <w:kern w:val="0"/>
+                <w:sz w:val="22"/>
+                <w:szCs w:val="22"/>
+                <w:lang w:val="zxx" w:eastAsia="zxx" w:bidi="zxx"/>
+              </w:rPr>
+              <w:t>104.752.536,53</w:t>
             </w:r>
           </w:p>
         </w:tc>
       </w:tr>
       <w:tr>
         <w:trPr>
-          <w:trHeight w:val="676" w:hRule="atLeast"/>
+          <w:trHeight w:val="408" w:hRule="atLeast"/>
         </w:trPr>
         <w:tc>
           <w:tcPr>
-            <w:tcW w:w="1670" w:type="dxa"/>
-            <w:tcBorders>
+            <w:tcW w:w="1899" w:type="dxa"/>
+            <w:tcBorders>
+              <w:top w:val="nil"/>
               <w:start w:val="single" w:sz="24" w:space="0" w:color="000000"/>
             </w:tcBorders>
             <w:vAlign w:val="center"/>
@@ -661,10 +786,6 @@
               <w:spacing w:lineRule="auto" w:line="240" w:before="0" w:after="0"/>
               <w:jc w:val="center"/>
               <w:rPr>
-                <w:rFonts w:ascii="Calibri" w:hAnsi="Calibri" w:eastAsia="Calibri" w:cs=""/>
-                <w:kern w:val="0"/>
-                <w:sz w:val="22"/>
-                <w:szCs w:val="22"/>
                 <w:lang w:val="zxx" w:eastAsia="zxx" w:bidi="zxx"/>
               </w:rPr>
             </w:pPr>
@@ -682,23 +803,21 @@
         </w:tc>
         <w:tc>
           <w:tcPr>
-            <w:tcW w:w="2174" w:type="dxa"/>
+            <w:tcW w:w="2183" w:type="dxa"/>
             <w:gridSpan w:val="2"/>
-            <w:tcBorders/>
-            <w:vAlign w:val="center"/>
-          </w:tcPr>
-          <w:p>
-            <w:pPr>
-              <w:pStyle w:val="Normal"/>
-              <w:widowControl/>
-              <w:suppressAutoHyphens w:val="true"/>
-              <w:spacing w:lineRule="auto" w:line="240" w:before="0" w:after="0"/>
-              <w:jc w:val="center"/>
-              <w:rPr>
-                <w:rFonts w:ascii="Calibri" w:hAnsi="Calibri" w:eastAsia="Calibri" w:cs=""/>
-                <w:kern w:val="0"/>
-                <w:sz w:val="22"/>
-                <w:szCs w:val="22"/>
+            <w:tcBorders>
+              <w:top w:val="nil"/>
+            </w:tcBorders>
+            <w:vAlign w:val="center"/>
+          </w:tcPr>
+          <w:p>
+            <w:pPr>
+              <w:pStyle w:val="Normal"/>
+              <w:widowControl/>
+              <w:suppressAutoHyphens w:val="true"/>
+              <w:spacing w:lineRule="auto" w:line="240" w:before="0" w:after="0"/>
+              <w:jc w:val="center"/>
+              <w:rPr>
                 <w:lang w:val="zxx" w:eastAsia="zxx" w:bidi="zxx"/>
               </w:rPr>
             </w:pPr>
@@ -716,22 +835,20 @@
         </w:tc>
         <w:tc>
           <w:tcPr>
-            <w:tcW w:w="2388" w:type="dxa"/>
-            <w:tcBorders/>
-            <w:vAlign w:val="center"/>
-          </w:tcPr>
-          <w:p>
-            <w:pPr>
-              <w:pStyle w:val="Normal"/>
-              <w:widowControl/>
-              <w:suppressAutoHyphens w:val="true"/>
-              <w:spacing w:lineRule="auto" w:line="240" w:before="0" w:after="0"/>
-              <w:jc w:val="center"/>
-              <w:rPr>
-                <w:rFonts w:ascii="Calibri" w:hAnsi="Calibri" w:eastAsia="Calibri" w:cs=""/>
-                <w:kern w:val="0"/>
-                <w:sz w:val="22"/>
-                <w:szCs w:val="22"/>
+            <w:tcW w:w="2384" w:type="dxa"/>
+            <w:tcBorders>
+              <w:top w:val="nil"/>
+            </w:tcBorders>
+            <w:vAlign w:val="center"/>
+          </w:tcPr>
+          <w:p>
+            <w:pPr>
+              <w:pStyle w:val="Normal"/>
+              <w:widowControl/>
+              <w:suppressAutoHyphens w:val="true"/>
+              <w:spacing w:lineRule="auto" w:line="240" w:before="0" w:after="0"/>
+              <w:jc w:val="center"/>
+              <w:rPr>
                 <w:lang w:val="zxx" w:eastAsia="zxx" w:bidi="zxx"/>
               </w:rPr>
             </w:pPr>
@@ -754,62 +871,57 @@
               <w:spacing w:lineRule="auto" w:line="240" w:before="0" w:after="0"/>
               <w:jc w:val="center"/>
               <w:rPr>
-                <w:rFonts w:ascii="Calibri" w:hAnsi="Calibri" w:eastAsia="Calibri" w:cs=""/>
-                <w:kern w:val="0"/>
-                <w:sz w:val="22"/>
-                <w:szCs w:val="22"/>
-                <w:lang w:val="zxx" w:eastAsia="zxx" w:bidi="zxx"/>
-              </w:rPr>
-            </w:pPr>
-            <w:r>
-              <w:rPr>
-                <w:rFonts w:eastAsia="Calibri" w:cs=""/>
-                <w:kern w:val="0"/>
-                <w:sz w:val="22"/>
-                <w:szCs w:val="22"/>
-                <w:lang w:val="zxx" w:eastAsia="zxx" w:bidi="zxx"/>
-              </w:rPr>
-              <w:t>Padronização</w:t>
-            </w:r>
-          </w:p>
-        </w:tc>
-        <w:tc>
-          <w:tcPr>
-            <w:tcW w:w="1882" w:type="dxa"/>
-            <w:tcBorders/>
-            <w:vAlign w:val="center"/>
-          </w:tcPr>
-          <w:p>
-            <w:pPr>
-              <w:pStyle w:val="Normal"/>
-              <w:widowControl/>
-              <w:suppressAutoHyphens w:val="true"/>
-              <w:spacing w:lineRule="auto" w:line="240" w:before="0" w:after="0"/>
-              <w:jc w:val="center"/>
-              <w:rPr>
-                <w:rFonts w:ascii="Calibri" w:hAnsi="Calibri" w:eastAsia="Calibri" w:cs=""/>
-                <w:kern w:val="0"/>
-                <w:sz w:val="22"/>
-                <w:szCs w:val="22"/>
-                <w:lang w:val="zxx" w:eastAsia="zxx" w:bidi="zxx"/>
-              </w:rPr>
-            </w:pPr>
-            <w:r>
-              <w:rPr>
-                <w:rFonts w:eastAsia="Calibri" w:cs=""/>
-                <w:kern w:val="0"/>
-                <w:sz w:val="22"/>
-                <w:szCs w:val="22"/>
-                <w:lang w:val="zxx" w:eastAsia="zxx" w:bidi="zxx"/>
-              </w:rPr>
-              <w:t>0.56638</w:t>
-            </w:r>
-          </w:p>
-        </w:tc>
-        <w:tc>
-          <w:tcPr>
-            <w:tcW w:w="2204" w:type="dxa"/>
-            <w:tcBorders>
+                <w:lang w:val="zxx" w:eastAsia="zxx" w:bidi="zxx"/>
+              </w:rPr>
+            </w:pPr>
+            <w:r>
+              <w:rPr>
+                <w:rFonts w:eastAsia="Calibri" w:cs=""/>
+                <w:kern w:val="0"/>
+                <w:sz w:val="22"/>
+                <w:szCs w:val="22"/>
+                <w:lang w:val="zxx" w:eastAsia="zxx" w:bidi="zxx"/>
+              </w:rPr>
+              <w:t>Variáveis Dummy</w:t>
+            </w:r>
+          </w:p>
+        </w:tc>
+        <w:tc>
+          <w:tcPr>
+            <w:tcW w:w="1884" w:type="dxa"/>
+            <w:tcBorders>
+              <w:top w:val="nil"/>
+            </w:tcBorders>
+            <w:vAlign w:val="center"/>
+          </w:tcPr>
+          <w:p>
+            <w:pPr>
+              <w:pStyle w:val="Normal"/>
+              <w:widowControl/>
+              <w:suppressAutoHyphens w:val="true"/>
+              <w:spacing w:lineRule="auto" w:line="240" w:before="0" w:after="0"/>
+              <w:jc w:val="center"/>
+              <w:rPr>
+                <w:lang w:val="zxx" w:eastAsia="zxx" w:bidi="zxx"/>
+              </w:rPr>
+            </w:pPr>
+            <w:r>
+              <w:rPr>
+                <w:rFonts w:eastAsia="Calibri" w:cs=""/>
+                <w:kern w:val="0"/>
+                <w:sz w:val="22"/>
+                <w:szCs w:val="22"/>
+                <w:lang w:val="zxx" w:eastAsia="zxx" w:bidi="zxx"/>
+              </w:rPr>
+              <w:t>0,58051</w:t>
+            </w:r>
+          </w:p>
+        </w:tc>
+        <w:tc>
+          <w:tcPr>
+            <w:tcW w:w="2517" w:type="dxa"/>
+            <w:tcBorders>
+              <w:top w:val="nil"/>
               <w:end w:val="single" w:sz="24" w:space="0" w:color="000000"/>
             </w:tcBorders>
             <w:vAlign w:val="center"/>
@@ -822,22 +934,18 @@
               <w:spacing w:lineRule="auto" w:line="240" w:before="0" w:after="0"/>
               <w:jc w:val="center"/>
               <w:rPr>
-                <w:rFonts w:ascii="Calibri" w:hAnsi="Calibri" w:eastAsia="Calibri" w:cs=""/>
-                <w:kern w:val="0"/>
-                <w:sz w:val="22"/>
-                <w:szCs w:val="22"/>
-                <w:lang w:val="zxx" w:eastAsia="zxx" w:bidi="zxx"/>
-              </w:rPr>
-            </w:pPr>
-            <w:r>
-              <w:rPr>
-                <w:rFonts w:eastAsia="Calibri" w:cs=""/>
-                <w:kern w:val="0"/>
-                <w:sz w:val="22"/>
-                <w:szCs w:val="22"/>
-                <w:lang w:val="zxx" w:eastAsia="zxx" w:bidi="zxx"/>
-              </w:rPr>
-              <w:t>104752536.52792</w:t>
+                <w:lang w:val="zxx" w:eastAsia="zxx" w:bidi="zxx"/>
+              </w:rPr>
+            </w:pPr>
+            <w:r>
+              <w:rPr>
+                <w:rFonts w:eastAsia="Calibri" w:cs=""/>
+                <w:kern w:val="0"/>
+                <w:sz w:val="22"/>
+                <w:szCs w:val="22"/>
+                <w:lang w:val="zxx" w:eastAsia="zxx" w:bidi="zxx"/>
+              </w:rPr>
+              <w:t>103.032.126,37</w:t>
             </w:r>
           </w:p>
         </w:tc>
@@ -846,7 +954,7 @@
         <w:trPr/>
         <w:tc>
           <w:tcPr>
-            <w:tcW w:w="1670" w:type="dxa"/>
+            <w:tcW w:w="1899" w:type="dxa"/>
             <w:tcBorders>
               <w:start w:val="single" w:sz="24" w:space="0" w:color="000000"/>
             </w:tcBorders>
@@ -860,16 +968,14 @@
               <w:spacing w:lineRule="auto" w:line="240" w:before="0" w:after="0"/>
               <w:jc w:val="center"/>
               <w:rPr>
-                <w:rFonts w:ascii="Calibri" w:hAnsi="Calibri" w:eastAsia="Calibri" w:cs=""/>
-                <w:kern w:val="0"/>
-                <w:sz w:val="22"/>
-                <w:szCs w:val="22"/>
-                <w:lang w:val="zxx" w:eastAsia="zxx" w:bidi="zxx"/>
-              </w:rPr>
-            </w:pPr>
-            <w:r>
-              <w:rPr>
-                <w:rFonts w:eastAsia="Calibri" w:cs=""/>
+                <w:lang w:val="zxx" w:eastAsia="zxx" w:bidi="zxx"/>
+              </w:rPr>
+            </w:pPr>
+            <w:r>
+              <w:rPr>
+                <w:rFonts w:eastAsia="Calibri" w:cs=""/>
+                <w:b/>
+                <w:bCs/>
                 <w:kern w:val="0"/>
                 <w:sz w:val="22"/>
                 <w:szCs w:val="22"/>
@@ -881,7 +987,7 @@
         </w:tc>
         <w:tc>
           <w:tcPr>
-            <w:tcW w:w="2174" w:type="dxa"/>
+            <w:tcW w:w="2183" w:type="dxa"/>
             <w:gridSpan w:val="2"/>
             <w:tcBorders/>
             <w:vAlign w:val="center"/>
@@ -894,16 +1000,14 @@
               <w:spacing w:lineRule="auto" w:line="240" w:before="0" w:after="0"/>
               <w:jc w:val="center"/>
               <w:rPr>
-                <w:rFonts w:ascii="Calibri" w:hAnsi="Calibri" w:eastAsia="Calibri" w:cs=""/>
-                <w:kern w:val="0"/>
-                <w:sz w:val="22"/>
-                <w:szCs w:val="22"/>
-                <w:lang w:val="zxx" w:eastAsia="zxx" w:bidi="zxx"/>
-              </w:rPr>
-            </w:pPr>
-            <w:r>
-              <w:rPr>
-                <w:rFonts w:eastAsia="Calibri" w:cs=""/>
+                <w:lang w:val="zxx" w:eastAsia="zxx" w:bidi="zxx"/>
+              </w:rPr>
+            </w:pPr>
+            <w:r>
+              <w:rPr>
+                <w:rFonts w:eastAsia="Calibri" w:cs=""/>
+                <w:b/>
+                <w:bCs/>
                 <w:kern w:val="0"/>
                 <w:sz w:val="22"/>
                 <w:szCs w:val="22"/>
@@ -915,7 +1019,7 @@
         </w:tc>
         <w:tc>
           <w:tcPr>
-            <w:tcW w:w="2388" w:type="dxa"/>
+            <w:tcW w:w="2384" w:type="dxa"/>
             <w:tcBorders/>
             <w:vAlign w:val="center"/>
           </w:tcPr>
@@ -927,16 +1031,14 @@
               <w:spacing w:lineRule="auto" w:line="240" w:before="0" w:after="0"/>
               <w:jc w:val="center"/>
               <w:rPr>
-                <w:rFonts w:ascii="Calibri" w:hAnsi="Calibri" w:eastAsia="Calibri" w:cs=""/>
-                <w:kern w:val="0"/>
-                <w:sz w:val="22"/>
-                <w:szCs w:val="22"/>
-                <w:lang w:val="zxx" w:eastAsia="zxx" w:bidi="zxx"/>
-              </w:rPr>
-            </w:pPr>
-            <w:r>
-              <w:rPr>
-                <w:rFonts w:eastAsia="Calibri" w:cs=""/>
+                <w:lang w:val="zxx" w:eastAsia="zxx" w:bidi="zxx"/>
+              </w:rPr>
+            </w:pPr>
+            <w:r>
+              <w:rPr>
+                <w:rFonts w:eastAsia="Calibri" w:cs=""/>
+                <w:b/>
+                <w:bCs/>
                 <w:kern w:val="0"/>
                 <w:sz w:val="22"/>
                 <w:szCs w:val="22"/>
@@ -953,16 +1055,20 @@
               <w:spacing w:lineRule="auto" w:line="240" w:before="0" w:after="0"/>
               <w:jc w:val="center"/>
               <w:rPr>
-                <w:rFonts w:ascii="Calibri" w:hAnsi="Calibri" w:eastAsia="Calibri" w:cs=""/>
-                <w:kern w:val="0"/>
-                <w:sz w:val="22"/>
-                <w:szCs w:val="22"/>
-                <w:lang w:val="zxx" w:eastAsia="zxx" w:bidi="zxx"/>
-              </w:rPr>
-            </w:pPr>
-            <w:r>
-              <w:rPr>
-                <w:rFonts w:eastAsia="Calibri" w:cs=""/>
+                <w:rFonts w:eastAsia="Calibri" w:cs=""/>
+                <w:b/>
+                <w:bCs/>
+                <w:kern w:val="0"/>
+                <w:sz w:val="22"/>
+                <w:szCs w:val="22"/>
+                <w:lang w:val="zxx" w:eastAsia="zxx" w:bidi="zxx"/>
+              </w:rPr>
+            </w:pPr>
+            <w:r>
+              <w:rPr>
+                <w:rFonts w:eastAsia="Calibri" w:cs=""/>
+                <w:b/>
+                <w:bCs/>
                 <w:kern w:val="0"/>
                 <w:sz w:val="22"/>
                 <w:szCs w:val="22"/>
@@ -979,16 +1085,20 @@
               <w:spacing w:lineRule="auto" w:line="240" w:before="0" w:after="0"/>
               <w:jc w:val="center"/>
               <w:rPr>
-                <w:rFonts w:ascii="Calibri" w:hAnsi="Calibri" w:eastAsia="Calibri" w:cs=""/>
-                <w:kern w:val="0"/>
-                <w:sz w:val="22"/>
-                <w:szCs w:val="22"/>
-                <w:lang w:val="zxx" w:eastAsia="zxx" w:bidi="zxx"/>
-              </w:rPr>
-            </w:pPr>
-            <w:r>
-              <w:rPr>
-                <w:rFonts w:eastAsia="Calibri" w:cs=""/>
+                <w:rFonts w:eastAsia="Calibri" w:cs=""/>
+                <w:b/>
+                <w:bCs/>
+                <w:kern w:val="0"/>
+                <w:sz w:val="22"/>
+                <w:szCs w:val="22"/>
+                <w:lang w:val="zxx" w:eastAsia="zxx" w:bidi="zxx"/>
+              </w:rPr>
+            </w:pPr>
+            <w:r>
+              <w:rPr>
+                <w:rFonts w:eastAsia="Calibri" w:cs=""/>
+                <w:b/>
+                <w:bCs/>
                 <w:kern w:val="0"/>
                 <w:sz w:val="22"/>
                 <w:szCs w:val="22"/>
@@ -1000,7 +1110,7 @@
         </w:tc>
         <w:tc>
           <w:tcPr>
-            <w:tcW w:w="1882" w:type="dxa"/>
+            <w:tcW w:w="1884" w:type="dxa"/>
             <w:tcBorders/>
             <w:vAlign w:val="center"/>
           </w:tcPr>
@@ -1012,28 +1122,26 @@
               <w:spacing w:lineRule="auto" w:line="240" w:before="0" w:after="0"/>
               <w:jc w:val="center"/>
               <w:rPr>
-                <w:rFonts w:ascii="Calibri" w:hAnsi="Calibri" w:eastAsia="Calibri" w:cs=""/>
-                <w:kern w:val="0"/>
-                <w:sz w:val="22"/>
-                <w:szCs w:val="22"/>
-                <w:lang w:val="zxx" w:eastAsia="zxx" w:bidi="zxx"/>
-              </w:rPr>
-            </w:pPr>
-            <w:r>
-              <w:rPr>
-                <w:rFonts w:eastAsia="Calibri" w:cs=""/>
-                <w:kern w:val="0"/>
-                <w:sz w:val="22"/>
-                <w:szCs w:val="22"/>
-                <w:lang w:val="zxx" w:eastAsia="zxx" w:bidi="zxx"/>
-              </w:rPr>
-              <w:t>0.57303</w:t>
-            </w:r>
-          </w:p>
-        </w:tc>
-        <w:tc>
-          <w:tcPr>
-            <w:tcW w:w="2204" w:type="dxa"/>
+                <w:lang w:val="zxx" w:eastAsia="zxx" w:bidi="zxx"/>
+              </w:rPr>
+            </w:pPr>
+            <w:r>
+              <w:rPr>
+                <w:rFonts w:eastAsia="Calibri" w:cs=""/>
+                <w:b/>
+                <w:bCs/>
+                <w:kern w:val="0"/>
+                <w:sz w:val="22"/>
+                <w:szCs w:val="22"/>
+                <w:lang w:val="zxx" w:eastAsia="zxx" w:bidi="zxx"/>
+              </w:rPr>
+              <w:t>0,58051</w:t>
+            </w:r>
+          </w:p>
+        </w:tc>
+        <w:tc>
+          <w:tcPr>
+            <w:tcW w:w="2517" w:type="dxa"/>
             <w:tcBorders>
               <w:end w:val="single" w:sz="24" w:space="0" w:color="000000"/>
             </w:tcBorders>
@@ -1047,22 +1155,20 @@
               <w:spacing w:lineRule="auto" w:line="240" w:before="0" w:after="0"/>
               <w:jc w:val="center"/>
               <w:rPr>
-                <w:rFonts w:ascii="Calibri" w:hAnsi="Calibri" w:eastAsia="Calibri" w:cs=""/>
-                <w:kern w:val="0"/>
-                <w:sz w:val="22"/>
-                <w:szCs w:val="22"/>
-                <w:lang w:val="zxx" w:eastAsia="zxx" w:bidi="zxx"/>
-              </w:rPr>
-            </w:pPr>
-            <w:r>
-              <w:rPr>
-                <w:rFonts w:eastAsia="Calibri" w:cs=""/>
-                <w:kern w:val="0"/>
-                <w:sz w:val="22"/>
-                <w:szCs w:val="22"/>
-                <w:lang w:val="zxx" w:eastAsia="zxx" w:bidi="zxx"/>
-              </w:rPr>
-              <w:t>103945587.88449</w:t>
+                <w:lang w:val="zxx" w:eastAsia="zxx" w:bidi="zxx"/>
+              </w:rPr>
+            </w:pPr>
+            <w:r>
+              <w:rPr>
+                <w:rFonts w:eastAsia="Calibri" w:cs=""/>
+                <w:b/>
+                <w:bCs/>
+                <w:kern w:val="0"/>
+                <w:sz w:val="22"/>
+                <w:szCs w:val="22"/>
+                <w:lang w:val="zxx" w:eastAsia="zxx" w:bidi="zxx"/>
+              </w:rPr>
+              <w:t>103.032.030,98</w:t>
             </w:r>
           </w:p>
         </w:tc>
@@ -1071,8 +1177,9 @@
         <w:trPr/>
         <w:tc>
           <w:tcPr>
-            <w:tcW w:w="1670" w:type="dxa"/>
-            <w:tcBorders>
+            <w:tcW w:w="1899" w:type="dxa"/>
+            <w:tcBorders>
+              <w:top w:val="nil"/>
               <w:start w:val="single" w:sz="24" w:space="0" w:color="000000"/>
             </w:tcBorders>
             <w:vAlign w:val="center"/>
@@ -1085,15 +1192,16 @@
               <w:spacing w:lineRule="auto" w:line="240" w:before="0" w:after="0"/>
               <w:jc w:val="center"/>
               <w:rPr>
-                <w:b/>
-                <w:bCs/>
-              </w:rPr>
-            </w:pPr>
-            <w:r>
-              <w:rPr>
-                <w:rFonts w:eastAsia="Calibri" w:cs=""/>
-                <w:b/>
-                <w:bCs/>
+                <w:b w:val="false"/>
+                <w:bCs w:val="false"/>
+                <w:lang w:val="zxx" w:eastAsia="zxx" w:bidi="zxx"/>
+              </w:rPr>
+            </w:pPr>
+            <w:r>
+              <w:rPr>
+                <w:rFonts w:eastAsia="Calibri" w:cs=""/>
+                <w:b w:val="false"/>
+                <w:bCs w:val="false"/>
                 <w:kern w:val="0"/>
                 <w:sz w:val="22"/>
                 <w:szCs w:val="22"/>
@@ -1105,28 +1213,31 @@
         </w:tc>
         <w:tc>
           <w:tcPr>
-            <w:tcW w:w="2174" w:type="dxa"/>
+            <w:tcW w:w="2183" w:type="dxa"/>
             <w:gridSpan w:val="2"/>
-            <w:tcBorders/>
-            <w:vAlign w:val="center"/>
-          </w:tcPr>
-          <w:p>
-            <w:pPr>
-              <w:pStyle w:val="Normal"/>
-              <w:widowControl/>
-              <w:suppressAutoHyphens w:val="true"/>
-              <w:spacing w:lineRule="auto" w:line="240" w:before="0" w:after="0"/>
-              <w:jc w:val="center"/>
-              <w:rPr>
-                <w:b/>
-                <w:bCs/>
-              </w:rPr>
-            </w:pPr>
-            <w:r>
-              <w:rPr>
-                <w:rFonts w:eastAsia="Calibri" w:cs=""/>
-                <w:b/>
-                <w:bCs/>
+            <w:tcBorders>
+              <w:top w:val="nil"/>
+            </w:tcBorders>
+            <w:vAlign w:val="center"/>
+          </w:tcPr>
+          <w:p>
+            <w:pPr>
+              <w:pStyle w:val="Normal"/>
+              <w:widowControl/>
+              <w:suppressAutoHyphens w:val="true"/>
+              <w:spacing w:lineRule="auto" w:line="240" w:before="0" w:after="0"/>
+              <w:jc w:val="center"/>
+              <w:rPr>
+                <w:b w:val="false"/>
+                <w:bCs w:val="false"/>
+                <w:lang w:val="zxx" w:eastAsia="zxx" w:bidi="zxx"/>
+              </w:rPr>
+            </w:pPr>
+            <w:r>
+              <w:rPr>
+                <w:rFonts w:eastAsia="Calibri" w:cs=""/>
+                <w:b w:val="false"/>
+                <w:bCs w:val="false"/>
                 <w:kern w:val="0"/>
                 <w:sz w:val="22"/>
                 <w:szCs w:val="22"/>
@@ -1138,27 +1249,30 @@
         </w:tc>
         <w:tc>
           <w:tcPr>
-            <w:tcW w:w="2388" w:type="dxa"/>
-            <w:tcBorders/>
-            <w:vAlign w:val="center"/>
-          </w:tcPr>
-          <w:p>
-            <w:pPr>
-              <w:pStyle w:val="Normal"/>
-              <w:widowControl/>
-              <w:suppressAutoHyphens w:val="true"/>
-              <w:spacing w:lineRule="auto" w:line="240" w:before="0" w:after="0"/>
-              <w:jc w:val="center"/>
-              <w:rPr>
-                <w:b/>
-                <w:bCs/>
-              </w:rPr>
-            </w:pPr>
-            <w:r>
-              <w:rPr>
-                <w:rFonts w:eastAsia="Calibri" w:cs=""/>
-                <w:b/>
-                <w:bCs/>
+            <w:tcW w:w="2384" w:type="dxa"/>
+            <w:tcBorders>
+              <w:top w:val="nil"/>
+            </w:tcBorders>
+            <w:vAlign w:val="center"/>
+          </w:tcPr>
+          <w:p>
+            <w:pPr>
+              <w:pStyle w:val="Normal"/>
+              <w:widowControl/>
+              <w:suppressAutoHyphens w:val="true"/>
+              <w:spacing w:lineRule="auto" w:line="240" w:before="0" w:after="0"/>
+              <w:jc w:val="center"/>
+              <w:rPr>
+                <w:b w:val="false"/>
+                <w:bCs w:val="false"/>
+                <w:lang w:val="zxx" w:eastAsia="zxx" w:bidi="zxx"/>
+              </w:rPr>
+            </w:pPr>
+            <w:r>
+              <w:rPr>
+                <w:rFonts w:eastAsia="Calibri" w:cs=""/>
+                <w:b w:val="false"/>
+                <w:bCs w:val="false"/>
                 <w:kern w:val="0"/>
                 <w:sz w:val="22"/>
                 <w:szCs w:val="22"/>
@@ -1175,15 +1289,20 @@
               <w:spacing w:lineRule="auto" w:line="240" w:before="0" w:after="0"/>
               <w:jc w:val="center"/>
               <w:rPr>
-                <w:b/>
-                <w:bCs/>
-              </w:rPr>
-            </w:pPr>
-            <w:r>
-              <w:rPr>
-                <w:rFonts w:eastAsia="Calibri" w:cs=""/>
-                <w:b/>
-                <w:bCs/>
+                <w:rFonts w:eastAsia="Calibri" w:cs=""/>
+                <w:b w:val="false"/>
+                <w:bCs w:val="false"/>
+                <w:kern w:val="0"/>
+                <w:sz w:val="22"/>
+                <w:szCs w:val="22"/>
+                <w:lang w:val="zxx" w:eastAsia="zxx" w:bidi="zxx"/>
+              </w:rPr>
+            </w:pPr>
+            <w:r>
+              <w:rPr>
+                <w:rFonts w:eastAsia="Calibri" w:cs=""/>
+                <w:b w:val="false"/>
+                <w:bCs w:val="false"/>
                 <w:kern w:val="0"/>
                 <w:sz w:val="22"/>
                 <w:szCs w:val="22"/>
@@ -1192,43 +1311,107 @@
               <w:t>Variáveis Dummy</w:t>
             </w:r>
           </w:p>
-        </w:tc>
-        <w:tc>
-          <w:tcPr>
-            <w:tcW w:w="1882" w:type="dxa"/>
-            <w:tcBorders/>
-            <w:vAlign w:val="center"/>
-          </w:tcPr>
-          <w:p>
-            <w:pPr>
-              <w:pStyle w:val="Normal"/>
-              <w:widowControl/>
-              <w:suppressAutoHyphens w:val="true"/>
-              <w:spacing w:lineRule="auto" w:line="240" w:before="0" w:after="0"/>
-              <w:jc w:val="center"/>
-              <w:rPr>
-                <w:b/>
-                <w:bCs/>
-              </w:rPr>
-            </w:pPr>
-            <w:r>
-              <w:rPr>
-                <w:rFonts w:eastAsia="Calibri" w:cs=""/>
-                <w:b/>
-                <w:bCs/>
-                <w:kern w:val="0"/>
-                <w:sz w:val="22"/>
-                <w:szCs w:val="22"/>
-                <w:lang w:val="zxx" w:eastAsia="zxx" w:bidi="zxx"/>
-              </w:rPr>
-              <w:t>0.57303</w:t>
-            </w:r>
-          </w:p>
-        </w:tc>
-        <w:tc>
-          <w:tcPr>
-            <w:tcW w:w="2204" w:type="dxa"/>
-            <w:tcBorders>
+          <w:p>
+            <w:pPr>
+              <w:pStyle w:val="Normal"/>
+              <w:widowControl/>
+              <w:suppressAutoHyphens w:val="true"/>
+              <w:spacing w:lineRule="auto" w:line="240" w:before="0" w:after="0"/>
+              <w:jc w:val="center"/>
+              <w:rPr>
+                <w:rFonts w:eastAsia="Calibri" w:cs=""/>
+                <w:b w:val="false"/>
+                <w:bCs w:val="false"/>
+                <w:kern w:val="0"/>
+                <w:sz w:val="22"/>
+                <w:szCs w:val="22"/>
+                <w:lang w:val="zxx" w:eastAsia="zxx" w:bidi="zxx"/>
+              </w:rPr>
+            </w:pPr>
+            <w:r>
+              <w:rPr>
+                <w:rFonts w:eastAsia="Calibri" w:cs=""/>
+                <w:b w:val="false"/>
+                <w:bCs w:val="false"/>
+                <w:kern w:val="0"/>
+                <w:sz w:val="22"/>
+                <w:szCs w:val="22"/>
+                <w:lang w:val="zxx" w:eastAsia="zxx" w:bidi="zxx"/>
+              </w:rPr>
+              <w:t>Padronização,</w:t>
+            </w:r>
+          </w:p>
+          <w:p>
+            <w:pPr>
+              <w:pStyle w:val="Normal"/>
+              <w:widowControl/>
+              <w:suppressAutoHyphens w:val="true"/>
+              <w:spacing w:lineRule="auto" w:line="240" w:before="0" w:after="0"/>
+              <w:jc w:val="center"/>
+              <w:rPr>
+                <w:rFonts w:eastAsia="Calibri" w:cs=""/>
+                <w:b w:val="false"/>
+                <w:bCs w:val="false"/>
+                <w:kern w:val="0"/>
+                <w:sz w:val="22"/>
+                <w:szCs w:val="22"/>
+                <w:lang w:val="zxx" w:eastAsia="zxx" w:bidi="zxx"/>
+              </w:rPr>
+            </w:pPr>
+            <w:r>
+              <w:rPr>
+                <w:rFonts w:eastAsia="Calibri" w:cs=""/>
+                <w:b w:val="false"/>
+                <w:bCs w:val="false"/>
+                <w:kern w:val="0"/>
+                <w:sz w:val="22"/>
+                <w:szCs w:val="22"/>
+                <w:lang w:val="zxx" w:eastAsia="zxx" w:bidi="zxx"/>
+              </w:rPr>
+              <w:t>Padronização Objetivo</w:t>
+            </w:r>
+          </w:p>
+        </w:tc>
+        <w:tc>
+          <w:tcPr>
+            <w:tcW w:w="1884" w:type="dxa"/>
+            <w:tcBorders>
+              <w:top w:val="nil"/>
+            </w:tcBorders>
+            <w:vAlign w:val="center"/>
+          </w:tcPr>
+          <w:p>
+            <w:pPr>
+              <w:pStyle w:val="Normal"/>
+              <w:widowControl/>
+              <w:suppressAutoHyphens w:val="true"/>
+              <w:spacing w:lineRule="auto" w:line="240" w:before="0" w:after="0"/>
+              <w:jc w:val="center"/>
+              <w:rPr>
+                <w:b w:val="false"/>
+                <w:bCs w:val="false"/>
+                <w:lang w:val="zxx" w:eastAsia="zxx" w:bidi="zxx"/>
+              </w:rPr>
+            </w:pPr>
+            <w:r>
+              <w:rPr>
+                <w:rFonts w:eastAsia="Calibri" w:cs=""/>
+                <w:b w:val="false"/>
+                <w:bCs w:val="false"/>
+                <w:kern w:val="0"/>
+                <w:sz w:val="22"/>
+                <w:szCs w:val="22"/>
+                <w:lang w:val="zxx" w:eastAsia="zxx" w:bidi="zxx"/>
+              </w:rPr>
+              <w:t>0,58051</w:t>
+            </w:r>
+          </w:p>
+        </w:tc>
+        <w:tc>
+          <w:tcPr>
+            <w:tcW w:w="2517" w:type="dxa"/>
+            <w:tcBorders>
+              <w:top w:val="nil"/>
               <w:end w:val="single" w:sz="24" w:space="0" w:color="000000"/>
             </w:tcBorders>
             <w:vAlign w:val="center"/>
@@ -1241,21 +1424,22 @@
               <w:spacing w:lineRule="auto" w:line="240" w:before="0" w:after="0"/>
               <w:jc w:val="center"/>
               <w:rPr>
-                <w:b/>
-                <w:bCs/>
-              </w:rPr>
-            </w:pPr>
-            <w:r>
-              <w:rPr>
-                <w:rFonts w:eastAsia="Calibri" w:cs=""/>
-                <w:b/>
-                <w:bCs/>
-                <w:kern w:val="0"/>
-                <w:sz w:val="22"/>
-                <w:szCs w:val="22"/>
-                <w:lang w:val="zxx" w:eastAsia="zxx" w:bidi="zxx"/>
-              </w:rPr>
-              <w:t>103945577.88311</w:t>
+                <w:b w:val="false"/>
+                <w:bCs w:val="false"/>
+                <w:lang w:val="zxx" w:eastAsia="zxx" w:bidi="zxx"/>
+              </w:rPr>
+            </w:pPr>
+            <w:r>
+              <w:rPr>
+                <w:rFonts w:eastAsia="Calibri" w:cs=""/>
+                <w:b w:val="false"/>
+                <w:bCs w:val="false"/>
+                <w:kern w:val="0"/>
+                <w:sz w:val="22"/>
+                <w:szCs w:val="22"/>
+                <w:lang w:val="zxx" w:eastAsia="zxx" w:bidi="zxx"/>
+              </w:rPr>
+              <w:t>102.464.588,34</w:t>
             </w:r>
           </w:p>
         </w:tc>
@@ -1264,10 +1448,13 @@
         <w:trPr/>
         <w:tc>
           <w:tcPr>
-            <w:tcW w:w="1670" w:type="dxa"/>
+            <w:tcW w:w="10867" w:type="dxa"/>
+            <w:gridSpan w:val="6"/>
             <w:tcBorders>
               <w:start w:val="single" w:sz="24" w:space="0" w:color="000000"/>
-            </w:tcBorders>
+              <w:end w:val="single" w:sz="24" w:space="0" w:color="000000"/>
+            </w:tcBorders>
+            <w:shd w:fill="DEDCE6" w:val="clear"/>
             <w:vAlign w:val="center"/>
           </w:tcPr>
           <w:p>
@@ -1279,200 +1466,25 @@
               <w:jc w:val="center"/>
               <w:rPr>
                 <w:rFonts w:ascii="Calibri" w:hAnsi="Calibri" w:eastAsia="Calibri" w:cs=""/>
-                <w:kern w:val="0"/>
-                <w:sz w:val="22"/>
-                <w:szCs w:val="22"/>
-                <w:lang w:val="zxx" w:eastAsia="zxx" w:bidi="zxx"/>
-              </w:rPr>
-            </w:pPr>
-            <w:r>
-              <w:rPr/>
-              <w:t xml:space="preserve">Regressão Linear </w:t>
-            </w:r>
-            <w:r>
-              <w:rPr/>
-              <w:t>Polinomial</w:t>
-            </w:r>
-          </w:p>
-        </w:tc>
-        <w:tc>
-          <w:tcPr>
-            <w:tcW w:w="2174" w:type="dxa"/>
-            <w:gridSpan w:val="2"/>
-            <w:tcBorders/>
-            <w:vAlign w:val="center"/>
-          </w:tcPr>
-          <w:p>
-            <w:pPr>
-              <w:pStyle w:val="Normal"/>
-              <w:widowControl/>
-              <w:suppressAutoHyphens w:val="true"/>
-              <w:spacing w:lineRule="auto" w:line="240" w:before="0" w:after="0"/>
-              <w:jc w:val="center"/>
-              <w:rPr>
-                <w:rFonts w:ascii="Calibri" w:hAnsi="Calibri" w:eastAsia="Calibri" w:cs=""/>
-                <w:kern w:val="0"/>
-                <w:sz w:val="22"/>
-                <w:szCs w:val="22"/>
-                <w:lang w:val="zxx" w:eastAsia="zxx" w:bidi="zxx"/>
-              </w:rPr>
-            </w:pPr>
-            <w:r>
-              <w:rPr>
-                <w:rFonts w:eastAsia="Calibri" w:cs=""/>
-                <w:kern w:val="0"/>
-                <w:sz w:val="22"/>
-                <w:szCs w:val="22"/>
-                <w:lang w:val="zxx" w:eastAsia="zxx" w:bidi="zxx"/>
-              </w:rPr>
-              <w:t>degree = 2</w:t>
-            </w:r>
-          </w:p>
-        </w:tc>
-        <w:tc>
-          <w:tcPr>
-            <w:tcW w:w="2388" w:type="dxa"/>
-            <w:tcBorders/>
-            <w:vAlign w:val="center"/>
-          </w:tcPr>
-          <w:p>
-            <w:pPr>
-              <w:pStyle w:val="Normal"/>
-              <w:widowControl/>
-              <w:suppressAutoHyphens w:val="true"/>
-              <w:spacing w:lineRule="auto" w:line="240" w:before="0" w:after="0"/>
-              <w:jc w:val="center"/>
-              <w:rPr>
-                <w:rFonts w:ascii="Calibri" w:hAnsi="Calibri" w:eastAsia="Calibri" w:cs=""/>
-                <w:kern w:val="0"/>
-                <w:sz w:val="22"/>
-                <w:szCs w:val="22"/>
-                <w:lang w:val="zxx" w:eastAsia="zxx" w:bidi="zxx"/>
-              </w:rPr>
-            </w:pPr>
-            <w:r>
-              <w:rPr>
-                <w:rFonts w:eastAsia="Calibri" w:cs=""/>
-                <w:kern w:val="0"/>
-                <w:sz w:val="22"/>
-                <w:szCs w:val="22"/>
-                <w:lang w:val="zxx" w:eastAsia="zxx" w:bidi="zxx"/>
-              </w:rPr>
-              <w:t>LabelEncoder</w:t>
-            </w:r>
-          </w:p>
-          <w:p>
-            <w:pPr>
-              <w:pStyle w:val="Normal"/>
-              <w:widowControl/>
-              <w:suppressAutoHyphens w:val="true"/>
-              <w:spacing w:lineRule="auto" w:line="240" w:before="0" w:after="0"/>
-              <w:jc w:val="center"/>
-              <w:rPr>
-                <w:rFonts w:ascii="Calibri" w:hAnsi="Calibri" w:eastAsia="Calibri" w:cs=""/>
-                <w:kern w:val="0"/>
-                <w:sz w:val="22"/>
-                <w:szCs w:val="22"/>
-                <w:lang w:val="zxx" w:eastAsia="zxx" w:bidi="zxx"/>
-              </w:rPr>
-            </w:pPr>
-            <w:r>
-              <w:rPr>
-                <w:rFonts w:eastAsia="Calibri" w:cs=""/>
-                <w:kern w:val="0"/>
-                <w:sz w:val="22"/>
-                <w:szCs w:val="22"/>
-                <w:lang w:val="zxx" w:eastAsia="zxx" w:bidi="zxx"/>
-              </w:rPr>
-              <w:t>Variáveis Dummy</w:t>
-            </w:r>
-          </w:p>
-          <w:p>
-            <w:pPr>
-              <w:pStyle w:val="Normal"/>
-              <w:widowControl/>
-              <w:suppressAutoHyphens w:val="true"/>
-              <w:spacing w:lineRule="auto" w:line="240" w:before="0" w:after="0"/>
-              <w:jc w:val="center"/>
-              <w:rPr>
-                <w:rFonts w:ascii="Calibri" w:hAnsi="Calibri" w:eastAsia="Calibri" w:cs=""/>
-                <w:kern w:val="0"/>
-                <w:sz w:val="22"/>
-                <w:szCs w:val="22"/>
-                <w:lang w:val="zxx" w:eastAsia="zxx" w:bidi="zxx"/>
-              </w:rPr>
-            </w:pPr>
-            <w:r>
-              <w:rPr/>
-              <w:t>Padronização</w:t>
-            </w:r>
-          </w:p>
-        </w:tc>
-        <w:tc>
-          <w:tcPr>
-            <w:tcW w:w="1882" w:type="dxa"/>
-            <w:tcBorders/>
-            <w:vAlign w:val="center"/>
-          </w:tcPr>
-          <w:p>
-            <w:pPr>
-              <w:pStyle w:val="Normal"/>
-              <w:widowControl/>
-              <w:suppressAutoHyphens w:val="true"/>
-              <w:spacing w:lineRule="auto" w:line="240" w:before="0" w:after="0"/>
-              <w:jc w:val="center"/>
-              <w:rPr>
-                <w:rFonts w:ascii="Calibri" w:hAnsi="Calibri" w:eastAsia="Calibri" w:cs=""/>
-                <w:kern w:val="0"/>
-                <w:sz w:val="22"/>
-                <w:szCs w:val="22"/>
-                <w:lang w:val="zxx" w:eastAsia="zxx" w:bidi="zxx"/>
-              </w:rPr>
-            </w:pPr>
-            <w:r>
-              <w:rPr>
-                <w:rFonts w:eastAsia="Calibri" w:cs=""/>
-                <w:kern w:val="0"/>
-                <w:sz w:val="22"/>
-                <w:szCs w:val="22"/>
-                <w:lang w:val="zxx" w:eastAsia="zxx" w:bidi="zxx"/>
-              </w:rPr>
-              <w:t>0.58868</w:t>
-            </w:r>
-          </w:p>
-        </w:tc>
-        <w:tc>
-          <w:tcPr>
-            <w:tcW w:w="2204" w:type="dxa"/>
-            <w:tcBorders>
-              <w:end w:val="single" w:sz="24" w:space="0" w:color="000000"/>
-            </w:tcBorders>
-            <w:vAlign w:val="center"/>
-          </w:tcPr>
-          <w:p>
-            <w:pPr>
-              <w:pStyle w:val="Normal"/>
-              <w:widowControl/>
-              <w:suppressAutoHyphens w:val="true"/>
-              <w:spacing w:lineRule="auto" w:line="240" w:before="0" w:after="0"/>
-              <w:jc w:val="center"/>
-              <w:rPr>
-                <w:rFonts w:ascii="Calibri" w:hAnsi="Calibri" w:eastAsia="Calibri" w:cs=""/>
-                <w:kern w:val="0"/>
-                <w:sz w:val="22"/>
-                <w:szCs w:val="22"/>
-                <w:lang w:val="zxx" w:eastAsia="zxx" w:bidi="zxx"/>
-              </w:rPr>
-            </w:pPr>
-            <w:r>
-              <w:rPr>
-                <w:rFonts w:eastAsia="Calibri" w:cs=""/>
-                <w:kern w:val="0"/>
-                <w:sz w:val="22"/>
-                <w:szCs w:val="22"/>
-                <w:lang w:val="zxx" w:eastAsia="zxx" w:bidi="zxx"/>
-              </w:rPr>
-              <w:t>102023253.22718</w:t>
+                <w:b/>
+                <w:bCs/>
+                <w:kern w:val="0"/>
+                <w:sz w:val="22"/>
+                <w:szCs w:val="22"/>
+                <w:lang w:val="zxx" w:eastAsia="zxx" w:bidi="zxx"/>
+              </w:rPr>
+            </w:pPr>
+            <w:r>
+              <w:rPr>
+                <w:rFonts w:eastAsia="Calibri" w:cs=""/>
+                <w:b/>
+                <w:bCs/>
+                <w:kern w:val="0"/>
+                <w:sz w:val="22"/>
+                <w:szCs w:val="22"/>
+                <w:lang w:val="zxx" w:eastAsia="zxx" w:bidi="zxx"/>
+              </w:rPr>
+              <w:t>Regressão Linear Polinomial</w:t>
             </w:r>
           </w:p>
         </w:tc>
@@ -1481,8 +1493,9 @@
         <w:trPr/>
         <w:tc>
           <w:tcPr>
-            <w:tcW w:w="1670" w:type="dxa"/>
-            <w:tcBorders>
+            <w:tcW w:w="1899" w:type="dxa"/>
+            <w:tcBorders>
+              <w:top w:val="nil"/>
               <w:start w:val="single" w:sz="24" w:space="0" w:color="000000"/>
             </w:tcBorders>
             <w:vAlign w:val="center"/>
@@ -1495,85 +1508,65 @@
               <w:spacing w:lineRule="auto" w:line="240" w:before="0" w:after="0"/>
               <w:jc w:val="center"/>
               <w:rPr>
-                <w:rFonts w:ascii="Calibri" w:hAnsi="Calibri" w:eastAsia="Calibri" w:cs=""/>
-                <w:kern w:val="0"/>
-                <w:sz w:val="22"/>
-                <w:szCs w:val="22"/>
-                <w:lang w:val="zxx" w:eastAsia="zxx" w:bidi="zxx"/>
-              </w:rPr>
-            </w:pPr>
-            <w:r>
-              <w:rPr/>
-              <w:t xml:space="preserve">Regressão Linear </w:t>
-            </w:r>
-            <w:r>
-              <w:rPr/>
-              <w:t>Polinomial</w:t>
-            </w:r>
-          </w:p>
-        </w:tc>
-        <w:tc>
-          <w:tcPr>
-            <w:tcW w:w="2174" w:type="dxa"/>
+                <w:lang w:val="zxx" w:eastAsia="zxx" w:bidi="zxx"/>
+              </w:rPr>
+            </w:pPr>
+            <w:r>
+              <w:rPr>
+                <w:lang w:val="zxx" w:eastAsia="zxx" w:bidi="zxx"/>
+              </w:rPr>
+              <w:t>Regressão Linear Polinomial</w:t>
+            </w:r>
+          </w:p>
+        </w:tc>
+        <w:tc>
+          <w:tcPr>
+            <w:tcW w:w="2183" w:type="dxa"/>
             <w:gridSpan w:val="2"/>
-            <w:tcBorders/>
-            <w:vAlign w:val="center"/>
-          </w:tcPr>
-          <w:p>
-            <w:pPr>
-              <w:pStyle w:val="Normal"/>
-              <w:widowControl/>
-              <w:suppressAutoHyphens w:val="true"/>
-              <w:spacing w:lineRule="auto" w:line="240" w:before="0" w:after="0"/>
-              <w:jc w:val="center"/>
-              <w:rPr>
-                <w:rFonts w:ascii="Calibri" w:hAnsi="Calibri" w:eastAsia="Calibri" w:cs=""/>
-                <w:kern w:val="0"/>
-                <w:sz w:val="22"/>
-                <w:szCs w:val="22"/>
-                <w:lang w:val="zxx" w:eastAsia="zxx" w:bidi="zxx"/>
-              </w:rPr>
-            </w:pPr>
-            <w:r>
-              <w:rPr>
-                <w:rFonts w:eastAsia="Calibri" w:cs=""/>
-                <w:kern w:val="0"/>
-                <w:sz w:val="22"/>
-                <w:szCs w:val="22"/>
-                <w:lang w:val="zxx" w:eastAsia="zxx" w:bidi="zxx"/>
-              </w:rPr>
-              <w:t xml:space="preserve">degree = </w:t>
-            </w:r>
-            <w:r>
-              <w:rPr>
-                <w:rFonts w:eastAsia="Calibri" w:cs=""/>
-                <w:kern w:val="0"/>
-                <w:sz w:val="22"/>
-                <w:szCs w:val="22"/>
-                <w:lang w:val="zxx" w:eastAsia="zxx" w:bidi="zxx"/>
-              </w:rPr>
-              <w:t>3</w:t>
-            </w:r>
-          </w:p>
-        </w:tc>
-        <w:tc>
-          <w:tcPr>
-            <w:tcW w:w="2388" w:type="dxa"/>
-            <w:tcBorders/>
-            <w:vAlign w:val="center"/>
-          </w:tcPr>
-          <w:p>
-            <w:pPr>
-              <w:pStyle w:val="Normal"/>
-              <w:widowControl/>
-              <w:suppressAutoHyphens w:val="true"/>
-              <w:spacing w:lineRule="auto" w:line="240" w:before="0" w:after="0"/>
-              <w:jc w:val="center"/>
-              <w:rPr>
-                <w:rFonts w:ascii="Calibri" w:hAnsi="Calibri" w:eastAsia="Calibri" w:cs=""/>
-                <w:kern w:val="0"/>
-                <w:sz w:val="22"/>
-                <w:szCs w:val="22"/>
+            <w:tcBorders>
+              <w:top w:val="nil"/>
+            </w:tcBorders>
+            <w:vAlign w:val="center"/>
+          </w:tcPr>
+          <w:p>
+            <w:pPr>
+              <w:pStyle w:val="Normal"/>
+              <w:widowControl/>
+              <w:suppressAutoHyphens w:val="true"/>
+              <w:spacing w:lineRule="auto" w:line="240" w:before="0" w:after="0"/>
+              <w:jc w:val="center"/>
+              <w:rPr>
+                <w:lang w:val="zxx" w:eastAsia="zxx" w:bidi="zxx"/>
+              </w:rPr>
+            </w:pPr>
+            <w:r>
+              <w:rPr>
+                <w:rFonts w:eastAsia="Calibri" w:cs=""/>
+                <w:kern w:val="0"/>
+                <w:sz w:val="22"/>
+                <w:szCs w:val="22"/>
+                <w:lang w:val="zxx" w:eastAsia="zxx" w:bidi="zxx"/>
+              </w:rPr>
+              <w:t>degree = 2</w:t>
+            </w:r>
+          </w:p>
+        </w:tc>
+        <w:tc>
+          <w:tcPr>
+            <w:tcW w:w="2384" w:type="dxa"/>
+            <w:tcBorders>
+              <w:top w:val="nil"/>
+            </w:tcBorders>
+            <w:vAlign w:val="center"/>
+          </w:tcPr>
+          <w:p>
+            <w:pPr>
+              <w:pStyle w:val="Normal"/>
+              <w:widowControl/>
+              <w:suppressAutoHyphens w:val="true"/>
+              <w:spacing w:lineRule="auto" w:line="240" w:before="0" w:after="0"/>
+              <w:jc w:val="center"/>
+              <w:rPr>
                 <w:lang w:val="zxx" w:eastAsia="zxx" w:bidi="zxx"/>
               </w:rPr>
             </w:pPr>
@@ -1588,90 +1581,43 @@
               <w:t>LabelEncoder</w:t>
             </w:r>
           </w:p>
-          <w:p>
-            <w:pPr>
-              <w:pStyle w:val="Normal"/>
-              <w:widowControl/>
-              <w:suppressAutoHyphens w:val="true"/>
-              <w:spacing w:lineRule="auto" w:line="240" w:before="0" w:after="0"/>
-              <w:jc w:val="center"/>
-              <w:rPr>
-                <w:rFonts w:ascii="Calibri" w:hAnsi="Calibri" w:eastAsia="Calibri" w:cs=""/>
-                <w:kern w:val="0"/>
-                <w:sz w:val="22"/>
-                <w:szCs w:val="22"/>
-                <w:lang w:val="zxx" w:eastAsia="zxx" w:bidi="zxx"/>
-              </w:rPr>
-            </w:pPr>
-            <w:r>
-              <w:rPr>
-                <w:rFonts w:eastAsia="Calibri" w:cs=""/>
-                <w:kern w:val="0"/>
-                <w:sz w:val="22"/>
-                <w:szCs w:val="22"/>
-                <w:lang w:val="zxx" w:eastAsia="zxx" w:bidi="zxx"/>
-              </w:rPr>
-              <w:t>Variáveis Dummy</w:t>
-            </w:r>
-          </w:p>
-          <w:p>
-            <w:pPr>
-              <w:pStyle w:val="Normal"/>
-              <w:widowControl/>
-              <w:suppressAutoHyphens w:val="true"/>
-              <w:spacing w:lineRule="auto" w:line="240" w:before="0" w:after="0"/>
-              <w:jc w:val="center"/>
-              <w:rPr>
-                <w:rFonts w:ascii="Calibri" w:hAnsi="Calibri" w:eastAsia="Calibri" w:cs=""/>
-                <w:kern w:val="0"/>
-                <w:sz w:val="22"/>
-                <w:szCs w:val="22"/>
-                <w:lang w:val="zxx" w:eastAsia="zxx" w:bidi="zxx"/>
-              </w:rPr>
-            </w:pPr>
-            <w:r>
-              <w:rPr/>
-              <w:t>Padronização</w:t>
-            </w:r>
-          </w:p>
-        </w:tc>
-        <w:tc>
-          <w:tcPr>
-            <w:tcW w:w="1882" w:type="dxa"/>
-            <w:tcBorders/>
-            <w:vAlign w:val="center"/>
-          </w:tcPr>
-          <w:p>
-            <w:pPr>
-              <w:pStyle w:val="Normal"/>
-              <w:widowControl/>
-              <w:suppressAutoHyphens w:val="true"/>
-              <w:spacing w:lineRule="auto" w:line="240" w:before="0" w:after="0"/>
-              <w:jc w:val="center"/>
-              <w:rPr>
-                <w:rFonts w:ascii="Calibri" w:hAnsi="Calibri" w:eastAsia="Calibri" w:cs=""/>
-                <w:kern w:val="0"/>
-                <w:sz w:val="22"/>
-                <w:szCs w:val="22"/>
-                <w:lang w:val="zxx" w:eastAsia="zxx" w:bidi="zxx"/>
-              </w:rPr>
-            </w:pPr>
-            <w:r>
-              <w:rPr>
-                <w:rFonts w:eastAsia="Calibri" w:cs=""/>
-                <w:kern w:val="0"/>
-                <w:sz w:val="22"/>
-                <w:szCs w:val="22"/>
-                <w:lang w:val="zxx" w:eastAsia="zxx" w:bidi="zxx"/>
-              </w:rPr>
-              <w:t>0.58071</w:t>
-            </w:r>
-          </w:p>
-        </w:tc>
-        <w:tc>
-          <w:tcPr>
-            <w:tcW w:w="2204" w:type="dxa"/>
-            <w:tcBorders>
+        </w:tc>
+        <w:tc>
+          <w:tcPr>
+            <w:tcW w:w="1884" w:type="dxa"/>
+            <w:tcBorders>
+              <w:top w:val="nil"/>
+            </w:tcBorders>
+            <w:vAlign w:val="center"/>
+          </w:tcPr>
+          <w:p>
+            <w:pPr>
+              <w:pStyle w:val="Normal"/>
+              <w:widowControl/>
+              <w:suppressAutoHyphens w:val="true"/>
+              <w:spacing w:lineRule="auto" w:line="240" w:before="0" w:after="0"/>
+              <w:jc w:val="center"/>
+              <w:rPr>
+                <w:lang w:val="zxx" w:eastAsia="zxx" w:bidi="zxx"/>
+              </w:rPr>
+            </w:pPr>
+            <w:r>
+              <w:rPr>
+                <w:rFonts w:eastAsia="Calibri" w:cs=""/>
+                <w:kern w:val="0"/>
+                <w:sz w:val="22"/>
+                <w:szCs w:val="22"/>
+                <w:lang w:val="zxx" w:eastAsia="zxx" w:bidi="zxx"/>
+              </w:rPr>
+              <w:t>0,58512</w:t>
+            </w:r>
+          </w:p>
+        </w:tc>
+        <w:tc>
+          <w:tcPr>
+            <w:tcW w:w="2517" w:type="dxa"/>
+            <w:tcBorders>
+              <w:top w:val="nil"/>
               <w:end w:val="single" w:sz="24" w:space="0" w:color="000000"/>
             </w:tcBorders>
             <w:vAlign w:val="center"/>
@@ -1684,22 +1630,18 @@
               <w:spacing w:lineRule="auto" w:line="240" w:before="0" w:after="0"/>
               <w:jc w:val="center"/>
               <w:rPr>
-                <w:rFonts w:ascii="Calibri" w:hAnsi="Calibri" w:eastAsia="Calibri" w:cs=""/>
-                <w:kern w:val="0"/>
-                <w:sz w:val="22"/>
-                <w:szCs w:val="22"/>
-                <w:lang w:val="zxx" w:eastAsia="zxx" w:bidi="zxx"/>
-              </w:rPr>
-            </w:pPr>
-            <w:r>
-              <w:rPr>
-                <w:rFonts w:eastAsia="Calibri" w:cs=""/>
-                <w:kern w:val="0"/>
-                <w:sz w:val="22"/>
-                <w:szCs w:val="22"/>
-                <w:lang w:val="zxx" w:eastAsia="zxx" w:bidi="zxx"/>
-              </w:rPr>
-              <w:t>103007044.86918</w:t>
+                <w:lang w:val="zxx" w:eastAsia="zxx" w:bidi="zxx"/>
+              </w:rPr>
+            </w:pPr>
+            <w:r>
+              <w:rPr>
+                <w:rFonts w:eastAsia="Calibri" w:cs=""/>
+                <w:kern w:val="0"/>
+                <w:sz w:val="22"/>
+                <w:szCs w:val="22"/>
+                <w:lang w:val="zxx" w:eastAsia="zxx" w:bidi="zxx"/>
+              </w:rPr>
+              <w:t>102.464.588,34</w:t>
             </w:r>
           </w:p>
         </w:tc>
@@ -1708,10 +1650,12 @@
         <w:trPr/>
         <w:tc>
           <w:tcPr>
-            <w:tcW w:w="1670" w:type="dxa"/>
-            <w:tcBorders>
+            <w:tcW w:w="1899" w:type="dxa"/>
+            <w:tcBorders>
+              <w:top w:val="nil"/>
               <w:start w:val="single" w:sz="24" w:space="0" w:color="000000"/>
             </w:tcBorders>
+            <w:shd w:fill="168253" w:val="clear"/>
             <w:vAlign w:val="center"/>
           </w:tcPr>
           <w:p>
@@ -1724,29 +1668,113 @@
               <w:rPr>
                 <w:b/>
                 <w:bCs/>
+                <w:lang w:val="zxx" w:eastAsia="zxx" w:bidi="zxx"/>
               </w:rPr>
             </w:pPr>
             <w:r>
               <w:rPr>
                 <w:b/>
                 <w:bCs/>
-              </w:rPr>
-              <w:t xml:space="preserve">Regressão Linear </w:t>
-            </w:r>
-            <w:r>
+                <w:lang w:val="zxx" w:eastAsia="zxx" w:bidi="zxx"/>
+              </w:rPr>
+              <w:t>Regressão Linear Polinomial</w:t>
+            </w:r>
+          </w:p>
+        </w:tc>
+        <w:tc>
+          <w:tcPr>
+            <w:tcW w:w="2183" w:type="dxa"/>
+            <w:gridSpan w:val="2"/>
+            <w:tcBorders>
+              <w:top w:val="nil"/>
+            </w:tcBorders>
+            <w:shd w:fill="168253" w:val="clear"/>
+            <w:vAlign w:val="center"/>
+          </w:tcPr>
+          <w:p>
+            <w:pPr>
+              <w:pStyle w:val="Normal"/>
+              <w:widowControl/>
+              <w:suppressAutoHyphens w:val="true"/>
+              <w:spacing w:lineRule="auto" w:line="240" w:before="0" w:after="0"/>
+              <w:jc w:val="center"/>
               <w:rPr>
                 <w:b/>
                 <w:bCs/>
-              </w:rPr>
-              <w:t>Polinomial</w:t>
-            </w:r>
-          </w:p>
-        </w:tc>
-        <w:tc>
-          <w:tcPr>
-            <w:tcW w:w="2174" w:type="dxa"/>
-            <w:gridSpan w:val="2"/>
-            <w:tcBorders/>
+                <w:lang w:val="zxx" w:eastAsia="zxx" w:bidi="zxx"/>
+              </w:rPr>
+            </w:pPr>
+            <w:r>
+              <w:rPr>
+                <w:b/>
+                <w:bCs/>
+                <w:lang w:val="zxx" w:eastAsia="zxx" w:bidi="zxx"/>
+              </w:rPr>
+              <w:t>degree = 2</w:t>
+            </w:r>
+          </w:p>
+        </w:tc>
+        <w:tc>
+          <w:tcPr>
+            <w:tcW w:w="2384" w:type="dxa"/>
+            <w:tcBorders>
+              <w:top w:val="nil"/>
+            </w:tcBorders>
+            <w:shd w:fill="168253" w:val="clear"/>
+            <w:vAlign w:val="center"/>
+          </w:tcPr>
+          <w:p>
+            <w:pPr>
+              <w:pStyle w:val="Normal"/>
+              <w:widowControl/>
+              <w:suppressAutoHyphens w:val="true"/>
+              <w:spacing w:lineRule="auto" w:line="240" w:before="0" w:after="0"/>
+              <w:jc w:val="center"/>
+              <w:rPr>
+                <w:b/>
+                <w:bCs/>
+                <w:lang w:val="zxx" w:eastAsia="zxx" w:bidi="zxx"/>
+              </w:rPr>
+            </w:pPr>
+            <w:r>
+              <w:rPr>
+                <w:b/>
+                <w:bCs/>
+                <w:lang w:val="zxx" w:eastAsia="zxx" w:bidi="zxx"/>
+              </w:rPr>
+              <w:t>LabelEncoder</w:t>
+            </w:r>
+          </w:p>
+          <w:p>
+            <w:pPr>
+              <w:pStyle w:val="Normal"/>
+              <w:widowControl/>
+              <w:suppressAutoHyphens w:val="true"/>
+              <w:spacing w:lineRule="auto" w:line="240" w:before="0" w:after="0"/>
+              <w:jc w:val="center"/>
+              <w:rPr>
+                <w:b/>
+                <w:bCs/>
+                <w:lang w:val="zxx" w:eastAsia="zxx" w:bidi="zxx"/>
+              </w:rPr>
+            </w:pPr>
+            <w:r>
+              <w:rPr>
+                <w:b/>
+                <w:bCs/>
+                <w:lang w:val="zxx" w:eastAsia="zxx" w:bidi="zxx"/>
+              </w:rPr>
+              <w:t>Variáveis Dummy</w:t>
+            </w:r>
+          </w:p>
+        </w:tc>
+        <w:tc>
+          <w:tcPr>
+            <w:tcW w:w="1884" w:type="dxa"/>
+            <w:tcBorders>
+              <w:top w:val="nil"/>
+            </w:tcBorders>
+            <w:shd w:fill="168253" w:val="clear"/>
             <w:vAlign w:val="center"/>
           </w:tcPr>
           <w:p>
@@ -1776,83 +1804,18 @@
                 <w:szCs w:val="22"/>
                 <w:lang w:val="zxx" w:eastAsia="zxx" w:bidi="zxx"/>
               </w:rPr>
-              <w:t xml:space="preserve">degree = </w:t>
-            </w:r>
-            <w:r>
-              <w:rPr>
-                <w:rFonts w:eastAsia="Calibri" w:cs=""/>
-                <w:b/>
-                <w:bCs/>
-                <w:kern w:val="0"/>
-                <w:sz w:val="22"/>
-                <w:szCs w:val="22"/>
-                <w:lang w:val="zxx" w:eastAsia="zxx" w:bidi="zxx"/>
-              </w:rPr>
-              <w:t>2</w:t>
-            </w:r>
-          </w:p>
-        </w:tc>
-        <w:tc>
-          <w:tcPr>
-            <w:tcW w:w="2388" w:type="dxa"/>
-            <w:tcBorders/>
-            <w:vAlign w:val="center"/>
-          </w:tcPr>
-          <w:p>
-            <w:pPr>
-              <w:pStyle w:val="Normal"/>
-              <w:widowControl/>
-              <w:suppressAutoHyphens w:val="true"/>
-              <w:spacing w:lineRule="auto" w:line="240" w:before="0" w:after="0"/>
-              <w:jc w:val="center"/>
-              <w:rPr>
-                <w:b/>
-                <w:bCs/>
-              </w:rPr>
-            </w:pPr>
-            <w:r>
-              <w:rPr>
-                <w:rFonts w:eastAsia="Calibri" w:cs=""/>
-                <w:b/>
-                <w:bCs/>
-                <w:kern w:val="0"/>
-                <w:sz w:val="22"/>
-                <w:szCs w:val="22"/>
-                <w:lang w:val="zxx" w:eastAsia="zxx" w:bidi="zxx"/>
-              </w:rPr>
-              <w:t>LabelEncoder</w:t>
-            </w:r>
-          </w:p>
-          <w:p>
-            <w:pPr>
-              <w:pStyle w:val="Normal"/>
-              <w:widowControl/>
-              <w:suppressAutoHyphens w:val="true"/>
-              <w:spacing w:lineRule="auto" w:line="240" w:before="0" w:after="0"/>
-              <w:jc w:val="center"/>
-              <w:rPr>
-                <w:b/>
-                <w:bCs/>
-              </w:rPr>
-            </w:pPr>
-            <w:r>
-              <w:rPr>
-                <w:rFonts w:eastAsia="Calibri" w:cs=""/>
-                <w:b/>
-                <w:bCs/>
-                <w:kern w:val="0"/>
-                <w:sz w:val="22"/>
-                <w:szCs w:val="22"/>
-                <w:lang w:val="zxx" w:eastAsia="zxx" w:bidi="zxx"/>
-              </w:rPr>
-              <w:t>Variáveis Dummy</w:t>
-            </w:r>
-          </w:p>
-        </w:tc>
-        <w:tc>
-          <w:tcPr>
-            <w:tcW w:w="1882" w:type="dxa"/>
-            <w:tcBorders/>
+              <w:t>0,61129</w:t>
+            </w:r>
+          </w:p>
+        </w:tc>
+        <w:tc>
+          <w:tcPr>
+            <w:tcW w:w="2517" w:type="dxa"/>
+            <w:tcBorders>
+              <w:top w:val="nil"/>
+              <w:end w:val="single" w:sz="24" w:space="0" w:color="000000"/>
+            </w:tcBorders>
+            <w:shd w:fill="168253" w:val="clear"/>
             <w:vAlign w:val="center"/>
           </w:tcPr>
           <w:p>
@@ -1882,46 +1845,7 @@
                 <w:szCs w:val="22"/>
                 <w:lang w:val="zxx" w:eastAsia="zxx" w:bidi="zxx"/>
               </w:rPr>
-              <w:t>0.58997</w:t>
-            </w:r>
-          </w:p>
-        </w:tc>
-        <w:tc>
-          <w:tcPr>
-            <w:tcW w:w="2204" w:type="dxa"/>
-            <w:tcBorders>
-              <w:end w:val="single" w:sz="24" w:space="0" w:color="000000"/>
-            </w:tcBorders>
-            <w:vAlign w:val="center"/>
-          </w:tcPr>
-          <w:p>
-            <w:pPr>
-              <w:pStyle w:val="Normal"/>
-              <w:widowControl/>
-              <w:suppressAutoHyphens w:val="true"/>
-              <w:spacing w:lineRule="auto" w:line="240" w:before="0" w:after="0"/>
-              <w:jc w:val="center"/>
-              <w:rPr>
-                <w:rFonts w:ascii="Calibri" w:hAnsi="Calibri" w:eastAsia="Calibri" w:cs=""/>
-                <w:b/>
-                <w:bCs/>
-                <w:kern w:val="0"/>
-                <w:sz w:val="22"/>
-                <w:szCs w:val="22"/>
-                <w:lang w:val="zxx" w:eastAsia="zxx" w:bidi="zxx"/>
-              </w:rPr>
-            </w:pPr>
-            <w:r>
-              <w:rPr>
-                <w:rFonts w:eastAsia="Calibri" w:cs=""/>
-                <w:b/>
-                <w:bCs/>
-                <w:kern w:val="0"/>
-                <w:sz w:val="22"/>
-                <w:szCs w:val="22"/>
-                <w:lang w:val="zxx" w:eastAsia="zxx" w:bidi="zxx"/>
-              </w:rPr>
-              <w:t>101863370.30331</w:t>
+              <w:t>99.180.540,44</w:t>
             </w:r>
           </w:p>
         </w:tc>
@@ -1930,8 +1854,9 @@
         <w:trPr/>
         <w:tc>
           <w:tcPr>
-            <w:tcW w:w="1670" w:type="dxa"/>
-            <w:tcBorders>
+            <w:tcW w:w="1899" w:type="dxa"/>
+            <w:tcBorders>
+              <w:top w:val="nil"/>
               <w:start w:val="single" w:sz="24" w:space="0" w:color="000000"/>
             </w:tcBorders>
             <w:vAlign w:val="center"/>
@@ -1944,6 +1869,124 @@
               <w:spacing w:lineRule="auto" w:line="240" w:before="0" w:after="0"/>
               <w:jc w:val="center"/>
               <w:rPr>
+                <w:lang w:val="zxx" w:eastAsia="zxx" w:bidi="zxx"/>
+              </w:rPr>
+            </w:pPr>
+            <w:r>
+              <w:rPr>
+                <w:lang w:val="zxx" w:eastAsia="zxx" w:bidi="zxx"/>
+              </w:rPr>
+              <w:t>Regressão Linear Polinomial</w:t>
+            </w:r>
+          </w:p>
+        </w:tc>
+        <w:tc>
+          <w:tcPr>
+            <w:tcW w:w="2183" w:type="dxa"/>
+            <w:gridSpan w:val="2"/>
+            <w:tcBorders>
+              <w:top w:val="nil"/>
+            </w:tcBorders>
+            <w:vAlign w:val="center"/>
+          </w:tcPr>
+          <w:p>
+            <w:pPr>
+              <w:pStyle w:val="Normal"/>
+              <w:widowControl/>
+              <w:suppressAutoHyphens w:val="true"/>
+              <w:spacing w:lineRule="auto" w:line="240" w:before="0" w:after="0"/>
+              <w:jc w:val="center"/>
+              <w:rPr>
+                <w:lang w:val="zxx" w:eastAsia="zxx" w:bidi="zxx"/>
+              </w:rPr>
+            </w:pPr>
+            <w:r>
+              <w:rPr>
+                <w:lang w:val="zxx" w:eastAsia="zxx" w:bidi="zxx"/>
+              </w:rPr>
+              <w:t>degree = 2</w:t>
+            </w:r>
+          </w:p>
+        </w:tc>
+        <w:tc>
+          <w:tcPr>
+            <w:tcW w:w="2384" w:type="dxa"/>
+            <w:tcBorders>
+              <w:top w:val="nil"/>
+            </w:tcBorders>
+            <w:vAlign w:val="center"/>
+          </w:tcPr>
+          <w:p>
+            <w:pPr>
+              <w:pStyle w:val="Normal"/>
+              <w:widowControl/>
+              <w:suppressAutoHyphens w:val="true"/>
+              <w:spacing w:lineRule="auto" w:line="240" w:before="0" w:after="0"/>
+              <w:jc w:val="center"/>
+              <w:rPr>
+                <w:lang w:val="zxx" w:eastAsia="zxx" w:bidi="zxx"/>
+              </w:rPr>
+            </w:pPr>
+            <w:r>
+              <w:rPr>
+                <w:lang w:val="zxx" w:eastAsia="zxx" w:bidi="zxx"/>
+              </w:rPr>
+              <w:t>LabelEncoder</w:t>
+            </w:r>
+          </w:p>
+          <w:p>
+            <w:pPr>
+              <w:pStyle w:val="Normal"/>
+              <w:widowControl/>
+              <w:suppressAutoHyphens w:val="true"/>
+              <w:spacing w:lineRule="auto" w:line="240" w:before="0" w:after="0"/>
+              <w:jc w:val="center"/>
+              <w:rPr>
+                <w:lang w:val="zxx" w:eastAsia="zxx" w:bidi="zxx"/>
+              </w:rPr>
+            </w:pPr>
+            <w:r>
+              <w:rPr>
+                <w:lang w:val="zxx" w:eastAsia="zxx" w:bidi="zxx"/>
+              </w:rPr>
+              <w:t>Variáveis Dummy</w:t>
+            </w:r>
+          </w:p>
+          <w:p>
+            <w:pPr>
+              <w:pStyle w:val="Normal"/>
+              <w:widowControl/>
+              <w:suppressAutoHyphens w:val="true"/>
+              <w:spacing w:lineRule="auto" w:line="240" w:before="0" w:after="0"/>
+              <w:jc w:val="center"/>
+              <w:rPr>
+                <w:lang w:val="zxx" w:eastAsia="zxx" w:bidi="zxx"/>
+              </w:rPr>
+            </w:pPr>
+            <w:r>
+              <w:rPr>
+                <w:lang w:val="zxx" w:eastAsia="zxx" w:bidi="zxx"/>
+              </w:rPr>
+              <w:t>Padronização</w:t>
+            </w:r>
+          </w:p>
+        </w:tc>
+        <w:tc>
+          <w:tcPr>
+            <w:tcW w:w="1884" w:type="dxa"/>
+            <w:tcBorders>
+              <w:top w:val="nil"/>
+            </w:tcBorders>
+            <w:vAlign w:val="center"/>
+          </w:tcPr>
+          <w:p>
+            <w:pPr>
+              <w:pStyle w:val="Normal"/>
+              <w:widowControl/>
+              <w:suppressAutoHyphens w:val="true"/>
+              <w:spacing w:lineRule="auto" w:line="240" w:before="0" w:after="0"/>
+              <w:jc w:val="center"/>
+              <w:rPr>
                 <w:rFonts w:ascii="Calibri" w:hAnsi="Calibri" w:eastAsia="Calibri" w:cs=""/>
                 <w:kern w:val="0"/>
                 <w:sz w:val="22"/>
@@ -1952,20 +1995,24 @@
               </w:rPr>
             </w:pPr>
             <w:r>
-              <w:rPr/>
-              <w:t xml:space="preserve">Regressão Linear </w:t>
-            </w:r>
-            <w:r>
-              <w:rPr/>
-              <w:t>Polinomial</w:t>
-            </w:r>
-          </w:p>
-        </w:tc>
-        <w:tc>
-          <w:tcPr>
-            <w:tcW w:w="2174" w:type="dxa"/>
-            <w:gridSpan w:val="2"/>
-            <w:tcBorders/>
+              <w:rPr>
+                <w:rFonts w:eastAsia="Calibri" w:cs=""/>
+                <w:kern w:val="0"/>
+                <w:sz w:val="22"/>
+                <w:szCs w:val="22"/>
+                <w:lang w:val="zxx" w:eastAsia="zxx" w:bidi="zxx"/>
+              </w:rPr>
+              <w:t>0,58083</w:t>
+            </w:r>
+          </w:p>
+        </w:tc>
+        <w:tc>
+          <w:tcPr>
+            <w:tcW w:w="2517" w:type="dxa"/>
+            <w:tcBorders>
+              <w:top w:val="nil"/>
+              <w:end w:val="single" w:sz="24" w:space="0" w:color="000000"/>
+            </w:tcBorders>
             <w:vAlign w:val="center"/>
           </w:tcPr>
           <w:p>
@@ -1991,144 +2038,7 @@
                 <w:szCs w:val="22"/>
                 <w:lang w:val="zxx" w:eastAsia="zxx" w:bidi="zxx"/>
               </w:rPr>
-              <w:t xml:space="preserve">degree = </w:t>
-            </w:r>
-            <w:r>
-              <w:rPr>
-                <w:rFonts w:eastAsia="Calibri" w:cs=""/>
-                <w:kern w:val="0"/>
-                <w:sz w:val="22"/>
-                <w:szCs w:val="22"/>
-                <w:lang w:val="zxx" w:eastAsia="zxx" w:bidi="zxx"/>
-              </w:rPr>
-              <w:t>3</w:t>
-            </w:r>
-          </w:p>
-        </w:tc>
-        <w:tc>
-          <w:tcPr>
-            <w:tcW w:w="2388" w:type="dxa"/>
-            <w:tcBorders/>
-            <w:vAlign w:val="center"/>
-          </w:tcPr>
-          <w:p>
-            <w:pPr>
-              <w:pStyle w:val="Normal"/>
-              <w:widowControl/>
-              <w:suppressAutoHyphens w:val="true"/>
-              <w:spacing w:lineRule="auto" w:line="240" w:before="0" w:after="0"/>
-              <w:jc w:val="center"/>
-              <w:rPr>
-                <w:rFonts w:ascii="Calibri" w:hAnsi="Calibri" w:eastAsia="Calibri" w:cs=""/>
-                <w:kern w:val="0"/>
-                <w:sz w:val="22"/>
-                <w:szCs w:val="22"/>
-                <w:lang w:val="zxx" w:eastAsia="zxx" w:bidi="zxx"/>
-              </w:rPr>
-            </w:pPr>
-            <w:r>
-              <w:rPr>
-                <w:rFonts w:eastAsia="Calibri" w:cs=""/>
-                <w:kern w:val="0"/>
-                <w:sz w:val="22"/>
-                <w:szCs w:val="22"/>
-                <w:lang w:val="zxx" w:eastAsia="zxx" w:bidi="zxx"/>
-              </w:rPr>
-              <w:t>LabelEncoder</w:t>
-            </w:r>
-          </w:p>
-          <w:p>
-            <w:pPr>
-              <w:pStyle w:val="Normal"/>
-              <w:widowControl/>
-              <w:suppressAutoHyphens w:val="true"/>
-              <w:spacing w:lineRule="auto" w:line="240" w:before="0" w:after="0"/>
-              <w:jc w:val="center"/>
-              <w:rPr>
-                <w:rFonts w:ascii="Calibri" w:hAnsi="Calibri" w:eastAsia="Calibri" w:cs=""/>
-                <w:kern w:val="0"/>
-                <w:sz w:val="22"/>
-                <w:szCs w:val="22"/>
-                <w:lang w:val="zxx" w:eastAsia="zxx" w:bidi="zxx"/>
-              </w:rPr>
-            </w:pPr>
-            <w:r>
-              <w:rPr>
-                <w:rFonts w:eastAsia="Calibri" w:cs=""/>
-                <w:kern w:val="0"/>
-                <w:sz w:val="22"/>
-                <w:szCs w:val="22"/>
-                <w:lang w:val="zxx" w:eastAsia="zxx" w:bidi="zxx"/>
-              </w:rPr>
-              <w:t>Variáveis Dummy</w:t>
-            </w:r>
-          </w:p>
-        </w:tc>
-        <w:tc>
-          <w:tcPr>
-            <w:tcW w:w="1882" w:type="dxa"/>
-            <w:tcBorders/>
-            <w:vAlign w:val="center"/>
-          </w:tcPr>
-          <w:p>
-            <w:pPr>
-              <w:pStyle w:val="Normal"/>
-              <w:widowControl/>
-              <w:suppressAutoHyphens w:val="true"/>
-              <w:spacing w:lineRule="auto" w:line="240" w:before="0" w:after="0"/>
-              <w:jc w:val="center"/>
-              <w:rPr>
-                <w:rFonts w:ascii="Calibri" w:hAnsi="Calibri" w:eastAsia="Calibri" w:cs=""/>
-                <w:kern w:val="0"/>
-                <w:sz w:val="22"/>
-                <w:szCs w:val="22"/>
-                <w:lang w:val="zxx" w:eastAsia="zxx" w:bidi="zxx"/>
-              </w:rPr>
-            </w:pPr>
-            <w:r>
-              <w:rPr>
-                <w:rFonts w:eastAsia="Calibri" w:cs=""/>
-                <w:kern w:val="0"/>
-                <w:sz w:val="22"/>
-                <w:szCs w:val="22"/>
-                <w:lang w:val="zxx" w:eastAsia="zxx" w:bidi="zxx"/>
-              </w:rPr>
-              <w:t>0.58997</w:t>
-            </w:r>
-          </w:p>
-        </w:tc>
-        <w:tc>
-          <w:tcPr>
-            <w:tcW w:w="2204" w:type="dxa"/>
-            <w:tcBorders>
-              <w:end w:val="single" w:sz="24" w:space="0" w:color="000000"/>
-            </w:tcBorders>
-            <w:vAlign w:val="center"/>
-          </w:tcPr>
-          <w:p>
-            <w:pPr>
-              <w:pStyle w:val="Normal"/>
-              <w:widowControl/>
-              <w:suppressAutoHyphens w:val="true"/>
-              <w:spacing w:lineRule="auto" w:line="240" w:before="0" w:after="0"/>
-              <w:jc w:val="center"/>
-              <w:rPr>
-                <w:rFonts w:ascii="Calibri" w:hAnsi="Calibri" w:eastAsia="Calibri" w:cs=""/>
-                <w:kern w:val="0"/>
-                <w:sz w:val="22"/>
-                <w:szCs w:val="22"/>
-                <w:lang w:val="zxx" w:eastAsia="zxx" w:bidi="zxx"/>
-              </w:rPr>
-            </w:pPr>
-            <w:r>
-              <w:rPr>
-                <w:rFonts w:eastAsia="Calibri" w:cs=""/>
-                <w:kern w:val="0"/>
-                <w:sz w:val="22"/>
-                <w:szCs w:val="22"/>
-                <w:lang w:val="zxx" w:eastAsia="zxx" w:bidi="zxx"/>
-              </w:rPr>
-              <w:t>101863370.30331</w:t>
+              <w:t>102.992.360,45</w:t>
             </w:r>
           </w:p>
         </w:tc>
@@ -2137,7 +2047,3807 @@
         <w:trPr/>
         <w:tc>
           <w:tcPr>
-            <w:tcW w:w="1670" w:type="dxa"/>
+            <w:tcW w:w="1899" w:type="dxa"/>
+            <w:tcBorders>
+              <w:start w:val="single" w:sz="24" w:space="0" w:color="000000"/>
+            </w:tcBorders>
+            <w:vAlign w:val="center"/>
+          </w:tcPr>
+          <w:p>
+            <w:pPr>
+              <w:pStyle w:val="Normal"/>
+              <w:widowControl/>
+              <w:suppressAutoHyphens w:val="true"/>
+              <w:spacing w:lineRule="auto" w:line="240" w:before="0" w:after="0"/>
+              <w:jc w:val="center"/>
+              <w:rPr>
+                <w:lang w:val="zxx" w:eastAsia="zxx" w:bidi="zxx"/>
+              </w:rPr>
+            </w:pPr>
+            <w:r>
+              <w:rPr>
+                <w:lang w:val="zxx" w:eastAsia="zxx" w:bidi="zxx"/>
+              </w:rPr>
+              <w:t>Regressão Linear Polinomial</w:t>
+            </w:r>
+          </w:p>
+        </w:tc>
+        <w:tc>
+          <w:tcPr>
+            <w:tcW w:w="2183" w:type="dxa"/>
+            <w:gridSpan w:val="2"/>
+            <w:tcBorders/>
+            <w:vAlign w:val="center"/>
+          </w:tcPr>
+          <w:p>
+            <w:pPr>
+              <w:pStyle w:val="Normal"/>
+              <w:widowControl/>
+              <w:suppressAutoHyphens w:val="true"/>
+              <w:spacing w:lineRule="auto" w:line="240" w:before="0" w:after="0"/>
+              <w:jc w:val="center"/>
+              <w:rPr>
+                <w:lang w:val="zxx" w:eastAsia="zxx" w:bidi="zxx"/>
+              </w:rPr>
+            </w:pPr>
+            <w:r>
+              <w:rPr>
+                <w:rFonts w:eastAsia="Calibri" w:cs=""/>
+                <w:kern w:val="0"/>
+                <w:sz w:val="22"/>
+                <w:szCs w:val="22"/>
+                <w:lang w:val="zxx" w:eastAsia="zxx" w:bidi="zxx"/>
+              </w:rPr>
+              <w:t>degree = 3</w:t>
+            </w:r>
+          </w:p>
+        </w:tc>
+        <w:tc>
+          <w:tcPr>
+            <w:tcW w:w="2384" w:type="dxa"/>
+            <w:tcBorders/>
+            <w:vAlign w:val="center"/>
+          </w:tcPr>
+          <w:p>
+            <w:pPr>
+              <w:pStyle w:val="Normal"/>
+              <w:widowControl/>
+              <w:suppressAutoHyphens w:val="true"/>
+              <w:spacing w:lineRule="auto" w:line="240" w:before="0" w:after="0"/>
+              <w:jc w:val="center"/>
+              <w:rPr>
+                <w:lang w:val="zxx" w:eastAsia="zxx" w:bidi="zxx"/>
+              </w:rPr>
+            </w:pPr>
+            <w:r>
+              <w:rPr>
+                <w:rFonts w:eastAsia="Calibri" w:cs=""/>
+                <w:kern w:val="0"/>
+                <w:sz w:val="22"/>
+                <w:szCs w:val="22"/>
+                <w:lang w:val="zxx" w:eastAsia="zxx" w:bidi="zxx"/>
+              </w:rPr>
+              <w:t>LabelEncoder</w:t>
+            </w:r>
+          </w:p>
+        </w:tc>
+        <w:tc>
+          <w:tcPr>
+            <w:tcW w:w="1884" w:type="dxa"/>
+            <w:tcBorders/>
+            <w:vAlign w:val="center"/>
+          </w:tcPr>
+          <w:p>
+            <w:pPr>
+              <w:pStyle w:val="Normal"/>
+              <w:widowControl/>
+              <w:suppressAutoHyphens w:val="true"/>
+              <w:spacing w:lineRule="auto" w:line="240" w:before="0" w:after="0"/>
+              <w:jc w:val="center"/>
+              <w:rPr>
+                <w:lang w:val="zxx" w:eastAsia="zxx" w:bidi="zxx"/>
+              </w:rPr>
+            </w:pPr>
+            <w:r>
+              <w:rPr>
+                <w:rFonts w:eastAsia="Calibri" w:cs=""/>
+                <w:kern w:val="0"/>
+                <w:sz w:val="22"/>
+                <w:szCs w:val="22"/>
+                <w:lang w:val="zxx" w:eastAsia="zxx" w:bidi="zxx"/>
+              </w:rPr>
+              <w:t>0,54469</w:t>
+            </w:r>
+          </w:p>
+        </w:tc>
+        <w:tc>
+          <w:tcPr>
+            <w:tcW w:w="2517" w:type="dxa"/>
+            <w:tcBorders>
+              <w:end w:val="single" w:sz="24" w:space="0" w:color="000000"/>
+            </w:tcBorders>
+            <w:vAlign w:val="center"/>
+          </w:tcPr>
+          <w:p>
+            <w:pPr>
+              <w:pStyle w:val="Normal"/>
+              <w:widowControl/>
+              <w:suppressAutoHyphens w:val="true"/>
+              <w:spacing w:lineRule="auto" w:line="240" w:before="0" w:after="0"/>
+              <w:jc w:val="center"/>
+              <w:rPr>
+                <w:lang w:val="zxx" w:eastAsia="zxx" w:bidi="zxx"/>
+              </w:rPr>
+            </w:pPr>
+            <w:r>
+              <w:rPr>
+                <w:rFonts w:eastAsia="Calibri" w:cs=""/>
+                <w:kern w:val="0"/>
+                <w:sz w:val="22"/>
+                <w:szCs w:val="22"/>
+                <w:lang w:val="zxx" w:eastAsia="zxx" w:bidi="zxx"/>
+              </w:rPr>
+              <w:t>107.340.407,24</w:t>
+            </w:r>
+          </w:p>
+        </w:tc>
+      </w:tr>
+      <w:tr>
+        <w:trPr/>
+        <w:tc>
+          <w:tcPr>
+            <w:tcW w:w="1899" w:type="dxa"/>
+            <w:tcBorders>
+              <w:start w:val="single" w:sz="24" w:space="0" w:color="000000"/>
+            </w:tcBorders>
+            <w:vAlign w:val="center"/>
+          </w:tcPr>
+          <w:p>
+            <w:pPr>
+              <w:pStyle w:val="Normal"/>
+              <w:widowControl/>
+              <w:suppressAutoHyphens w:val="true"/>
+              <w:spacing w:lineRule="auto" w:line="240" w:before="0" w:after="0"/>
+              <w:jc w:val="center"/>
+              <w:rPr>
+                <w:lang w:val="zxx" w:eastAsia="zxx" w:bidi="zxx"/>
+              </w:rPr>
+            </w:pPr>
+            <w:r>
+              <w:rPr>
+                <w:lang w:val="zxx" w:eastAsia="zxx" w:bidi="zxx"/>
+              </w:rPr>
+              <w:t>Regressão Linear Polinomial</w:t>
+            </w:r>
+          </w:p>
+        </w:tc>
+        <w:tc>
+          <w:tcPr>
+            <w:tcW w:w="2183" w:type="dxa"/>
+            <w:gridSpan w:val="2"/>
+            <w:tcBorders/>
+            <w:vAlign w:val="center"/>
+          </w:tcPr>
+          <w:p>
+            <w:pPr>
+              <w:pStyle w:val="Normal"/>
+              <w:widowControl/>
+              <w:suppressAutoHyphens w:val="true"/>
+              <w:spacing w:lineRule="auto" w:line="240" w:before="0" w:after="0"/>
+              <w:jc w:val="center"/>
+              <w:rPr>
+                <w:lang w:val="zxx" w:eastAsia="zxx" w:bidi="zxx"/>
+              </w:rPr>
+            </w:pPr>
+            <w:r>
+              <w:rPr>
+                <w:rFonts w:eastAsia="Calibri" w:cs=""/>
+                <w:kern w:val="0"/>
+                <w:sz w:val="22"/>
+                <w:szCs w:val="22"/>
+                <w:lang w:val="zxx" w:eastAsia="zxx" w:bidi="zxx"/>
+              </w:rPr>
+              <w:t>degree = 3</w:t>
+            </w:r>
+          </w:p>
+        </w:tc>
+        <w:tc>
+          <w:tcPr>
+            <w:tcW w:w="2384" w:type="dxa"/>
+            <w:tcBorders/>
+            <w:vAlign w:val="center"/>
+          </w:tcPr>
+          <w:p>
+            <w:pPr>
+              <w:pStyle w:val="Normal"/>
+              <w:widowControl/>
+              <w:suppressAutoHyphens w:val="true"/>
+              <w:spacing w:lineRule="auto" w:line="240" w:before="0" w:after="0"/>
+              <w:jc w:val="center"/>
+              <w:rPr>
+                <w:rFonts w:eastAsia="Calibri" w:cs=""/>
+                <w:kern w:val="0"/>
+                <w:sz w:val="22"/>
+                <w:szCs w:val="22"/>
+                <w:lang w:val="zxx" w:eastAsia="zxx" w:bidi="zxx"/>
+              </w:rPr>
+            </w:pPr>
+            <w:r>
+              <w:rPr>
+                <w:rFonts w:eastAsia="Calibri" w:cs=""/>
+                <w:kern w:val="0"/>
+                <w:sz w:val="22"/>
+                <w:szCs w:val="22"/>
+                <w:lang w:val="zxx" w:eastAsia="zxx" w:bidi="zxx"/>
+              </w:rPr>
+              <w:t>LabelEncoder</w:t>
+            </w:r>
+          </w:p>
+          <w:p>
+            <w:pPr>
+              <w:pStyle w:val="Normal"/>
+              <w:widowControl/>
+              <w:suppressAutoHyphens w:val="true"/>
+              <w:spacing w:lineRule="auto" w:line="240" w:before="0" w:after="0"/>
+              <w:jc w:val="center"/>
+              <w:rPr>
+                <w:rFonts w:eastAsia="Calibri" w:cs=""/>
+                <w:kern w:val="0"/>
+                <w:sz w:val="22"/>
+                <w:szCs w:val="22"/>
+                <w:lang w:val="zxx" w:eastAsia="zxx" w:bidi="zxx"/>
+              </w:rPr>
+            </w:pPr>
+            <w:r>
+              <w:rPr>
+                <w:rFonts w:eastAsia="Calibri" w:cs=""/>
+                <w:kern w:val="0"/>
+                <w:sz w:val="22"/>
+                <w:szCs w:val="22"/>
+                <w:lang w:val="zxx" w:eastAsia="zxx" w:bidi="zxx"/>
+              </w:rPr>
+              <w:t>Variáveis Dummy</w:t>
+            </w:r>
+          </w:p>
+        </w:tc>
+        <w:tc>
+          <w:tcPr>
+            <w:tcW w:w="1884" w:type="dxa"/>
+            <w:tcBorders/>
+            <w:vAlign w:val="center"/>
+          </w:tcPr>
+          <w:p>
+            <w:pPr>
+              <w:pStyle w:val="Normal"/>
+              <w:widowControl/>
+              <w:suppressAutoHyphens w:val="true"/>
+              <w:spacing w:lineRule="auto" w:line="240" w:before="0" w:after="0"/>
+              <w:jc w:val="center"/>
+              <w:rPr>
+                <w:lang w:val="zxx" w:eastAsia="zxx" w:bidi="zxx"/>
+              </w:rPr>
+            </w:pPr>
+            <w:r>
+              <w:rPr>
+                <w:rFonts w:eastAsia="Calibri" w:cs=""/>
+                <w:kern w:val="0"/>
+                <w:sz w:val="22"/>
+                <w:szCs w:val="22"/>
+                <w:lang w:val="zxx" w:eastAsia="zxx" w:bidi="zxx"/>
+              </w:rPr>
+              <w:t>0,52852</w:t>
+            </w:r>
+          </w:p>
+        </w:tc>
+        <w:tc>
+          <w:tcPr>
+            <w:tcW w:w="2517" w:type="dxa"/>
+            <w:tcBorders>
+              <w:end w:val="single" w:sz="24" w:space="0" w:color="000000"/>
+            </w:tcBorders>
+            <w:vAlign w:val="center"/>
+          </w:tcPr>
+          <w:p>
+            <w:pPr>
+              <w:pStyle w:val="Normal"/>
+              <w:widowControl/>
+              <w:suppressAutoHyphens w:val="true"/>
+              <w:spacing w:lineRule="auto" w:line="240" w:before="0" w:after="0"/>
+              <w:jc w:val="center"/>
+              <w:rPr>
+                <w:lang w:val="zxx" w:eastAsia="zxx" w:bidi="zxx"/>
+              </w:rPr>
+            </w:pPr>
+            <w:r>
+              <w:rPr>
+                <w:rFonts w:eastAsia="Calibri" w:cs=""/>
+                <w:kern w:val="0"/>
+                <w:sz w:val="22"/>
+                <w:szCs w:val="22"/>
+                <w:lang w:val="zxx" w:eastAsia="zxx" w:bidi="zxx"/>
+              </w:rPr>
+              <w:t>109.230.732,20</w:t>
+            </w:r>
+          </w:p>
+        </w:tc>
+      </w:tr>
+      <w:tr>
+        <w:trPr/>
+        <w:tc>
+          <w:tcPr>
+            <w:tcW w:w="1899" w:type="dxa"/>
+            <w:tcBorders>
+              <w:start w:val="single" w:sz="24" w:space="0" w:color="000000"/>
+            </w:tcBorders>
+            <w:vAlign w:val="center"/>
+          </w:tcPr>
+          <w:p>
+            <w:pPr>
+              <w:pStyle w:val="Normal"/>
+              <w:widowControl/>
+              <w:suppressAutoHyphens w:val="true"/>
+              <w:spacing w:lineRule="auto" w:line="240" w:before="0" w:after="0"/>
+              <w:jc w:val="center"/>
+              <w:rPr>
+                <w:lang w:val="zxx" w:eastAsia="zxx" w:bidi="zxx"/>
+              </w:rPr>
+            </w:pPr>
+            <w:r>
+              <w:rPr>
+                <w:lang w:val="zxx" w:eastAsia="zxx" w:bidi="zxx"/>
+              </w:rPr>
+              <w:t>Regressão Linear Polinomial</w:t>
+            </w:r>
+          </w:p>
+        </w:tc>
+        <w:tc>
+          <w:tcPr>
+            <w:tcW w:w="2183" w:type="dxa"/>
+            <w:gridSpan w:val="2"/>
+            <w:tcBorders/>
+            <w:vAlign w:val="center"/>
+          </w:tcPr>
+          <w:p>
+            <w:pPr>
+              <w:pStyle w:val="Normal"/>
+              <w:widowControl/>
+              <w:suppressAutoHyphens w:val="true"/>
+              <w:spacing w:lineRule="auto" w:line="240" w:before="0" w:after="0"/>
+              <w:jc w:val="center"/>
+              <w:rPr>
+                <w:lang w:val="zxx" w:eastAsia="zxx" w:bidi="zxx"/>
+              </w:rPr>
+            </w:pPr>
+            <w:r>
+              <w:rPr>
+                <w:rFonts w:eastAsia="Calibri" w:cs=""/>
+                <w:kern w:val="0"/>
+                <w:sz w:val="22"/>
+                <w:szCs w:val="22"/>
+                <w:lang w:val="zxx" w:eastAsia="zxx" w:bidi="zxx"/>
+              </w:rPr>
+              <w:t>degree = 3</w:t>
+            </w:r>
+          </w:p>
+        </w:tc>
+        <w:tc>
+          <w:tcPr>
+            <w:tcW w:w="2384" w:type="dxa"/>
+            <w:tcBorders/>
+            <w:vAlign w:val="center"/>
+          </w:tcPr>
+          <w:p>
+            <w:pPr>
+              <w:pStyle w:val="Normal"/>
+              <w:widowControl/>
+              <w:suppressAutoHyphens w:val="true"/>
+              <w:spacing w:lineRule="auto" w:line="240" w:before="0" w:after="0"/>
+              <w:jc w:val="center"/>
+              <w:rPr>
+                <w:rFonts w:eastAsia="Calibri" w:cs=""/>
+                <w:kern w:val="0"/>
+                <w:sz w:val="22"/>
+                <w:szCs w:val="22"/>
+                <w:lang w:val="zxx" w:eastAsia="zxx" w:bidi="zxx"/>
+              </w:rPr>
+            </w:pPr>
+            <w:r>
+              <w:rPr>
+                <w:rFonts w:eastAsia="Calibri" w:cs=""/>
+                <w:kern w:val="0"/>
+                <w:sz w:val="22"/>
+                <w:szCs w:val="22"/>
+                <w:lang w:val="zxx" w:eastAsia="zxx" w:bidi="zxx"/>
+              </w:rPr>
+              <w:t>LabelEncoder</w:t>
+            </w:r>
+          </w:p>
+          <w:p>
+            <w:pPr>
+              <w:pStyle w:val="Normal"/>
+              <w:widowControl/>
+              <w:suppressAutoHyphens w:val="true"/>
+              <w:spacing w:lineRule="auto" w:line="240" w:before="0" w:after="0"/>
+              <w:jc w:val="center"/>
+              <w:rPr>
+                <w:rFonts w:eastAsia="Calibri" w:cs=""/>
+                <w:kern w:val="0"/>
+                <w:sz w:val="22"/>
+                <w:szCs w:val="22"/>
+                <w:lang w:val="zxx" w:eastAsia="zxx" w:bidi="zxx"/>
+              </w:rPr>
+            </w:pPr>
+            <w:r>
+              <w:rPr>
+                <w:rFonts w:eastAsia="Calibri" w:cs=""/>
+                <w:kern w:val="0"/>
+                <w:sz w:val="22"/>
+                <w:szCs w:val="22"/>
+                <w:lang w:val="zxx" w:eastAsia="zxx" w:bidi="zxx"/>
+              </w:rPr>
+              <w:t>Padronização</w:t>
+            </w:r>
+          </w:p>
+        </w:tc>
+        <w:tc>
+          <w:tcPr>
+            <w:tcW w:w="1884" w:type="dxa"/>
+            <w:tcBorders/>
+            <w:vAlign w:val="center"/>
+          </w:tcPr>
+          <w:p>
+            <w:pPr>
+              <w:pStyle w:val="Normal"/>
+              <w:widowControl/>
+              <w:suppressAutoHyphens w:val="true"/>
+              <w:spacing w:lineRule="auto" w:line="240" w:before="0" w:after="0"/>
+              <w:jc w:val="center"/>
+              <w:rPr>
+                <w:lang w:val="zxx" w:eastAsia="zxx" w:bidi="zxx"/>
+              </w:rPr>
+            </w:pPr>
+            <w:r>
+              <w:rPr>
+                <w:rFonts w:eastAsia="Calibri" w:cs=""/>
+                <w:kern w:val="0"/>
+                <w:sz w:val="22"/>
+                <w:szCs w:val="22"/>
+                <w:lang w:val="zxx" w:eastAsia="zxx" w:bidi="zxx"/>
+              </w:rPr>
+              <w:t>0,58071</w:t>
+            </w:r>
+          </w:p>
+        </w:tc>
+        <w:tc>
+          <w:tcPr>
+            <w:tcW w:w="2517" w:type="dxa"/>
+            <w:tcBorders>
+              <w:end w:val="single" w:sz="24" w:space="0" w:color="000000"/>
+            </w:tcBorders>
+            <w:vAlign w:val="center"/>
+          </w:tcPr>
+          <w:p>
+            <w:pPr>
+              <w:pStyle w:val="Normal"/>
+              <w:widowControl/>
+              <w:suppressAutoHyphens w:val="true"/>
+              <w:spacing w:lineRule="auto" w:line="240" w:before="0" w:after="0"/>
+              <w:jc w:val="center"/>
+              <w:rPr>
+                <w:lang w:val="zxx" w:eastAsia="zxx" w:bidi="zxx"/>
+              </w:rPr>
+            </w:pPr>
+            <w:r>
+              <w:rPr>
+                <w:rFonts w:eastAsia="Calibri" w:cs=""/>
+                <w:kern w:val="0"/>
+                <w:sz w:val="22"/>
+                <w:szCs w:val="22"/>
+                <w:lang w:val="zxx" w:eastAsia="zxx" w:bidi="zxx"/>
+              </w:rPr>
+              <w:t>103.007.044,87</w:t>
+            </w:r>
+          </w:p>
+        </w:tc>
+      </w:tr>
+      <w:tr>
+        <w:trPr/>
+        <w:tc>
+          <w:tcPr>
+            <w:tcW w:w="1899" w:type="dxa"/>
+            <w:tcBorders>
+              <w:top w:val="nil"/>
+              <w:start w:val="single" w:sz="24" w:space="0" w:color="000000"/>
+            </w:tcBorders>
+            <w:vAlign w:val="center"/>
+          </w:tcPr>
+          <w:p>
+            <w:pPr>
+              <w:pStyle w:val="Normal"/>
+              <w:widowControl/>
+              <w:suppressAutoHyphens w:val="true"/>
+              <w:spacing w:lineRule="auto" w:line="240" w:before="0" w:after="0"/>
+              <w:jc w:val="center"/>
+              <w:rPr>
+                <w:lang w:val="zxx" w:eastAsia="zxx" w:bidi="zxx"/>
+              </w:rPr>
+            </w:pPr>
+            <w:r>
+              <w:rPr>
+                <w:lang w:val="zxx" w:eastAsia="zxx" w:bidi="zxx"/>
+              </w:rPr>
+              <w:t>Regressão Linear Polinomial</w:t>
+            </w:r>
+          </w:p>
+        </w:tc>
+        <w:tc>
+          <w:tcPr>
+            <w:tcW w:w="2183" w:type="dxa"/>
+            <w:gridSpan w:val="2"/>
+            <w:tcBorders>
+              <w:top w:val="nil"/>
+            </w:tcBorders>
+            <w:vAlign w:val="center"/>
+          </w:tcPr>
+          <w:p>
+            <w:pPr>
+              <w:pStyle w:val="Normal"/>
+              <w:widowControl/>
+              <w:suppressAutoHyphens w:val="true"/>
+              <w:spacing w:lineRule="auto" w:line="240" w:before="0" w:after="0"/>
+              <w:jc w:val="center"/>
+              <w:rPr>
+                <w:lang w:val="zxx" w:eastAsia="zxx" w:bidi="zxx"/>
+              </w:rPr>
+            </w:pPr>
+            <w:r>
+              <w:rPr>
+                <w:rFonts w:eastAsia="Calibri" w:cs=""/>
+                <w:kern w:val="0"/>
+                <w:sz w:val="22"/>
+                <w:szCs w:val="22"/>
+                <w:lang w:val="zxx" w:eastAsia="zxx" w:bidi="zxx"/>
+              </w:rPr>
+              <w:t>degree = 3</w:t>
+            </w:r>
+          </w:p>
+        </w:tc>
+        <w:tc>
+          <w:tcPr>
+            <w:tcW w:w="2384" w:type="dxa"/>
+            <w:tcBorders>
+              <w:top w:val="nil"/>
+            </w:tcBorders>
+            <w:vAlign w:val="center"/>
+          </w:tcPr>
+          <w:p>
+            <w:pPr>
+              <w:pStyle w:val="Normal"/>
+              <w:widowControl/>
+              <w:suppressAutoHyphens w:val="true"/>
+              <w:spacing w:lineRule="auto" w:line="240" w:before="0" w:after="0"/>
+              <w:jc w:val="center"/>
+              <w:rPr>
+                <w:rFonts w:eastAsia="Calibri" w:cs=""/>
+                <w:kern w:val="0"/>
+                <w:sz w:val="22"/>
+                <w:szCs w:val="22"/>
+                <w:lang w:val="zxx" w:eastAsia="zxx" w:bidi="zxx"/>
+              </w:rPr>
+            </w:pPr>
+            <w:r>
+              <w:rPr>
+                <w:rFonts w:eastAsia="Calibri" w:cs=""/>
+                <w:kern w:val="0"/>
+                <w:sz w:val="22"/>
+                <w:szCs w:val="22"/>
+                <w:lang w:val="zxx" w:eastAsia="zxx" w:bidi="zxx"/>
+              </w:rPr>
+              <w:t>LabelEncoder</w:t>
+            </w:r>
+          </w:p>
+          <w:p>
+            <w:pPr>
+              <w:pStyle w:val="Normal"/>
+              <w:widowControl/>
+              <w:suppressAutoHyphens w:val="true"/>
+              <w:spacing w:lineRule="auto" w:line="240" w:before="0" w:after="0"/>
+              <w:jc w:val="center"/>
+              <w:rPr>
+                <w:rFonts w:eastAsia="Calibri" w:cs=""/>
+                <w:kern w:val="0"/>
+                <w:sz w:val="22"/>
+                <w:szCs w:val="22"/>
+                <w:lang w:val="zxx" w:eastAsia="zxx" w:bidi="zxx"/>
+              </w:rPr>
+            </w:pPr>
+            <w:r>
+              <w:rPr>
+                <w:rFonts w:eastAsia="Calibri" w:cs=""/>
+                <w:kern w:val="0"/>
+                <w:sz w:val="22"/>
+                <w:szCs w:val="22"/>
+                <w:lang w:val="zxx" w:eastAsia="zxx" w:bidi="zxx"/>
+              </w:rPr>
+              <w:t>Padronização</w:t>
+            </w:r>
+          </w:p>
+          <w:p>
+            <w:pPr>
+              <w:pStyle w:val="Normal"/>
+              <w:widowControl/>
+              <w:suppressAutoHyphens w:val="true"/>
+              <w:spacing w:lineRule="auto" w:line="240" w:before="0" w:after="0"/>
+              <w:jc w:val="center"/>
+              <w:rPr>
+                <w:rFonts w:eastAsia="Calibri" w:cs=""/>
+                <w:b w:val="false"/>
+                <w:bCs w:val="false"/>
+                <w:kern w:val="0"/>
+                <w:sz w:val="22"/>
+                <w:szCs w:val="22"/>
+                <w:lang w:val="zxx" w:eastAsia="zxx" w:bidi="zxx"/>
+              </w:rPr>
+            </w:pPr>
+            <w:r>
+              <w:rPr>
+                <w:rFonts w:eastAsia="Calibri" w:cs=""/>
+                <w:b w:val="false"/>
+                <w:bCs w:val="false"/>
+                <w:kern w:val="0"/>
+                <w:sz w:val="22"/>
+                <w:szCs w:val="22"/>
+                <w:lang w:val="zxx" w:eastAsia="zxx" w:bidi="zxx"/>
+              </w:rPr>
+              <w:t>Padronização Objetivo</w:t>
+            </w:r>
+          </w:p>
+        </w:tc>
+        <w:tc>
+          <w:tcPr>
+            <w:tcW w:w="1884" w:type="dxa"/>
+            <w:tcBorders>
+              <w:top w:val="nil"/>
+            </w:tcBorders>
+            <w:vAlign w:val="center"/>
+          </w:tcPr>
+          <w:p>
+            <w:pPr>
+              <w:pStyle w:val="Normal"/>
+              <w:widowControl/>
+              <w:suppressAutoHyphens w:val="true"/>
+              <w:spacing w:lineRule="auto" w:line="240" w:before="0" w:after="0"/>
+              <w:jc w:val="center"/>
+              <w:rPr>
+                <w:lang w:val="zxx" w:eastAsia="zxx" w:bidi="zxx"/>
+              </w:rPr>
+            </w:pPr>
+            <w:r>
+              <w:rPr>
+                <w:rFonts w:eastAsia="Calibri" w:cs=""/>
+                <w:kern w:val="0"/>
+                <w:sz w:val="22"/>
+                <w:szCs w:val="22"/>
+                <w:lang w:val="zxx" w:eastAsia="zxx" w:bidi="zxx"/>
+              </w:rPr>
+              <w:t>0,58071</w:t>
+            </w:r>
+          </w:p>
+        </w:tc>
+        <w:tc>
+          <w:tcPr>
+            <w:tcW w:w="2517" w:type="dxa"/>
+            <w:tcBorders>
+              <w:top w:val="nil"/>
+              <w:end w:val="single" w:sz="24" w:space="0" w:color="000000"/>
+            </w:tcBorders>
+            <w:vAlign w:val="center"/>
+          </w:tcPr>
+          <w:p>
+            <w:pPr>
+              <w:pStyle w:val="Normal"/>
+              <w:widowControl/>
+              <w:suppressAutoHyphens w:val="true"/>
+              <w:spacing w:lineRule="auto" w:line="240" w:before="0" w:after="0"/>
+              <w:jc w:val="center"/>
+              <w:rPr>
+                <w:lang w:val="zxx" w:eastAsia="zxx" w:bidi="zxx"/>
+              </w:rPr>
+            </w:pPr>
+            <w:r>
+              <w:rPr>
+                <w:rFonts w:eastAsia="Calibri" w:cs=""/>
+                <w:kern w:val="0"/>
+                <w:sz w:val="22"/>
+                <w:szCs w:val="22"/>
+                <w:lang w:val="zxx" w:eastAsia="zxx" w:bidi="zxx"/>
+              </w:rPr>
+              <w:t>103.007.044,87</w:t>
+            </w:r>
+          </w:p>
+        </w:tc>
+      </w:tr>
+      <w:tr>
+        <w:trPr/>
+        <w:tc>
+          <w:tcPr>
+            <w:tcW w:w="10867" w:type="dxa"/>
+            <w:gridSpan w:val="6"/>
+            <w:tcBorders>
+              <w:top w:val="nil"/>
+              <w:start w:val="single" w:sz="24" w:space="0" w:color="000000"/>
+              <w:end w:val="single" w:sz="24" w:space="0" w:color="000000"/>
+            </w:tcBorders>
+            <w:shd w:fill="DEDCE6" w:val="clear"/>
+            <w:vAlign w:val="center"/>
+          </w:tcPr>
+          <w:p>
+            <w:pPr>
+              <w:pStyle w:val="Normal"/>
+              <w:widowControl/>
+              <w:suppressAutoHyphens w:val="true"/>
+              <w:spacing w:lineRule="auto" w:line="240" w:before="0" w:after="0"/>
+              <w:jc w:val="center"/>
+              <w:rPr>
+                <w:b/>
+                <w:bCs/>
+                <w:lang w:val="zxx" w:eastAsia="zxx" w:bidi="zxx"/>
+              </w:rPr>
+            </w:pPr>
+            <w:r>
+              <w:rPr>
+                <w:b/>
+                <w:bCs/>
+                <w:lang w:val="zxx" w:eastAsia="zxx" w:bidi="zxx"/>
+              </w:rPr>
+              <w:t>Árvores de Decisão</w:t>
+            </w:r>
+          </w:p>
+        </w:tc>
+      </w:tr>
+      <w:tr>
+        <w:trPr/>
+        <w:tc>
+          <w:tcPr>
+            <w:tcW w:w="1899" w:type="dxa"/>
+            <w:tcBorders>
+              <w:top w:val="nil"/>
+              <w:start w:val="single" w:sz="24" w:space="0" w:color="000000"/>
+            </w:tcBorders>
+            <w:vAlign w:val="center"/>
+          </w:tcPr>
+          <w:p>
+            <w:pPr>
+              <w:pStyle w:val="BodyText"/>
+              <w:widowControl/>
+              <w:suppressAutoHyphens w:val="true"/>
+              <w:spacing w:lineRule="auto" w:line="240" w:before="0" w:after="0"/>
+              <w:jc w:val="center"/>
+              <w:rPr>
+                <w:b/>
+                <w:bCs/>
+                <w:lang w:val="zxx" w:eastAsia="zxx" w:bidi="zxx"/>
+              </w:rPr>
+            </w:pPr>
+            <w:r>
+              <w:rPr>
+                <w:b/>
+                <w:bCs/>
+                <w:lang w:val="zxx" w:eastAsia="zxx" w:bidi="zxx"/>
+              </w:rPr>
+              <w:t>Árvores de Decisão</w:t>
+            </w:r>
+          </w:p>
+        </w:tc>
+        <w:tc>
+          <w:tcPr>
+            <w:tcW w:w="2183" w:type="dxa"/>
+            <w:gridSpan w:val="2"/>
+            <w:tcBorders>
+              <w:top w:val="nil"/>
+            </w:tcBorders>
+            <w:vAlign w:val="center"/>
+          </w:tcPr>
+          <w:p>
+            <w:pPr>
+              <w:pStyle w:val="BodyText"/>
+              <w:widowControl/>
+              <w:suppressAutoHyphens w:val="true"/>
+              <w:spacing w:lineRule="auto" w:line="240" w:before="0" w:after="0"/>
+              <w:jc w:val="center"/>
+              <w:rPr>
+                <w:rFonts w:eastAsia="Calibri" w:cs=""/>
+                <w:b/>
+                <w:bCs/>
+                <w:kern w:val="0"/>
+                <w:sz w:val="22"/>
+                <w:szCs w:val="22"/>
+                <w:lang w:val="zxx" w:eastAsia="zxx" w:bidi="zxx"/>
+              </w:rPr>
+            </w:pPr>
+            <w:r>
+              <w:rPr>
+                <w:rFonts w:eastAsia="Calibri" w:cs=""/>
+                <w:b/>
+                <w:bCs/>
+                <w:kern w:val="0"/>
+                <w:sz w:val="22"/>
+                <w:szCs w:val="22"/>
+                <w:lang w:val="zxx" w:eastAsia="zxx" w:bidi="zxx"/>
+              </w:rPr>
+              <w:t>max_depth = 5</w:t>
+            </w:r>
+          </w:p>
+        </w:tc>
+        <w:tc>
+          <w:tcPr>
+            <w:tcW w:w="2384" w:type="dxa"/>
+            <w:tcBorders>
+              <w:top w:val="nil"/>
+            </w:tcBorders>
+            <w:vAlign w:val="center"/>
+          </w:tcPr>
+          <w:p>
+            <w:pPr>
+              <w:pStyle w:val="Normal"/>
+              <w:widowControl/>
+              <w:suppressAutoHyphens w:val="true"/>
+              <w:spacing w:lineRule="auto" w:line="240" w:before="0" w:after="0"/>
+              <w:jc w:val="center"/>
+              <w:rPr>
+                <w:rFonts w:eastAsia="Calibri" w:cs=""/>
+                <w:b/>
+                <w:bCs/>
+                <w:kern w:val="0"/>
+                <w:sz w:val="22"/>
+                <w:szCs w:val="22"/>
+                <w:lang w:val="zxx" w:eastAsia="zxx" w:bidi="zxx"/>
+              </w:rPr>
+            </w:pPr>
+            <w:r>
+              <w:rPr>
+                <w:rFonts w:eastAsia="Calibri" w:cs=""/>
+                <w:b/>
+                <w:bCs/>
+                <w:kern w:val="0"/>
+                <w:sz w:val="22"/>
+                <w:szCs w:val="22"/>
+                <w:lang w:val="zxx" w:eastAsia="zxx" w:bidi="zxx"/>
+              </w:rPr>
+              <w:t>LabelEncoder</w:t>
+            </w:r>
+          </w:p>
+        </w:tc>
+        <w:tc>
+          <w:tcPr>
+            <w:tcW w:w="1884" w:type="dxa"/>
+            <w:tcBorders>
+              <w:top w:val="nil"/>
+            </w:tcBorders>
+            <w:vAlign w:val="center"/>
+          </w:tcPr>
+          <w:p>
+            <w:pPr>
+              <w:pStyle w:val="Normal"/>
+              <w:widowControl/>
+              <w:suppressAutoHyphens w:val="true"/>
+              <w:spacing w:lineRule="auto" w:line="240" w:before="0" w:after="0"/>
+              <w:jc w:val="center"/>
+              <w:rPr>
+                <w:b/>
+                <w:bCs/>
+                <w:lang w:val="zxx" w:eastAsia="zxx" w:bidi="zxx"/>
+              </w:rPr>
+            </w:pPr>
+            <w:r>
+              <w:rPr>
+                <w:rFonts w:eastAsia="Calibri" w:cs=""/>
+                <w:b/>
+                <w:bCs/>
+                <w:kern w:val="0"/>
+                <w:sz w:val="22"/>
+                <w:szCs w:val="22"/>
+                <w:lang w:val="zxx" w:eastAsia="zxx" w:bidi="zxx"/>
+              </w:rPr>
+              <w:t>0,55059</w:t>
+            </w:r>
+          </w:p>
+        </w:tc>
+        <w:tc>
+          <w:tcPr>
+            <w:tcW w:w="2517" w:type="dxa"/>
+            <w:tcBorders>
+              <w:top w:val="nil"/>
+              <w:end w:val="single" w:sz="24" w:space="0" w:color="000000"/>
+            </w:tcBorders>
+            <w:vAlign w:val="center"/>
+          </w:tcPr>
+          <w:p>
+            <w:pPr>
+              <w:pStyle w:val="Normal"/>
+              <w:widowControl/>
+              <w:suppressAutoHyphens w:val="true"/>
+              <w:spacing w:lineRule="auto" w:line="240" w:before="0" w:after="0"/>
+              <w:jc w:val="center"/>
+              <w:rPr>
+                <w:b/>
+                <w:bCs/>
+                <w:lang w:val="zxx" w:eastAsia="zxx" w:bidi="zxx"/>
+              </w:rPr>
+            </w:pPr>
+            <w:r>
+              <w:rPr>
+                <w:rFonts w:eastAsia="Calibri" w:cs=""/>
+                <w:b/>
+                <w:bCs/>
+                <w:kern w:val="0"/>
+                <w:sz w:val="22"/>
+                <w:szCs w:val="22"/>
+                <w:lang w:val="zxx" w:eastAsia="zxx" w:bidi="zxx"/>
+              </w:rPr>
+              <w:t>106.643.337,24</w:t>
+            </w:r>
+          </w:p>
+        </w:tc>
+      </w:tr>
+      <w:tr>
+        <w:trPr/>
+        <w:tc>
+          <w:tcPr>
+            <w:tcW w:w="1899" w:type="dxa"/>
+            <w:tcBorders>
+              <w:top w:val="nil"/>
+              <w:start w:val="single" w:sz="24" w:space="0" w:color="000000"/>
+            </w:tcBorders>
+            <w:vAlign w:val="center"/>
+          </w:tcPr>
+          <w:p>
+            <w:pPr>
+              <w:pStyle w:val="BodyText"/>
+              <w:widowControl/>
+              <w:suppressAutoHyphens w:val="true"/>
+              <w:spacing w:lineRule="auto" w:line="240" w:before="0" w:after="0"/>
+              <w:jc w:val="center"/>
+              <w:rPr>
+                <w:lang w:val="zxx" w:eastAsia="zxx" w:bidi="zxx"/>
+              </w:rPr>
+            </w:pPr>
+            <w:r>
+              <w:rPr>
+                <w:lang w:val="zxx" w:eastAsia="zxx" w:bidi="zxx"/>
+              </w:rPr>
+              <w:t>Árvores de Decisão</w:t>
+            </w:r>
+          </w:p>
+        </w:tc>
+        <w:tc>
+          <w:tcPr>
+            <w:tcW w:w="2183" w:type="dxa"/>
+            <w:gridSpan w:val="2"/>
+            <w:tcBorders>
+              <w:top w:val="nil"/>
+            </w:tcBorders>
+            <w:vAlign w:val="center"/>
+          </w:tcPr>
+          <w:p>
+            <w:pPr>
+              <w:pStyle w:val="BodyText"/>
+              <w:widowControl/>
+              <w:suppressAutoHyphens w:val="true"/>
+              <w:spacing w:lineRule="auto" w:line="240" w:before="0" w:after="0"/>
+              <w:jc w:val="center"/>
+              <w:rPr>
+                <w:rFonts w:eastAsia="Calibri" w:cs=""/>
+                <w:kern w:val="0"/>
+                <w:sz w:val="22"/>
+                <w:szCs w:val="22"/>
+                <w:lang w:val="zxx" w:eastAsia="zxx" w:bidi="zxx"/>
+              </w:rPr>
+            </w:pPr>
+            <w:r>
+              <w:rPr>
+                <w:rFonts w:eastAsia="Calibri" w:cs=""/>
+                <w:kern w:val="0"/>
+                <w:sz w:val="22"/>
+                <w:szCs w:val="22"/>
+                <w:lang w:val="zxx" w:eastAsia="zxx" w:bidi="zxx"/>
+              </w:rPr>
+              <w:t>max_depth = 5</w:t>
+            </w:r>
+          </w:p>
+        </w:tc>
+        <w:tc>
+          <w:tcPr>
+            <w:tcW w:w="2384" w:type="dxa"/>
+            <w:tcBorders>
+              <w:top w:val="nil"/>
+            </w:tcBorders>
+            <w:vAlign w:val="center"/>
+          </w:tcPr>
+          <w:p>
+            <w:pPr>
+              <w:pStyle w:val="Normal"/>
+              <w:widowControl/>
+              <w:suppressAutoHyphens w:val="true"/>
+              <w:spacing w:lineRule="auto" w:line="240" w:before="0" w:after="0"/>
+              <w:jc w:val="center"/>
+              <w:rPr>
+                <w:rFonts w:eastAsia="Calibri" w:cs=""/>
+                <w:kern w:val="0"/>
+                <w:sz w:val="22"/>
+                <w:szCs w:val="22"/>
+                <w:lang w:val="zxx" w:eastAsia="zxx" w:bidi="zxx"/>
+              </w:rPr>
+            </w:pPr>
+            <w:r>
+              <w:rPr>
+                <w:rFonts w:eastAsia="Calibri" w:cs=""/>
+                <w:kern w:val="0"/>
+                <w:sz w:val="22"/>
+                <w:szCs w:val="22"/>
+                <w:lang w:val="zxx" w:eastAsia="zxx" w:bidi="zxx"/>
+              </w:rPr>
+              <w:t>LabelEncoder</w:t>
+            </w:r>
+          </w:p>
+          <w:p>
+            <w:pPr>
+              <w:pStyle w:val="Normal"/>
+              <w:widowControl/>
+              <w:suppressAutoHyphens w:val="true"/>
+              <w:spacing w:lineRule="auto" w:line="240" w:before="0" w:after="0"/>
+              <w:jc w:val="center"/>
+              <w:rPr>
+                <w:rFonts w:eastAsia="Calibri" w:cs=""/>
+                <w:kern w:val="0"/>
+                <w:sz w:val="22"/>
+                <w:szCs w:val="22"/>
+                <w:lang w:val="zxx" w:eastAsia="zxx" w:bidi="zxx"/>
+              </w:rPr>
+            </w:pPr>
+            <w:r>
+              <w:rPr>
+                <w:rFonts w:eastAsia="Calibri" w:cs=""/>
+                <w:kern w:val="0"/>
+                <w:sz w:val="22"/>
+                <w:szCs w:val="22"/>
+                <w:lang w:val="zxx" w:eastAsia="zxx" w:bidi="zxx"/>
+              </w:rPr>
+              <w:t>Variáveis Dummy</w:t>
+            </w:r>
+          </w:p>
+        </w:tc>
+        <w:tc>
+          <w:tcPr>
+            <w:tcW w:w="1884" w:type="dxa"/>
+            <w:tcBorders>
+              <w:top w:val="nil"/>
+            </w:tcBorders>
+            <w:vAlign w:val="center"/>
+          </w:tcPr>
+          <w:p>
+            <w:pPr>
+              <w:pStyle w:val="Normal"/>
+              <w:widowControl/>
+              <w:suppressAutoHyphens w:val="true"/>
+              <w:spacing w:lineRule="auto" w:line="240" w:before="0" w:after="0"/>
+              <w:jc w:val="center"/>
+              <w:rPr>
+                <w:lang w:val="zxx" w:eastAsia="zxx" w:bidi="zxx"/>
+              </w:rPr>
+            </w:pPr>
+            <w:r>
+              <w:rPr>
+                <w:rFonts w:eastAsia="Calibri" w:cs=""/>
+                <w:kern w:val="0"/>
+                <w:sz w:val="22"/>
+                <w:szCs w:val="22"/>
+                <w:lang w:val="zxx" w:eastAsia="zxx" w:bidi="zxx"/>
+              </w:rPr>
+              <w:t>0,48522</w:t>
+            </w:r>
+          </w:p>
+        </w:tc>
+        <w:tc>
+          <w:tcPr>
+            <w:tcW w:w="2517" w:type="dxa"/>
+            <w:tcBorders>
+              <w:top w:val="nil"/>
+              <w:end w:val="single" w:sz="24" w:space="0" w:color="000000"/>
+            </w:tcBorders>
+            <w:vAlign w:val="center"/>
+          </w:tcPr>
+          <w:p>
+            <w:pPr>
+              <w:pStyle w:val="Normal"/>
+              <w:widowControl/>
+              <w:suppressAutoHyphens w:val="true"/>
+              <w:spacing w:lineRule="auto" w:line="240" w:before="0" w:after="0"/>
+              <w:jc w:val="center"/>
+              <w:rPr>
+                <w:lang w:val="zxx" w:eastAsia="zxx" w:bidi="zxx"/>
+              </w:rPr>
+            </w:pPr>
+            <w:r>
+              <w:rPr>
+                <w:rFonts w:eastAsia="Calibri" w:cs=""/>
+                <w:kern w:val="0"/>
+                <w:sz w:val="22"/>
+                <w:szCs w:val="22"/>
+                <w:lang w:val="zxx" w:eastAsia="zxx" w:bidi="zxx"/>
+              </w:rPr>
+              <w:t>114.135.534,83</w:t>
+            </w:r>
+          </w:p>
+        </w:tc>
+      </w:tr>
+      <w:tr>
+        <w:trPr/>
+        <w:tc>
+          <w:tcPr>
+            <w:tcW w:w="1899" w:type="dxa"/>
+            <w:tcBorders>
+              <w:top w:val="nil"/>
+              <w:start w:val="single" w:sz="24" w:space="0" w:color="000000"/>
+            </w:tcBorders>
+            <w:vAlign w:val="center"/>
+          </w:tcPr>
+          <w:p>
+            <w:pPr>
+              <w:pStyle w:val="BodyText"/>
+              <w:widowControl/>
+              <w:suppressAutoHyphens w:val="true"/>
+              <w:spacing w:lineRule="auto" w:line="240" w:before="0" w:after="0"/>
+              <w:jc w:val="center"/>
+              <w:rPr>
+                <w:lang w:val="zxx" w:eastAsia="zxx" w:bidi="zxx"/>
+              </w:rPr>
+            </w:pPr>
+            <w:r>
+              <w:rPr>
+                <w:lang w:val="zxx" w:eastAsia="zxx" w:bidi="zxx"/>
+              </w:rPr>
+              <w:t>Árvores de Decisão</w:t>
+            </w:r>
+          </w:p>
+        </w:tc>
+        <w:tc>
+          <w:tcPr>
+            <w:tcW w:w="2183" w:type="dxa"/>
+            <w:gridSpan w:val="2"/>
+            <w:tcBorders>
+              <w:top w:val="nil"/>
+            </w:tcBorders>
+            <w:vAlign w:val="center"/>
+          </w:tcPr>
+          <w:p>
+            <w:pPr>
+              <w:pStyle w:val="BodyText"/>
+              <w:widowControl/>
+              <w:suppressAutoHyphens w:val="true"/>
+              <w:spacing w:lineRule="auto" w:line="240" w:before="0" w:after="0"/>
+              <w:jc w:val="center"/>
+              <w:rPr>
+                <w:rFonts w:eastAsia="Calibri" w:cs=""/>
+                <w:kern w:val="0"/>
+                <w:sz w:val="22"/>
+                <w:szCs w:val="22"/>
+                <w:lang w:val="zxx" w:eastAsia="zxx" w:bidi="zxx"/>
+              </w:rPr>
+            </w:pPr>
+            <w:r>
+              <w:rPr>
+                <w:rFonts w:eastAsia="Calibri" w:cs=""/>
+                <w:kern w:val="0"/>
+                <w:sz w:val="22"/>
+                <w:szCs w:val="22"/>
+                <w:lang w:val="zxx" w:eastAsia="zxx" w:bidi="zxx"/>
+              </w:rPr>
+              <w:t>max_depth = 5</w:t>
+            </w:r>
+          </w:p>
+        </w:tc>
+        <w:tc>
+          <w:tcPr>
+            <w:tcW w:w="2384" w:type="dxa"/>
+            <w:tcBorders>
+              <w:top w:val="nil"/>
+            </w:tcBorders>
+            <w:vAlign w:val="center"/>
+          </w:tcPr>
+          <w:p>
+            <w:pPr>
+              <w:pStyle w:val="Normal"/>
+              <w:widowControl/>
+              <w:suppressAutoHyphens w:val="true"/>
+              <w:spacing w:lineRule="auto" w:line="240" w:before="0" w:after="0"/>
+              <w:jc w:val="center"/>
+              <w:rPr>
+                <w:rFonts w:eastAsia="Calibri" w:cs=""/>
+                <w:kern w:val="0"/>
+                <w:sz w:val="22"/>
+                <w:szCs w:val="22"/>
+                <w:lang w:val="zxx" w:eastAsia="zxx" w:bidi="zxx"/>
+              </w:rPr>
+            </w:pPr>
+            <w:r>
+              <w:rPr>
+                <w:rFonts w:eastAsia="Calibri" w:cs=""/>
+                <w:kern w:val="0"/>
+                <w:sz w:val="22"/>
+                <w:szCs w:val="22"/>
+                <w:lang w:val="zxx" w:eastAsia="zxx" w:bidi="zxx"/>
+              </w:rPr>
+              <w:t>LabelEncoder</w:t>
+            </w:r>
+          </w:p>
+          <w:p>
+            <w:pPr>
+              <w:pStyle w:val="Normal"/>
+              <w:widowControl/>
+              <w:suppressAutoHyphens w:val="true"/>
+              <w:spacing w:lineRule="auto" w:line="240" w:before="0" w:after="0"/>
+              <w:jc w:val="center"/>
+              <w:rPr>
+                <w:rFonts w:eastAsia="Calibri" w:cs=""/>
+                <w:kern w:val="0"/>
+                <w:sz w:val="22"/>
+                <w:szCs w:val="22"/>
+                <w:lang w:val="zxx" w:eastAsia="zxx" w:bidi="zxx"/>
+              </w:rPr>
+            </w:pPr>
+            <w:r>
+              <w:rPr>
+                <w:rFonts w:eastAsia="Calibri" w:cs=""/>
+                <w:kern w:val="0"/>
+                <w:sz w:val="22"/>
+                <w:szCs w:val="22"/>
+                <w:lang w:val="zxx" w:eastAsia="zxx" w:bidi="zxx"/>
+              </w:rPr>
+              <w:t>Variáveis Dummy</w:t>
+            </w:r>
+          </w:p>
+          <w:p>
+            <w:pPr>
+              <w:pStyle w:val="Normal"/>
+              <w:widowControl/>
+              <w:suppressAutoHyphens w:val="true"/>
+              <w:spacing w:lineRule="auto" w:line="240" w:before="0" w:after="0"/>
+              <w:jc w:val="center"/>
+              <w:rPr>
+                <w:rFonts w:eastAsia="Calibri" w:cs=""/>
+                <w:kern w:val="0"/>
+                <w:sz w:val="22"/>
+                <w:szCs w:val="22"/>
+                <w:lang w:val="zxx" w:eastAsia="zxx" w:bidi="zxx"/>
+              </w:rPr>
+            </w:pPr>
+            <w:r>
+              <w:rPr>
+                <w:rFonts w:eastAsia="Calibri" w:cs=""/>
+                <w:kern w:val="0"/>
+                <w:sz w:val="22"/>
+                <w:szCs w:val="22"/>
+                <w:lang w:val="zxx" w:eastAsia="zxx" w:bidi="zxx"/>
+              </w:rPr>
+              <w:t>Padronização</w:t>
+            </w:r>
+          </w:p>
+        </w:tc>
+        <w:tc>
+          <w:tcPr>
+            <w:tcW w:w="1884" w:type="dxa"/>
+            <w:tcBorders>
+              <w:top w:val="nil"/>
+            </w:tcBorders>
+            <w:vAlign w:val="center"/>
+          </w:tcPr>
+          <w:p>
+            <w:pPr>
+              <w:pStyle w:val="Normal"/>
+              <w:widowControl/>
+              <w:suppressAutoHyphens w:val="true"/>
+              <w:spacing w:lineRule="auto" w:line="240" w:before="0" w:after="0"/>
+              <w:jc w:val="center"/>
+              <w:rPr>
+                <w:lang w:val="zxx" w:eastAsia="zxx" w:bidi="zxx"/>
+              </w:rPr>
+            </w:pPr>
+            <w:r>
+              <w:rPr>
+                <w:rFonts w:eastAsia="Calibri" w:cs=""/>
+                <w:kern w:val="0"/>
+                <w:sz w:val="22"/>
+                <w:szCs w:val="22"/>
+                <w:lang w:val="zxx" w:eastAsia="zxx" w:bidi="zxx"/>
+              </w:rPr>
+              <w:t>0,55059</w:t>
+            </w:r>
+          </w:p>
+        </w:tc>
+        <w:tc>
+          <w:tcPr>
+            <w:tcW w:w="2517" w:type="dxa"/>
+            <w:tcBorders>
+              <w:top w:val="nil"/>
+              <w:end w:val="single" w:sz="24" w:space="0" w:color="000000"/>
+            </w:tcBorders>
+            <w:vAlign w:val="center"/>
+          </w:tcPr>
+          <w:p>
+            <w:pPr>
+              <w:pStyle w:val="Normal"/>
+              <w:widowControl/>
+              <w:suppressAutoHyphens w:val="true"/>
+              <w:spacing w:lineRule="auto" w:line="240" w:before="0" w:after="0"/>
+              <w:jc w:val="center"/>
+              <w:rPr>
+                <w:lang w:val="zxx" w:eastAsia="zxx" w:bidi="zxx"/>
+              </w:rPr>
+            </w:pPr>
+            <w:r>
+              <w:rPr>
+                <w:rFonts w:eastAsia="Calibri" w:cs=""/>
+                <w:kern w:val="0"/>
+                <w:sz w:val="22"/>
+                <w:szCs w:val="22"/>
+                <w:lang w:val="zxx" w:eastAsia="zxx" w:bidi="zxx"/>
+              </w:rPr>
+              <w:t>106.643.337,24</w:t>
+            </w:r>
+          </w:p>
+        </w:tc>
+      </w:tr>
+      <w:tr>
+        <w:trPr/>
+        <w:tc>
+          <w:tcPr>
+            <w:tcW w:w="1899" w:type="dxa"/>
+            <w:tcBorders>
+              <w:top w:val="nil"/>
+              <w:start w:val="single" w:sz="24" w:space="0" w:color="000000"/>
+            </w:tcBorders>
+            <w:vAlign w:val="center"/>
+          </w:tcPr>
+          <w:p>
+            <w:pPr>
+              <w:pStyle w:val="BodyText"/>
+              <w:widowControl/>
+              <w:suppressAutoHyphens w:val="true"/>
+              <w:spacing w:lineRule="auto" w:line="240" w:before="0" w:after="0"/>
+              <w:jc w:val="center"/>
+              <w:rPr>
+                <w:lang w:val="zxx" w:eastAsia="zxx" w:bidi="zxx"/>
+              </w:rPr>
+            </w:pPr>
+            <w:r>
+              <w:rPr>
+                <w:lang w:val="zxx" w:eastAsia="zxx" w:bidi="zxx"/>
+              </w:rPr>
+              <w:t>Árvores de Decisão</w:t>
+            </w:r>
+          </w:p>
+        </w:tc>
+        <w:tc>
+          <w:tcPr>
+            <w:tcW w:w="2183" w:type="dxa"/>
+            <w:gridSpan w:val="2"/>
+            <w:tcBorders>
+              <w:top w:val="nil"/>
+            </w:tcBorders>
+            <w:vAlign w:val="center"/>
+          </w:tcPr>
+          <w:p>
+            <w:pPr>
+              <w:pStyle w:val="BodyText"/>
+              <w:widowControl/>
+              <w:suppressAutoHyphens w:val="true"/>
+              <w:spacing w:lineRule="auto" w:line="240" w:before="0" w:after="0"/>
+              <w:jc w:val="center"/>
+              <w:rPr>
+                <w:rFonts w:eastAsia="Calibri" w:cs=""/>
+                <w:kern w:val="0"/>
+                <w:sz w:val="22"/>
+                <w:szCs w:val="22"/>
+                <w:lang w:val="zxx" w:eastAsia="zxx" w:bidi="zxx"/>
+              </w:rPr>
+            </w:pPr>
+            <w:r>
+              <w:rPr>
+                <w:rFonts w:eastAsia="Calibri" w:cs=""/>
+                <w:kern w:val="0"/>
+                <w:sz w:val="22"/>
+                <w:szCs w:val="22"/>
+                <w:lang w:val="zxx" w:eastAsia="zxx" w:bidi="zxx"/>
+              </w:rPr>
+              <w:t>max_depth = 5</w:t>
+            </w:r>
+          </w:p>
+        </w:tc>
+        <w:tc>
+          <w:tcPr>
+            <w:tcW w:w="2384" w:type="dxa"/>
+            <w:tcBorders>
+              <w:top w:val="nil"/>
+            </w:tcBorders>
+            <w:vAlign w:val="center"/>
+          </w:tcPr>
+          <w:p>
+            <w:pPr>
+              <w:pStyle w:val="Normal"/>
+              <w:widowControl/>
+              <w:suppressAutoHyphens w:val="true"/>
+              <w:spacing w:lineRule="auto" w:line="240" w:before="0" w:after="0"/>
+              <w:jc w:val="center"/>
+              <w:rPr>
+                <w:rFonts w:eastAsia="Calibri" w:cs=""/>
+                <w:kern w:val="0"/>
+                <w:sz w:val="22"/>
+                <w:szCs w:val="22"/>
+                <w:lang w:val="zxx" w:eastAsia="zxx" w:bidi="zxx"/>
+              </w:rPr>
+            </w:pPr>
+            <w:r>
+              <w:rPr>
+                <w:rFonts w:eastAsia="Calibri" w:cs=""/>
+                <w:kern w:val="0"/>
+                <w:sz w:val="22"/>
+                <w:szCs w:val="22"/>
+                <w:lang w:val="zxx" w:eastAsia="zxx" w:bidi="zxx"/>
+              </w:rPr>
+              <w:t>LabelEncoder</w:t>
+            </w:r>
+          </w:p>
+          <w:p>
+            <w:pPr>
+              <w:pStyle w:val="Normal"/>
+              <w:widowControl/>
+              <w:suppressAutoHyphens w:val="true"/>
+              <w:spacing w:lineRule="auto" w:line="240" w:before="0" w:after="0"/>
+              <w:jc w:val="center"/>
+              <w:rPr>
+                <w:rFonts w:eastAsia="Calibri" w:cs=""/>
+                <w:kern w:val="0"/>
+                <w:sz w:val="22"/>
+                <w:szCs w:val="22"/>
+                <w:lang w:val="zxx" w:eastAsia="zxx" w:bidi="zxx"/>
+              </w:rPr>
+            </w:pPr>
+            <w:r>
+              <w:rPr>
+                <w:rFonts w:eastAsia="Calibri" w:cs=""/>
+                <w:kern w:val="0"/>
+                <w:sz w:val="22"/>
+                <w:szCs w:val="22"/>
+                <w:lang w:val="zxx" w:eastAsia="zxx" w:bidi="zxx"/>
+              </w:rPr>
+              <w:t>Variáveis Dummy</w:t>
+            </w:r>
+          </w:p>
+          <w:p>
+            <w:pPr>
+              <w:pStyle w:val="Normal"/>
+              <w:widowControl/>
+              <w:suppressAutoHyphens w:val="true"/>
+              <w:spacing w:lineRule="auto" w:line="240" w:before="0" w:after="0"/>
+              <w:jc w:val="center"/>
+              <w:rPr>
+                <w:rFonts w:eastAsia="Calibri" w:cs=""/>
+                <w:kern w:val="0"/>
+                <w:sz w:val="22"/>
+                <w:szCs w:val="22"/>
+                <w:lang w:val="zxx" w:eastAsia="zxx" w:bidi="zxx"/>
+              </w:rPr>
+            </w:pPr>
+            <w:r>
+              <w:rPr>
+                <w:rFonts w:eastAsia="Calibri" w:cs=""/>
+                <w:kern w:val="0"/>
+                <w:sz w:val="22"/>
+                <w:szCs w:val="22"/>
+                <w:lang w:val="zxx" w:eastAsia="zxx" w:bidi="zxx"/>
+              </w:rPr>
+              <w:t>Padronização</w:t>
+            </w:r>
+          </w:p>
+          <w:p>
+            <w:pPr>
+              <w:pStyle w:val="Normal"/>
+              <w:widowControl/>
+              <w:suppressAutoHyphens w:val="true"/>
+              <w:spacing w:lineRule="auto" w:line="240" w:before="0" w:after="0"/>
+              <w:jc w:val="center"/>
+              <w:rPr>
+                <w:rFonts w:eastAsia="Calibri" w:cs=""/>
+                <w:kern w:val="0"/>
+                <w:sz w:val="22"/>
+                <w:szCs w:val="22"/>
+                <w:lang w:val="zxx" w:eastAsia="zxx" w:bidi="zxx"/>
+              </w:rPr>
+            </w:pPr>
+            <w:r>
+              <w:rPr>
+                <w:rFonts w:eastAsia="Calibri" w:cs=""/>
+                <w:kern w:val="0"/>
+                <w:sz w:val="22"/>
+                <w:szCs w:val="22"/>
+                <w:lang w:val="zxx" w:eastAsia="zxx" w:bidi="zxx"/>
+              </w:rPr>
+              <w:t>Padronização Objetivo</w:t>
+            </w:r>
+          </w:p>
+        </w:tc>
+        <w:tc>
+          <w:tcPr>
+            <w:tcW w:w="1884" w:type="dxa"/>
+            <w:tcBorders>
+              <w:top w:val="nil"/>
+            </w:tcBorders>
+            <w:vAlign w:val="center"/>
+          </w:tcPr>
+          <w:p>
+            <w:pPr>
+              <w:pStyle w:val="Normal"/>
+              <w:widowControl/>
+              <w:suppressAutoHyphens w:val="true"/>
+              <w:spacing w:lineRule="auto" w:line="240" w:before="0" w:after="0"/>
+              <w:jc w:val="center"/>
+              <w:rPr>
+                <w:lang w:val="zxx" w:eastAsia="zxx" w:bidi="zxx"/>
+              </w:rPr>
+            </w:pPr>
+            <w:r>
+              <w:rPr>
+                <w:rFonts w:eastAsia="Calibri" w:cs=""/>
+                <w:kern w:val="0"/>
+                <w:sz w:val="22"/>
+                <w:szCs w:val="22"/>
+                <w:lang w:val="zxx" w:eastAsia="zxx" w:bidi="zxx"/>
+              </w:rPr>
+              <w:t>0,55059</w:t>
+            </w:r>
+          </w:p>
+        </w:tc>
+        <w:tc>
+          <w:tcPr>
+            <w:tcW w:w="2517" w:type="dxa"/>
+            <w:tcBorders>
+              <w:top w:val="nil"/>
+              <w:end w:val="single" w:sz="24" w:space="0" w:color="000000"/>
+            </w:tcBorders>
+            <w:vAlign w:val="center"/>
+          </w:tcPr>
+          <w:p>
+            <w:pPr>
+              <w:pStyle w:val="Normal"/>
+              <w:widowControl/>
+              <w:suppressAutoHyphens w:val="true"/>
+              <w:spacing w:lineRule="auto" w:line="240" w:before="0" w:after="0"/>
+              <w:jc w:val="center"/>
+              <w:rPr>
+                <w:lang w:val="zxx" w:eastAsia="zxx" w:bidi="zxx"/>
+              </w:rPr>
+            </w:pPr>
+            <w:r>
+              <w:rPr>
+                <w:rFonts w:eastAsia="Calibri" w:cs=""/>
+                <w:kern w:val="0"/>
+                <w:sz w:val="22"/>
+                <w:szCs w:val="22"/>
+                <w:lang w:val="zxx" w:eastAsia="zxx" w:bidi="zxx"/>
+              </w:rPr>
+              <w:t>106.643.337,24</w:t>
+            </w:r>
+          </w:p>
+        </w:tc>
+      </w:tr>
+      <w:tr>
+        <w:trPr/>
+        <w:tc>
+          <w:tcPr>
+            <w:tcW w:w="1899" w:type="dxa"/>
+            <w:tcBorders>
+              <w:top w:val="nil"/>
+              <w:start w:val="single" w:sz="24" w:space="0" w:color="000000"/>
+            </w:tcBorders>
+            <w:vAlign w:val="center"/>
+          </w:tcPr>
+          <w:p>
+            <w:pPr>
+              <w:pStyle w:val="BodyText"/>
+              <w:widowControl/>
+              <w:suppressAutoHyphens w:val="true"/>
+              <w:spacing w:lineRule="auto" w:line="240" w:before="0" w:after="0"/>
+              <w:jc w:val="center"/>
+              <w:rPr>
+                <w:lang w:val="zxx" w:eastAsia="zxx" w:bidi="zxx"/>
+              </w:rPr>
+            </w:pPr>
+            <w:r>
+              <w:rPr>
+                <w:lang w:val="zxx" w:eastAsia="zxx" w:bidi="zxx"/>
+              </w:rPr>
+              <w:t>Árvores de Decisão</w:t>
+            </w:r>
+          </w:p>
+        </w:tc>
+        <w:tc>
+          <w:tcPr>
+            <w:tcW w:w="2183" w:type="dxa"/>
+            <w:gridSpan w:val="2"/>
+            <w:tcBorders>
+              <w:top w:val="nil"/>
+            </w:tcBorders>
+            <w:vAlign w:val="center"/>
+          </w:tcPr>
+          <w:p>
+            <w:pPr>
+              <w:pStyle w:val="BodyText"/>
+              <w:widowControl/>
+              <w:suppressAutoHyphens w:val="true"/>
+              <w:spacing w:lineRule="auto" w:line="240" w:before="0" w:after="0"/>
+              <w:jc w:val="center"/>
+              <w:rPr>
+                <w:rFonts w:eastAsia="Calibri" w:cs=""/>
+                <w:kern w:val="0"/>
+                <w:sz w:val="22"/>
+                <w:szCs w:val="22"/>
+                <w:lang w:val="zxx" w:eastAsia="zxx" w:bidi="zxx"/>
+              </w:rPr>
+            </w:pPr>
+            <w:r>
+              <w:rPr>
+                <w:rFonts w:eastAsia="Calibri" w:cs=""/>
+                <w:kern w:val="0"/>
+                <w:sz w:val="22"/>
+                <w:szCs w:val="22"/>
+                <w:lang w:val="zxx" w:eastAsia="zxx" w:bidi="zxx"/>
+              </w:rPr>
+              <w:t>max_depth = 4</w:t>
+            </w:r>
+          </w:p>
+        </w:tc>
+        <w:tc>
+          <w:tcPr>
+            <w:tcW w:w="2384" w:type="dxa"/>
+            <w:tcBorders>
+              <w:top w:val="nil"/>
+            </w:tcBorders>
+            <w:vAlign w:val="center"/>
+          </w:tcPr>
+          <w:p>
+            <w:pPr>
+              <w:pStyle w:val="Normal"/>
+              <w:widowControl/>
+              <w:suppressAutoHyphens w:val="true"/>
+              <w:spacing w:lineRule="auto" w:line="240" w:before="0" w:after="0"/>
+              <w:jc w:val="center"/>
+              <w:rPr>
+                <w:rFonts w:eastAsia="Calibri" w:cs=""/>
+                <w:kern w:val="0"/>
+                <w:sz w:val="22"/>
+                <w:szCs w:val="22"/>
+                <w:lang w:val="zxx" w:eastAsia="zxx" w:bidi="zxx"/>
+              </w:rPr>
+            </w:pPr>
+            <w:r>
+              <w:rPr>
+                <w:rFonts w:eastAsia="Calibri" w:cs=""/>
+                <w:kern w:val="0"/>
+                <w:sz w:val="22"/>
+                <w:szCs w:val="22"/>
+                <w:lang w:val="zxx" w:eastAsia="zxx" w:bidi="zxx"/>
+              </w:rPr>
+              <w:t>LabelEncoder</w:t>
+            </w:r>
+          </w:p>
+        </w:tc>
+        <w:tc>
+          <w:tcPr>
+            <w:tcW w:w="1884" w:type="dxa"/>
+            <w:tcBorders>
+              <w:top w:val="nil"/>
+            </w:tcBorders>
+            <w:vAlign w:val="center"/>
+          </w:tcPr>
+          <w:p>
+            <w:pPr>
+              <w:pStyle w:val="Normal"/>
+              <w:widowControl/>
+              <w:suppressAutoHyphens w:val="true"/>
+              <w:spacing w:lineRule="auto" w:line="240" w:before="0" w:after="0"/>
+              <w:jc w:val="center"/>
+              <w:rPr>
+                <w:lang w:val="zxx" w:eastAsia="zxx" w:bidi="zxx"/>
+              </w:rPr>
+            </w:pPr>
+            <w:r>
+              <w:rPr>
+                <w:rFonts w:eastAsia="Calibri" w:cs=""/>
+                <w:kern w:val="0"/>
+                <w:sz w:val="22"/>
+                <w:szCs w:val="22"/>
+                <w:lang w:val="zxx" w:eastAsia="zxx" w:bidi="zxx"/>
+              </w:rPr>
+              <w:t>0,52177</w:t>
+            </w:r>
+          </w:p>
+        </w:tc>
+        <w:tc>
+          <w:tcPr>
+            <w:tcW w:w="2517" w:type="dxa"/>
+            <w:tcBorders>
+              <w:top w:val="nil"/>
+              <w:end w:val="single" w:sz="24" w:space="0" w:color="000000"/>
+            </w:tcBorders>
+            <w:vAlign w:val="center"/>
+          </w:tcPr>
+          <w:p>
+            <w:pPr>
+              <w:pStyle w:val="Normal"/>
+              <w:widowControl/>
+              <w:suppressAutoHyphens w:val="true"/>
+              <w:spacing w:lineRule="auto" w:line="240" w:before="0" w:after="0"/>
+              <w:jc w:val="center"/>
+              <w:rPr>
+                <w:lang w:val="zxx" w:eastAsia="zxx" w:bidi="zxx"/>
+              </w:rPr>
+            </w:pPr>
+            <w:r>
+              <w:rPr>
+                <w:rFonts w:eastAsia="Calibri" w:cs=""/>
+                <w:kern w:val="0"/>
+                <w:sz w:val="22"/>
+                <w:szCs w:val="22"/>
+                <w:lang w:val="zxx" w:eastAsia="zxx" w:bidi="zxx"/>
+              </w:rPr>
+              <w:t>110.009.578,09</w:t>
+            </w:r>
+          </w:p>
+        </w:tc>
+      </w:tr>
+      <w:tr>
+        <w:trPr/>
+        <w:tc>
+          <w:tcPr>
+            <w:tcW w:w="1899" w:type="dxa"/>
+            <w:tcBorders>
+              <w:top w:val="nil"/>
+              <w:start w:val="single" w:sz="24" w:space="0" w:color="000000"/>
+            </w:tcBorders>
+            <w:vAlign w:val="center"/>
+          </w:tcPr>
+          <w:p>
+            <w:pPr>
+              <w:pStyle w:val="BodyText"/>
+              <w:widowControl/>
+              <w:suppressAutoHyphens w:val="true"/>
+              <w:spacing w:lineRule="auto" w:line="240" w:before="0" w:after="0"/>
+              <w:jc w:val="center"/>
+              <w:rPr>
+                <w:lang w:val="zxx" w:eastAsia="zxx" w:bidi="zxx"/>
+              </w:rPr>
+            </w:pPr>
+            <w:r>
+              <w:rPr>
+                <w:lang w:val="zxx" w:eastAsia="zxx" w:bidi="zxx"/>
+              </w:rPr>
+              <w:t>Árvores de Decisão</w:t>
+            </w:r>
+          </w:p>
+        </w:tc>
+        <w:tc>
+          <w:tcPr>
+            <w:tcW w:w="2183" w:type="dxa"/>
+            <w:gridSpan w:val="2"/>
+            <w:tcBorders>
+              <w:top w:val="nil"/>
+            </w:tcBorders>
+            <w:vAlign w:val="center"/>
+          </w:tcPr>
+          <w:p>
+            <w:pPr>
+              <w:pStyle w:val="BodyText"/>
+              <w:widowControl/>
+              <w:suppressAutoHyphens w:val="true"/>
+              <w:spacing w:lineRule="auto" w:line="240" w:before="0" w:after="0"/>
+              <w:jc w:val="center"/>
+              <w:rPr>
+                <w:rFonts w:eastAsia="Calibri" w:cs=""/>
+                <w:kern w:val="0"/>
+                <w:sz w:val="22"/>
+                <w:szCs w:val="22"/>
+                <w:lang w:val="zxx" w:eastAsia="zxx" w:bidi="zxx"/>
+              </w:rPr>
+            </w:pPr>
+            <w:r>
+              <w:rPr>
+                <w:rFonts w:eastAsia="Calibri" w:cs=""/>
+                <w:kern w:val="0"/>
+                <w:sz w:val="22"/>
+                <w:szCs w:val="22"/>
+                <w:lang w:val="zxx" w:eastAsia="zxx" w:bidi="zxx"/>
+              </w:rPr>
+              <w:t>max_depth = 6</w:t>
+            </w:r>
+          </w:p>
+        </w:tc>
+        <w:tc>
+          <w:tcPr>
+            <w:tcW w:w="2384" w:type="dxa"/>
+            <w:tcBorders>
+              <w:top w:val="nil"/>
+            </w:tcBorders>
+            <w:vAlign w:val="center"/>
+          </w:tcPr>
+          <w:p>
+            <w:pPr>
+              <w:pStyle w:val="Normal"/>
+              <w:widowControl/>
+              <w:suppressAutoHyphens w:val="true"/>
+              <w:spacing w:lineRule="auto" w:line="240" w:before="0" w:after="0"/>
+              <w:jc w:val="center"/>
+              <w:rPr>
+                <w:rFonts w:eastAsia="Calibri" w:cs=""/>
+                <w:kern w:val="0"/>
+                <w:sz w:val="22"/>
+                <w:szCs w:val="22"/>
+                <w:lang w:val="zxx" w:eastAsia="zxx" w:bidi="zxx"/>
+              </w:rPr>
+            </w:pPr>
+            <w:r>
+              <w:rPr>
+                <w:rFonts w:eastAsia="Calibri" w:cs=""/>
+                <w:kern w:val="0"/>
+                <w:sz w:val="22"/>
+                <w:szCs w:val="22"/>
+                <w:lang w:val="zxx" w:eastAsia="zxx" w:bidi="zxx"/>
+              </w:rPr>
+              <w:t>LabelEncoder</w:t>
+            </w:r>
+          </w:p>
+        </w:tc>
+        <w:tc>
+          <w:tcPr>
+            <w:tcW w:w="1884" w:type="dxa"/>
+            <w:tcBorders>
+              <w:top w:val="nil"/>
+            </w:tcBorders>
+            <w:vAlign w:val="center"/>
+          </w:tcPr>
+          <w:p>
+            <w:pPr>
+              <w:pStyle w:val="Normal"/>
+              <w:widowControl/>
+              <w:suppressAutoHyphens w:val="true"/>
+              <w:spacing w:lineRule="auto" w:line="240" w:before="0" w:after="0"/>
+              <w:jc w:val="center"/>
+              <w:rPr>
+                <w:lang w:val="zxx" w:eastAsia="zxx" w:bidi="zxx"/>
+              </w:rPr>
+            </w:pPr>
+            <w:r>
+              <w:rPr>
+                <w:rFonts w:eastAsia="Calibri" w:cs=""/>
+                <w:kern w:val="0"/>
+                <w:sz w:val="22"/>
+                <w:szCs w:val="22"/>
+                <w:lang w:val="zxx" w:eastAsia="zxx" w:bidi="zxx"/>
+              </w:rPr>
+              <w:t>0,52621</w:t>
+            </w:r>
+          </w:p>
+        </w:tc>
+        <w:tc>
+          <w:tcPr>
+            <w:tcW w:w="2517" w:type="dxa"/>
+            <w:tcBorders>
+              <w:top w:val="nil"/>
+              <w:end w:val="single" w:sz="24" w:space="0" w:color="000000"/>
+            </w:tcBorders>
+            <w:vAlign w:val="center"/>
+          </w:tcPr>
+          <w:p>
+            <w:pPr>
+              <w:pStyle w:val="Normal"/>
+              <w:widowControl/>
+              <w:suppressAutoHyphens w:val="true"/>
+              <w:spacing w:lineRule="auto" w:line="240" w:before="0" w:after="0"/>
+              <w:jc w:val="center"/>
+              <w:rPr>
+                <w:lang w:val="zxx" w:eastAsia="zxx" w:bidi="zxx"/>
+              </w:rPr>
+            </w:pPr>
+            <w:r>
+              <w:rPr>
+                <w:rFonts w:eastAsia="Calibri" w:cs=""/>
+                <w:kern w:val="0"/>
+                <w:sz w:val="22"/>
+                <w:szCs w:val="22"/>
+                <w:lang w:val="zxx" w:eastAsia="zxx" w:bidi="zxx"/>
+              </w:rPr>
+              <w:t>109.498.185,91</w:t>
+            </w:r>
+          </w:p>
+        </w:tc>
+      </w:tr>
+      <w:tr>
+        <w:trPr/>
+        <w:tc>
+          <w:tcPr>
+            <w:tcW w:w="1899" w:type="dxa"/>
+            <w:tcBorders>
+              <w:top w:val="nil"/>
+              <w:start w:val="single" w:sz="24" w:space="0" w:color="000000"/>
+            </w:tcBorders>
+            <w:vAlign w:val="center"/>
+          </w:tcPr>
+          <w:p>
+            <w:pPr>
+              <w:pStyle w:val="Normal"/>
+              <w:widowControl/>
+              <w:suppressAutoHyphens w:val="true"/>
+              <w:spacing w:lineRule="auto" w:line="240" w:before="0" w:after="0"/>
+              <w:jc w:val="center"/>
+              <w:rPr>
+                <w:lang w:val="zxx" w:eastAsia="zxx" w:bidi="zxx"/>
+              </w:rPr>
+            </w:pPr>
+            <w:r>
+              <w:rPr>
+                <w:lang w:val="zxx" w:eastAsia="zxx" w:bidi="zxx"/>
+              </w:rPr>
+            </w:r>
+          </w:p>
+        </w:tc>
+        <w:tc>
+          <w:tcPr>
+            <w:tcW w:w="2183" w:type="dxa"/>
+            <w:gridSpan w:val="2"/>
+            <w:tcBorders>
+              <w:top w:val="nil"/>
+            </w:tcBorders>
+            <w:vAlign w:val="center"/>
+          </w:tcPr>
+          <w:p>
+            <w:pPr>
+              <w:pStyle w:val="Normal"/>
+              <w:widowControl/>
+              <w:suppressAutoHyphens w:val="true"/>
+              <w:spacing w:lineRule="auto" w:line="240" w:before="0" w:after="0"/>
+              <w:jc w:val="center"/>
+              <w:rPr>
+                <w:lang w:val="zxx" w:eastAsia="zxx" w:bidi="zxx"/>
+              </w:rPr>
+            </w:pPr>
+            <w:r>
+              <w:rPr>
+                <w:lang w:val="zxx" w:eastAsia="zxx" w:bidi="zxx"/>
+              </w:rPr>
+            </w:r>
+          </w:p>
+        </w:tc>
+        <w:tc>
+          <w:tcPr>
+            <w:tcW w:w="2384" w:type="dxa"/>
+            <w:tcBorders>
+              <w:top w:val="nil"/>
+            </w:tcBorders>
+            <w:vAlign w:val="center"/>
+          </w:tcPr>
+          <w:p>
+            <w:pPr>
+              <w:pStyle w:val="Normal"/>
+              <w:widowControl/>
+              <w:suppressAutoHyphens w:val="true"/>
+              <w:spacing w:lineRule="auto" w:line="240" w:before="0" w:after="0"/>
+              <w:jc w:val="center"/>
+              <w:rPr>
+                <w:rFonts w:eastAsia="Calibri" w:cs=""/>
+                <w:kern w:val="0"/>
+                <w:sz w:val="22"/>
+                <w:szCs w:val="22"/>
+                <w:lang w:val="zxx" w:eastAsia="zxx" w:bidi="zxx"/>
+              </w:rPr>
+            </w:pPr>
+            <w:r>
+              <w:rPr>
+                <w:rFonts w:eastAsia="Calibri" w:cs=""/>
+                <w:kern w:val="0"/>
+                <w:sz w:val="22"/>
+                <w:szCs w:val="22"/>
+                <w:lang w:val="zxx" w:eastAsia="zxx" w:bidi="zxx"/>
+              </w:rPr>
+            </w:r>
+          </w:p>
+        </w:tc>
+        <w:tc>
+          <w:tcPr>
+            <w:tcW w:w="1884" w:type="dxa"/>
+            <w:tcBorders>
+              <w:top w:val="nil"/>
+            </w:tcBorders>
+            <w:vAlign w:val="center"/>
+          </w:tcPr>
+          <w:p>
+            <w:pPr>
+              <w:pStyle w:val="Normal"/>
+              <w:widowControl/>
+              <w:suppressAutoHyphens w:val="true"/>
+              <w:spacing w:lineRule="auto" w:line="240" w:before="0" w:after="0"/>
+              <w:jc w:val="center"/>
+              <w:rPr>
+                <w:lang w:val="zxx" w:eastAsia="zxx" w:bidi="zxx"/>
+              </w:rPr>
+            </w:pPr>
+            <w:r>
+              <w:rPr>
+                <w:lang w:val="zxx" w:eastAsia="zxx" w:bidi="zxx"/>
+              </w:rPr>
+            </w:r>
+          </w:p>
+        </w:tc>
+        <w:tc>
+          <w:tcPr>
+            <w:tcW w:w="2517" w:type="dxa"/>
+            <w:tcBorders>
+              <w:top w:val="nil"/>
+              <w:end w:val="single" w:sz="24" w:space="0" w:color="000000"/>
+            </w:tcBorders>
+            <w:vAlign w:val="center"/>
+          </w:tcPr>
+          <w:p>
+            <w:pPr>
+              <w:pStyle w:val="Normal"/>
+              <w:widowControl/>
+              <w:suppressAutoHyphens w:val="true"/>
+              <w:spacing w:lineRule="auto" w:line="240" w:before="0" w:after="0"/>
+              <w:jc w:val="center"/>
+              <w:rPr>
+                <w:lang w:val="zxx" w:eastAsia="zxx" w:bidi="zxx"/>
+              </w:rPr>
+            </w:pPr>
+            <w:r>
+              <w:rPr>
+                <w:lang w:val="zxx" w:eastAsia="zxx" w:bidi="zxx"/>
+              </w:rPr>
+            </w:r>
+          </w:p>
+        </w:tc>
+      </w:tr>
+      <w:tr>
+        <w:trPr/>
+        <w:tc>
+          <w:tcPr>
+            <w:tcW w:w="1899" w:type="dxa"/>
+            <w:tcBorders>
+              <w:top w:val="nil"/>
+              <w:start w:val="single" w:sz="24" w:space="0" w:color="000000"/>
+            </w:tcBorders>
+            <w:vAlign w:val="center"/>
+          </w:tcPr>
+          <w:p>
+            <w:pPr>
+              <w:pStyle w:val="Normal"/>
+              <w:widowControl/>
+              <w:suppressAutoHyphens w:val="true"/>
+              <w:spacing w:lineRule="auto" w:line="240" w:before="0" w:after="0"/>
+              <w:jc w:val="center"/>
+              <w:rPr>
+                <w:lang w:val="zxx" w:eastAsia="zxx" w:bidi="zxx"/>
+              </w:rPr>
+            </w:pPr>
+            <w:r>
+              <w:rPr>
+                <w:lang w:val="zxx" w:eastAsia="zxx" w:bidi="zxx"/>
+              </w:rPr>
+            </w:r>
+          </w:p>
+        </w:tc>
+        <w:tc>
+          <w:tcPr>
+            <w:tcW w:w="2183" w:type="dxa"/>
+            <w:gridSpan w:val="2"/>
+            <w:tcBorders>
+              <w:top w:val="nil"/>
+            </w:tcBorders>
+            <w:vAlign w:val="center"/>
+          </w:tcPr>
+          <w:p>
+            <w:pPr>
+              <w:pStyle w:val="Normal"/>
+              <w:widowControl/>
+              <w:suppressAutoHyphens w:val="true"/>
+              <w:spacing w:lineRule="auto" w:line="240" w:before="0" w:after="0"/>
+              <w:jc w:val="center"/>
+              <w:rPr>
+                <w:lang w:val="zxx" w:eastAsia="zxx" w:bidi="zxx"/>
+              </w:rPr>
+            </w:pPr>
+            <w:r>
+              <w:rPr>
+                <w:lang w:val="zxx" w:eastAsia="zxx" w:bidi="zxx"/>
+              </w:rPr>
+            </w:r>
+          </w:p>
+        </w:tc>
+        <w:tc>
+          <w:tcPr>
+            <w:tcW w:w="2384" w:type="dxa"/>
+            <w:tcBorders>
+              <w:top w:val="nil"/>
+            </w:tcBorders>
+            <w:vAlign w:val="center"/>
+          </w:tcPr>
+          <w:p>
+            <w:pPr>
+              <w:pStyle w:val="Normal"/>
+              <w:widowControl/>
+              <w:suppressAutoHyphens w:val="true"/>
+              <w:spacing w:lineRule="auto" w:line="240" w:before="0" w:after="0"/>
+              <w:jc w:val="center"/>
+              <w:rPr>
+                <w:rFonts w:eastAsia="Calibri" w:cs=""/>
+                <w:kern w:val="0"/>
+                <w:sz w:val="22"/>
+                <w:szCs w:val="22"/>
+                <w:lang w:val="zxx" w:eastAsia="zxx" w:bidi="zxx"/>
+              </w:rPr>
+            </w:pPr>
+            <w:r>
+              <w:rPr>
+                <w:rFonts w:eastAsia="Calibri" w:cs=""/>
+                <w:kern w:val="0"/>
+                <w:sz w:val="22"/>
+                <w:szCs w:val="22"/>
+                <w:lang w:val="zxx" w:eastAsia="zxx" w:bidi="zxx"/>
+              </w:rPr>
+            </w:r>
+          </w:p>
+        </w:tc>
+        <w:tc>
+          <w:tcPr>
+            <w:tcW w:w="1884" w:type="dxa"/>
+            <w:tcBorders>
+              <w:top w:val="nil"/>
+            </w:tcBorders>
+            <w:vAlign w:val="center"/>
+          </w:tcPr>
+          <w:p>
+            <w:pPr>
+              <w:pStyle w:val="Normal"/>
+              <w:widowControl/>
+              <w:suppressAutoHyphens w:val="true"/>
+              <w:spacing w:lineRule="auto" w:line="240" w:before="0" w:after="0"/>
+              <w:jc w:val="center"/>
+              <w:rPr>
+                <w:lang w:val="zxx" w:eastAsia="zxx" w:bidi="zxx"/>
+              </w:rPr>
+            </w:pPr>
+            <w:r>
+              <w:rPr>
+                <w:lang w:val="zxx" w:eastAsia="zxx" w:bidi="zxx"/>
+              </w:rPr>
+            </w:r>
+          </w:p>
+        </w:tc>
+        <w:tc>
+          <w:tcPr>
+            <w:tcW w:w="2517" w:type="dxa"/>
+            <w:tcBorders>
+              <w:top w:val="nil"/>
+              <w:end w:val="single" w:sz="24" w:space="0" w:color="000000"/>
+            </w:tcBorders>
+            <w:vAlign w:val="center"/>
+          </w:tcPr>
+          <w:p>
+            <w:pPr>
+              <w:pStyle w:val="Normal"/>
+              <w:widowControl/>
+              <w:suppressAutoHyphens w:val="true"/>
+              <w:spacing w:lineRule="auto" w:line="240" w:before="0" w:after="0"/>
+              <w:jc w:val="center"/>
+              <w:rPr>
+                <w:lang w:val="zxx" w:eastAsia="zxx" w:bidi="zxx"/>
+              </w:rPr>
+            </w:pPr>
+            <w:r>
+              <w:rPr>
+                <w:lang w:val="zxx" w:eastAsia="zxx" w:bidi="zxx"/>
+              </w:rPr>
+            </w:r>
+          </w:p>
+        </w:tc>
+      </w:tr>
+      <w:tr>
+        <w:trPr/>
+        <w:tc>
+          <w:tcPr>
+            <w:tcW w:w="1899" w:type="dxa"/>
+            <w:tcBorders>
+              <w:top w:val="nil"/>
+              <w:start w:val="single" w:sz="24" w:space="0" w:color="000000"/>
+            </w:tcBorders>
+            <w:vAlign w:val="center"/>
+          </w:tcPr>
+          <w:p>
+            <w:pPr>
+              <w:pStyle w:val="Normal"/>
+              <w:widowControl/>
+              <w:suppressAutoHyphens w:val="true"/>
+              <w:spacing w:lineRule="auto" w:line="240" w:before="0" w:after="0"/>
+              <w:jc w:val="center"/>
+              <w:rPr>
+                <w:lang w:val="zxx" w:eastAsia="zxx" w:bidi="zxx"/>
+              </w:rPr>
+            </w:pPr>
+            <w:r>
+              <w:rPr>
+                <w:lang w:val="zxx" w:eastAsia="zxx" w:bidi="zxx"/>
+              </w:rPr>
+            </w:r>
+          </w:p>
+        </w:tc>
+        <w:tc>
+          <w:tcPr>
+            <w:tcW w:w="2183" w:type="dxa"/>
+            <w:gridSpan w:val="2"/>
+            <w:tcBorders>
+              <w:top w:val="nil"/>
+            </w:tcBorders>
+            <w:vAlign w:val="center"/>
+          </w:tcPr>
+          <w:p>
+            <w:pPr>
+              <w:pStyle w:val="Normal"/>
+              <w:widowControl/>
+              <w:suppressAutoHyphens w:val="true"/>
+              <w:spacing w:lineRule="auto" w:line="240" w:before="0" w:after="0"/>
+              <w:jc w:val="center"/>
+              <w:rPr>
+                <w:lang w:val="zxx" w:eastAsia="zxx" w:bidi="zxx"/>
+              </w:rPr>
+            </w:pPr>
+            <w:r>
+              <w:rPr>
+                <w:lang w:val="zxx" w:eastAsia="zxx" w:bidi="zxx"/>
+              </w:rPr>
+            </w:r>
+          </w:p>
+        </w:tc>
+        <w:tc>
+          <w:tcPr>
+            <w:tcW w:w="2384" w:type="dxa"/>
+            <w:tcBorders>
+              <w:top w:val="nil"/>
+            </w:tcBorders>
+            <w:vAlign w:val="center"/>
+          </w:tcPr>
+          <w:p>
+            <w:pPr>
+              <w:pStyle w:val="Normal"/>
+              <w:widowControl/>
+              <w:suppressAutoHyphens w:val="true"/>
+              <w:spacing w:lineRule="auto" w:line="240" w:before="0" w:after="0"/>
+              <w:jc w:val="center"/>
+              <w:rPr>
+                <w:rFonts w:eastAsia="Calibri" w:cs=""/>
+                <w:kern w:val="0"/>
+                <w:sz w:val="22"/>
+                <w:szCs w:val="22"/>
+                <w:lang w:val="zxx" w:eastAsia="zxx" w:bidi="zxx"/>
+              </w:rPr>
+            </w:pPr>
+            <w:r>
+              <w:rPr>
+                <w:rFonts w:eastAsia="Calibri" w:cs=""/>
+                <w:kern w:val="0"/>
+                <w:sz w:val="22"/>
+                <w:szCs w:val="22"/>
+                <w:lang w:val="zxx" w:eastAsia="zxx" w:bidi="zxx"/>
+              </w:rPr>
+            </w:r>
+          </w:p>
+        </w:tc>
+        <w:tc>
+          <w:tcPr>
+            <w:tcW w:w="1884" w:type="dxa"/>
+            <w:tcBorders>
+              <w:top w:val="nil"/>
+            </w:tcBorders>
+            <w:vAlign w:val="center"/>
+          </w:tcPr>
+          <w:p>
+            <w:pPr>
+              <w:pStyle w:val="Normal"/>
+              <w:widowControl/>
+              <w:suppressAutoHyphens w:val="true"/>
+              <w:spacing w:lineRule="auto" w:line="240" w:before="0" w:after="0"/>
+              <w:jc w:val="center"/>
+              <w:rPr>
+                <w:lang w:val="zxx" w:eastAsia="zxx" w:bidi="zxx"/>
+              </w:rPr>
+            </w:pPr>
+            <w:r>
+              <w:rPr>
+                <w:lang w:val="zxx" w:eastAsia="zxx" w:bidi="zxx"/>
+              </w:rPr>
+            </w:r>
+          </w:p>
+        </w:tc>
+        <w:tc>
+          <w:tcPr>
+            <w:tcW w:w="2517" w:type="dxa"/>
+            <w:tcBorders>
+              <w:top w:val="nil"/>
+              <w:end w:val="single" w:sz="24" w:space="0" w:color="000000"/>
+            </w:tcBorders>
+            <w:vAlign w:val="center"/>
+          </w:tcPr>
+          <w:p>
+            <w:pPr>
+              <w:pStyle w:val="Normal"/>
+              <w:widowControl/>
+              <w:suppressAutoHyphens w:val="true"/>
+              <w:spacing w:lineRule="auto" w:line="240" w:before="0" w:after="0"/>
+              <w:jc w:val="center"/>
+              <w:rPr>
+                <w:lang w:val="zxx" w:eastAsia="zxx" w:bidi="zxx"/>
+              </w:rPr>
+            </w:pPr>
+            <w:r>
+              <w:rPr>
+                <w:lang w:val="zxx" w:eastAsia="zxx" w:bidi="zxx"/>
+              </w:rPr>
+            </w:r>
+          </w:p>
+        </w:tc>
+      </w:tr>
+      <w:tr>
+        <w:trPr/>
+        <w:tc>
+          <w:tcPr>
+            <w:tcW w:w="1899" w:type="dxa"/>
+            <w:tcBorders>
+              <w:top w:val="nil"/>
+              <w:start w:val="single" w:sz="24" w:space="0" w:color="000000"/>
+            </w:tcBorders>
+            <w:vAlign w:val="center"/>
+          </w:tcPr>
+          <w:p>
+            <w:pPr>
+              <w:pStyle w:val="Normal"/>
+              <w:widowControl/>
+              <w:suppressAutoHyphens w:val="true"/>
+              <w:spacing w:lineRule="auto" w:line="240" w:before="0" w:after="0"/>
+              <w:jc w:val="center"/>
+              <w:rPr>
+                <w:lang w:val="zxx" w:eastAsia="zxx" w:bidi="zxx"/>
+              </w:rPr>
+            </w:pPr>
+            <w:r>
+              <w:rPr>
+                <w:lang w:val="zxx" w:eastAsia="zxx" w:bidi="zxx"/>
+              </w:rPr>
+            </w:r>
+          </w:p>
+        </w:tc>
+        <w:tc>
+          <w:tcPr>
+            <w:tcW w:w="2183" w:type="dxa"/>
+            <w:gridSpan w:val="2"/>
+            <w:tcBorders>
+              <w:top w:val="nil"/>
+            </w:tcBorders>
+            <w:vAlign w:val="center"/>
+          </w:tcPr>
+          <w:p>
+            <w:pPr>
+              <w:pStyle w:val="Normal"/>
+              <w:widowControl/>
+              <w:suppressAutoHyphens w:val="true"/>
+              <w:spacing w:lineRule="auto" w:line="240" w:before="0" w:after="0"/>
+              <w:jc w:val="center"/>
+              <w:rPr>
+                <w:lang w:val="zxx" w:eastAsia="zxx" w:bidi="zxx"/>
+              </w:rPr>
+            </w:pPr>
+            <w:r>
+              <w:rPr>
+                <w:lang w:val="zxx" w:eastAsia="zxx" w:bidi="zxx"/>
+              </w:rPr>
+            </w:r>
+          </w:p>
+        </w:tc>
+        <w:tc>
+          <w:tcPr>
+            <w:tcW w:w="2384" w:type="dxa"/>
+            <w:tcBorders>
+              <w:top w:val="nil"/>
+            </w:tcBorders>
+            <w:vAlign w:val="center"/>
+          </w:tcPr>
+          <w:p>
+            <w:pPr>
+              <w:pStyle w:val="Normal"/>
+              <w:widowControl/>
+              <w:suppressAutoHyphens w:val="true"/>
+              <w:spacing w:lineRule="auto" w:line="240" w:before="0" w:after="0"/>
+              <w:jc w:val="center"/>
+              <w:rPr>
+                <w:rFonts w:eastAsia="Calibri" w:cs=""/>
+                <w:kern w:val="0"/>
+                <w:sz w:val="22"/>
+                <w:szCs w:val="22"/>
+                <w:lang w:val="zxx" w:eastAsia="zxx" w:bidi="zxx"/>
+              </w:rPr>
+            </w:pPr>
+            <w:r>
+              <w:rPr>
+                <w:rFonts w:eastAsia="Calibri" w:cs=""/>
+                <w:kern w:val="0"/>
+                <w:sz w:val="22"/>
+                <w:szCs w:val="22"/>
+                <w:lang w:val="zxx" w:eastAsia="zxx" w:bidi="zxx"/>
+              </w:rPr>
+            </w:r>
+          </w:p>
+        </w:tc>
+        <w:tc>
+          <w:tcPr>
+            <w:tcW w:w="1884" w:type="dxa"/>
+            <w:tcBorders>
+              <w:top w:val="nil"/>
+            </w:tcBorders>
+            <w:vAlign w:val="center"/>
+          </w:tcPr>
+          <w:p>
+            <w:pPr>
+              <w:pStyle w:val="Normal"/>
+              <w:widowControl/>
+              <w:suppressAutoHyphens w:val="true"/>
+              <w:spacing w:lineRule="auto" w:line="240" w:before="0" w:after="0"/>
+              <w:jc w:val="center"/>
+              <w:rPr>
+                <w:lang w:val="zxx" w:eastAsia="zxx" w:bidi="zxx"/>
+              </w:rPr>
+            </w:pPr>
+            <w:r>
+              <w:rPr>
+                <w:lang w:val="zxx" w:eastAsia="zxx" w:bidi="zxx"/>
+              </w:rPr>
+            </w:r>
+          </w:p>
+        </w:tc>
+        <w:tc>
+          <w:tcPr>
+            <w:tcW w:w="2517" w:type="dxa"/>
+            <w:tcBorders>
+              <w:top w:val="nil"/>
+              <w:end w:val="single" w:sz="24" w:space="0" w:color="000000"/>
+            </w:tcBorders>
+            <w:vAlign w:val="center"/>
+          </w:tcPr>
+          <w:p>
+            <w:pPr>
+              <w:pStyle w:val="Normal"/>
+              <w:widowControl/>
+              <w:suppressAutoHyphens w:val="true"/>
+              <w:spacing w:lineRule="auto" w:line="240" w:before="0" w:after="0"/>
+              <w:jc w:val="center"/>
+              <w:rPr>
+                <w:lang w:val="zxx" w:eastAsia="zxx" w:bidi="zxx"/>
+              </w:rPr>
+            </w:pPr>
+            <w:r>
+              <w:rPr>
+                <w:lang w:val="zxx" w:eastAsia="zxx" w:bidi="zxx"/>
+              </w:rPr>
+            </w:r>
+          </w:p>
+        </w:tc>
+      </w:tr>
+      <w:tr>
+        <w:trPr/>
+        <w:tc>
+          <w:tcPr>
+            <w:tcW w:w="1899" w:type="dxa"/>
+            <w:tcBorders>
+              <w:top w:val="nil"/>
+              <w:start w:val="single" w:sz="24" w:space="0" w:color="000000"/>
+            </w:tcBorders>
+            <w:vAlign w:val="center"/>
+          </w:tcPr>
+          <w:p>
+            <w:pPr>
+              <w:pStyle w:val="Normal"/>
+              <w:widowControl/>
+              <w:suppressAutoHyphens w:val="true"/>
+              <w:spacing w:lineRule="auto" w:line="240" w:before="0" w:after="0"/>
+              <w:jc w:val="center"/>
+              <w:rPr>
+                <w:lang w:val="zxx" w:eastAsia="zxx" w:bidi="zxx"/>
+              </w:rPr>
+            </w:pPr>
+            <w:r>
+              <w:rPr>
+                <w:lang w:val="zxx" w:eastAsia="zxx" w:bidi="zxx"/>
+              </w:rPr>
+            </w:r>
+          </w:p>
+        </w:tc>
+        <w:tc>
+          <w:tcPr>
+            <w:tcW w:w="2183" w:type="dxa"/>
+            <w:gridSpan w:val="2"/>
+            <w:tcBorders>
+              <w:top w:val="nil"/>
+            </w:tcBorders>
+            <w:vAlign w:val="center"/>
+          </w:tcPr>
+          <w:p>
+            <w:pPr>
+              <w:pStyle w:val="Normal"/>
+              <w:widowControl/>
+              <w:suppressAutoHyphens w:val="true"/>
+              <w:spacing w:lineRule="auto" w:line="240" w:before="0" w:after="0"/>
+              <w:jc w:val="center"/>
+              <w:rPr>
+                <w:lang w:val="zxx" w:eastAsia="zxx" w:bidi="zxx"/>
+              </w:rPr>
+            </w:pPr>
+            <w:r>
+              <w:rPr>
+                <w:lang w:val="zxx" w:eastAsia="zxx" w:bidi="zxx"/>
+              </w:rPr>
+            </w:r>
+          </w:p>
+        </w:tc>
+        <w:tc>
+          <w:tcPr>
+            <w:tcW w:w="2384" w:type="dxa"/>
+            <w:tcBorders>
+              <w:top w:val="nil"/>
+            </w:tcBorders>
+            <w:vAlign w:val="center"/>
+          </w:tcPr>
+          <w:p>
+            <w:pPr>
+              <w:pStyle w:val="Normal"/>
+              <w:widowControl/>
+              <w:suppressAutoHyphens w:val="true"/>
+              <w:spacing w:lineRule="auto" w:line="240" w:before="0" w:after="0"/>
+              <w:jc w:val="center"/>
+              <w:rPr>
+                <w:rFonts w:eastAsia="Calibri" w:cs=""/>
+                <w:kern w:val="0"/>
+                <w:sz w:val="22"/>
+                <w:szCs w:val="22"/>
+                <w:lang w:val="zxx" w:eastAsia="zxx" w:bidi="zxx"/>
+              </w:rPr>
+            </w:pPr>
+            <w:r>
+              <w:rPr>
+                <w:rFonts w:eastAsia="Calibri" w:cs=""/>
+                <w:kern w:val="0"/>
+                <w:sz w:val="22"/>
+                <w:szCs w:val="22"/>
+                <w:lang w:val="zxx" w:eastAsia="zxx" w:bidi="zxx"/>
+              </w:rPr>
+            </w:r>
+          </w:p>
+        </w:tc>
+        <w:tc>
+          <w:tcPr>
+            <w:tcW w:w="1884" w:type="dxa"/>
+            <w:tcBorders>
+              <w:top w:val="nil"/>
+            </w:tcBorders>
+            <w:vAlign w:val="center"/>
+          </w:tcPr>
+          <w:p>
+            <w:pPr>
+              <w:pStyle w:val="Normal"/>
+              <w:widowControl/>
+              <w:suppressAutoHyphens w:val="true"/>
+              <w:spacing w:lineRule="auto" w:line="240" w:before="0" w:after="0"/>
+              <w:jc w:val="center"/>
+              <w:rPr>
+                <w:lang w:val="zxx" w:eastAsia="zxx" w:bidi="zxx"/>
+              </w:rPr>
+            </w:pPr>
+            <w:r>
+              <w:rPr>
+                <w:lang w:val="zxx" w:eastAsia="zxx" w:bidi="zxx"/>
+              </w:rPr>
+            </w:r>
+          </w:p>
+        </w:tc>
+        <w:tc>
+          <w:tcPr>
+            <w:tcW w:w="2517" w:type="dxa"/>
+            <w:tcBorders>
+              <w:top w:val="nil"/>
+              <w:end w:val="single" w:sz="24" w:space="0" w:color="000000"/>
+            </w:tcBorders>
+            <w:vAlign w:val="center"/>
+          </w:tcPr>
+          <w:p>
+            <w:pPr>
+              <w:pStyle w:val="Normal"/>
+              <w:widowControl/>
+              <w:suppressAutoHyphens w:val="true"/>
+              <w:spacing w:lineRule="auto" w:line="240" w:before="0" w:after="0"/>
+              <w:jc w:val="center"/>
+              <w:rPr>
+                <w:lang w:val="zxx" w:eastAsia="zxx" w:bidi="zxx"/>
+              </w:rPr>
+            </w:pPr>
+            <w:r>
+              <w:rPr>
+                <w:lang w:val="zxx" w:eastAsia="zxx" w:bidi="zxx"/>
+              </w:rPr>
+            </w:r>
+          </w:p>
+        </w:tc>
+      </w:tr>
+      <w:tr>
+        <w:trPr/>
+        <w:tc>
+          <w:tcPr>
+            <w:tcW w:w="1899" w:type="dxa"/>
+            <w:tcBorders>
+              <w:top w:val="nil"/>
+              <w:start w:val="single" w:sz="24" w:space="0" w:color="000000"/>
+            </w:tcBorders>
+            <w:vAlign w:val="center"/>
+          </w:tcPr>
+          <w:p>
+            <w:pPr>
+              <w:pStyle w:val="Normal"/>
+              <w:widowControl/>
+              <w:suppressAutoHyphens w:val="true"/>
+              <w:spacing w:lineRule="auto" w:line="240" w:before="0" w:after="0"/>
+              <w:jc w:val="center"/>
+              <w:rPr>
+                <w:lang w:val="zxx" w:eastAsia="zxx" w:bidi="zxx"/>
+              </w:rPr>
+            </w:pPr>
+            <w:r>
+              <w:rPr>
+                <w:lang w:val="zxx" w:eastAsia="zxx" w:bidi="zxx"/>
+              </w:rPr>
+            </w:r>
+          </w:p>
+        </w:tc>
+        <w:tc>
+          <w:tcPr>
+            <w:tcW w:w="2183" w:type="dxa"/>
+            <w:gridSpan w:val="2"/>
+            <w:tcBorders>
+              <w:top w:val="nil"/>
+            </w:tcBorders>
+            <w:vAlign w:val="center"/>
+          </w:tcPr>
+          <w:p>
+            <w:pPr>
+              <w:pStyle w:val="Normal"/>
+              <w:widowControl/>
+              <w:suppressAutoHyphens w:val="true"/>
+              <w:spacing w:lineRule="auto" w:line="240" w:before="0" w:after="0"/>
+              <w:jc w:val="center"/>
+              <w:rPr>
+                <w:lang w:val="zxx" w:eastAsia="zxx" w:bidi="zxx"/>
+              </w:rPr>
+            </w:pPr>
+            <w:r>
+              <w:rPr>
+                <w:lang w:val="zxx" w:eastAsia="zxx" w:bidi="zxx"/>
+              </w:rPr>
+            </w:r>
+          </w:p>
+        </w:tc>
+        <w:tc>
+          <w:tcPr>
+            <w:tcW w:w="2384" w:type="dxa"/>
+            <w:tcBorders>
+              <w:top w:val="nil"/>
+            </w:tcBorders>
+            <w:vAlign w:val="center"/>
+          </w:tcPr>
+          <w:p>
+            <w:pPr>
+              <w:pStyle w:val="Normal"/>
+              <w:widowControl/>
+              <w:suppressAutoHyphens w:val="true"/>
+              <w:spacing w:lineRule="auto" w:line="240" w:before="0" w:after="0"/>
+              <w:jc w:val="center"/>
+              <w:rPr>
+                <w:rFonts w:eastAsia="Calibri" w:cs=""/>
+                <w:kern w:val="0"/>
+                <w:sz w:val="22"/>
+                <w:szCs w:val="22"/>
+                <w:lang w:val="zxx" w:eastAsia="zxx" w:bidi="zxx"/>
+              </w:rPr>
+            </w:pPr>
+            <w:r>
+              <w:rPr>
+                <w:rFonts w:eastAsia="Calibri" w:cs=""/>
+                <w:kern w:val="0"/>
+                <w:sz w:val="22"/>
+                <w:szCs w:val="22"/>
+                <w:lang w:val="zxx" w:eastAsia="zxx" w:bidi="zxx"/>
+              </w:rPr>
+            </w:r>
+          </w:p>
+        </w:tc>
+        <w:tc>
+          <w:tcPr>
+            <w:tcW w:w="1884" w:type="dxa"/>
+            <w:tcBorders>
+              <w:top w:val="nil"/>
+            </w:tcBorders>
+            <w:vAlign w:val="center"/>
+          </w:tcPr>
+          <w:p>
+            <w:pPr>
+              <w:pStyle w:val="Normal"/>
+              <w:widowControl/>
+              <w:suppressAutoHyphens w:val="true"/>
+              <w:spacing w:lineRule="auto" w:line="240" w:before="0" w:after="0"/>
+              <w:jc w:val="center"/>
+              <w:rPr>
+                <w:lang w:val="zxx" w:eastAsia="zxx" w:bidi="zxx"/>
+              </w:rPr>
+            </w:pPr>
+            <w:r>
+              <w:rPr>
+                <w:lang w:val="zxx" w:eastAsia="zxx" w:bidi="zxx"/>
+              </w:rPr>
+            </w:r>
+          </w:p>
+        </w:tc>
+        <w:tc>
+          <w:tcPr>
+            <w:tcW w:w="2517" w:type="dxa"/>
+            <w:tcBorders>
+              <w:top w:val="nil"/>
+              <w:end w:val="single" w:sz="24" w:space="0" w:color="000000"/>
+            </w:tcBorders>
+            <w:vAlign w:val="center"/>
+          </w:tcPr>
+          <w:p>
+            <w:pPr>
+              <w:pStyle w:val="Normal"/>
+              <w:widowControl/>
+              <w:suppressAutoHyphens w:val="true"/>
+              <w:spacing w:lineRule="auto" w:line="240" w:before="0" w:after="0"/>
+              <w:jc w:val="center"/>
+              <w:rPr>
+                <w:lang w:val="zxx" w:eastAsia="zxx" w:bidi="zxx"/>
+              </w:rPr>
+            </w:pPr>
+            <w:r>
+              <w:rPr>
+                <w:lang w:val="zxx" w:eastAsia="zxx" w:bidi="zxx"/>
+              </w:rPr>
+            </w:r>
+          </w:p>
+        </w:tc>
+      </w:tr>
+      <w:tr>
+        <w:trPr/>
+        <w:tc>
+          <w:tcPr>
+            <w:tcW w:w="1899" w:type="dxa"/>
+            <w:tcBorders>
+              <w:top w:val="nil"/>
+              <w:start w:val="single" w:sz="24" w:space="0" w:color="000000"/>
+            </w:tcBorders>
+            <w:vAlign w:val="center"/>
+          </w:tcPr>
+          <w:p>
+            <w:pPr>
+              <w:pStyle w:val="Normal"/>
+              <w:widowControl/>
+              <w:suppressAutoHyphens w:val="true"/>
+              <w:spacing w:lineRule="auto" w:line="240" w:before="0" w:after="0"/>
+              <w:jc w:val="center"/>
+              <w:rPr>
+                <w:lang w:val="zxx" w:eastAsia="zxx" w:bidi="zxx"/>
+              </w:rPr>
+            </w:pPr>
+            <w:r>
+              <w:rPr>
+                <w:lang w:val="zxx" w:eastAsia="zxx" w:bidi="zxx"/>
+              </w:rPr>
+            </w:r>
+          </w:p>
+        </w:tc>
+        <w:tc>
+          <w:tcPr>
+            <w:tcW w:w="2183" w:type="dxa"/>
+            <w:gridSpan w:val="2"/>
+            <w:tcBorders>
+              <w:top w:val="nil"/>
+            </w:tcBorders>
+            <w:vAlign w:val="center"/>
+          </w:tcPr>
+          <w:p>
+            <w:pPr>
+              <w:pStyle w:val="Normal"/>
+              <w:widowControl/>
+              <w:suppressAutoHyphens w:val="true"/>
+              <w:spacing w:lineRule="auto" w:line="240" w:before="0" w:after="0"/>
+              <w:jc w:val="center"/>
+              <w:rPr>
+                <w:lang w:val="zxx" w:eastAsia="zxx" w:bidi="zxx"/>
+              </w:rPr>
+            </w:pPr>
+            <w:r>
+              <w:rPr>
+                <w:lang w:val="zxx" w:eastAsia="zxx" w:bidi="zxx"/>
+              </w:rPr>
+            </w:r>
+          </w:p>
+        </w:tc>
+        <w:tc>
+          <w:tcPr>
+            <w:tcW w:w="2384" w:type="dxa"/>
+            <w:tcBorders>
+              <w:top w:val="nil"/>
+            </w:tcBorders>
+            <w:vAlign w:val="center"/>
+          </w:tcPr>
+          <w:p>
+            <w:pPr>
+              <w:pStyle w:val="Normal"/>
+              <w:widowControl/>
+              <w:suppressAutoHyphens w:val="true"/>
+              <w:spacing w:lineRule="auto" w:line="240" w:before="0" w:after="0"/>
+              <w:jc w:val="center"/>
+              <w:rPr>
+                <w:rFonts w:eastAsia="Calibri" w:cs=""/>
+                <w:kern w:val="0"/>
+                <w:sz w:val="22"/>
+                <w:szCs w:val="22"/>
+                <w:lang w:val="zxx" w:eastAsia="zxx" w:bidi="zxx"/>
+              </w:rPr>
+            </w:pPr>
+            <w:r>
+              <w:rPr>
+                <w:rFonts w:eastAsia="Calibri" w:cs=""/>
+                <w:kern w:val="0"/>
+                <w:sz w:val="22"/>
+                <w:szCs w:val="22"/>
+                <w:lang w:val="zxx" w:eastAsia="zxx" w:bidi="zxx"/>
+              </w:rPr>
+            </w:r>
+          </w:p>
+        </w:tc>
+        <w:tc>
+          <w:tcPr>
+            <w:tcW w:w="1884" w:type="dxa"/>
+            <w:tcBorders>
+              <w:top w:val="nil"/>
+            </w:tcBorders>
+            <w:vAlign w:val="center"/>
+          </w:tcPr>
+          <w:p>
+            <w:pPr>
+              <w:pStyle w:val="Normal"/>
+              <w:widowControl/>
+              <w:suppressAutoHyphens w:val="true"/>
+              <w:spacing w:lineRule="auto" w:line="240" w:before="0" w:after="0"/>
+              <w:jc w:val="center"/>
+              <w:rPr>
+                <w:lang w:val="zxx" w:eastAsia="zxx" w:bidi="zxx"/>
+              </w:rPr>
+            </w:pPr>
+            <w:r>
+              <w:rPr>
+                <w:lang w:val="zxx" w:eastAsia="zxx" w:bidi="zxx"/>
+              </w:rPr>
+            </w:r>
+          </w:p>
+        </w:tc>
+        <w:tc>
+          <w:tcPr>
+            <w:tcW w:w="2517" w:type="dxa"/>
+            <w:tcBorders>
+              <w:top w:val="nil"/>
+              <w:end w:val="single" w:sz="24" w:space="0" w:color="000000"/>
+            </w:tcBorders>
+            <w:vAlign w:val="center"/>
+          </w:tcPr>
+          <w:p>
+            <w:pPr>
+              <w:pStyle w:val="Normal"/>
+              <w:widowControl/>
+              <w:suppressAutoHyphens w:val="true"/>
+              <w:spacing w:lineRule="auto" w:line="240" w:before="0" w:after="0"/>
+              <w:jc w:val="center"/>
+              <w:rPr>
+                <w:lang w:val="zxx" w:eastAsia="zxx" w:bidi="zxx"/>
+              </w:rPr>
+            </w:pPr>
+            <w:r>
+              <w:rPr>
+                <w:lang w:val="zxx" w:eastAsia="zxx" w:bidi="zxx"/>
+              </w:rPr>
+            </w:r>
+          </w:p>
+        </w:tc>
+      </w:tr>
+      <w:tr>
+        <w:trPr/>
+        <w:tc>
+          <w:tcPr>
+            <w:tcW w:w="1899" w:type="dxa"/>
+            <w:tcBorders>
+              <w:top w:val="nil"/>
+              <w:start w:val="single" w:sz="24" w:space="0" w:color="000000"/>
+            </w:tcBorders>
+            <w:vAlign w:val="center"/>
+          </w:tcPr>
+          <w:p>
+            <w:pPr>
+              <w:pStyle w:val="Normal"/>
+              <w:widowControl/>
+              <w:suppressAutoHyphens w:val="true"/>
+              <w:spacing w:lineRule="auto" w:line="240" w:before="0" w:after="0"/>
+              <w:jc w:val="center"/>
+              <w:rPr>
+                <w:lang w:val="zxx" w:eastAsia="zxx" w:bidi="zxx"/>
+              </w:rPr>
+            </w:pPr>
+            <w:r>
+              <w:rPr>
+                <w:lang w:val="zxx" w:eastAsia="zxx" w:bidi="zxx"/>
+              </w:rPr>
+            </w:r>
+          </w:p>
+        </w:tc>
+        <w:tc>
+          <w:tcPr>
+            <w:tcW w:w="2183" w:type="dxa"/>
+            <w:gridSpan w:val="2"/>
+            <w:tcBorders>
+              <w:top w:val="nil"/>
+            </w:tcBorders>
+            <w:vAlign w:val="center"/>
+          </w:tcPr>
+          <w:p>
+            <w:pPr>
+              <w:pStyle w:val="Normal"/>
+              <w:widowControl/>
+              <w:suppressAutoHyphens w:val="true"/>
+              <w:spacing w:lineRule="auto" w:line="240" w:before="0" w:after="0"/>
+              <w:jc w:val="center"/>
+              <w:rPr>
+                <w:lang w:val="zxx" w:eastAsia="zxx" w:bidi="zxx"/>
+              </w:rPr>
+            </w:pPr>
+            <w:r>
+              <w:rPr>
+                <w:lang w:val="zxx" w:eastAsia="zxx" w:bidi="zxx"/>
+              </w:rPr>
+            </w:r>
+          </w:p>
+        </w:tc>
+        <w:tc>
+          <w:tcPr>
+            <w:tcW w:w="2384" w:type="dxa"/>
+            <w:tcBorders>
+              <w:top w:val="nil"/>
+            </w:tcBorders>
+            <w:vAlign w:val="center"/>
+          </w:tcPr>
+          <w:p>
+            <w:pPr>
+              <w:pStyle w:val="Normal"/>
+              <w:widowControl/>
+              <w:suppressAutoHyphens w:val="true"/>
+              <w:spacing w:lineRule="auto" w:line="240" w:before="0" w:after="0"/>
+              <w:jc w:val="center"/>
+              <w:rPr>
+                <w:rFonts w:eastAsia="Calibri" w:cs=""/>
+                <w:kern w:val="0"/>
+                <w:sz w:val="22"/>
+                <w:szCs w:val="22"/>
+                <w:lang w:val="zxx" w:eastAsia="zxx" w:bidi="zxx"/>
+              </w:rPr>
+            </w:pPr>
+            <w:r>
+              <w:rPr>
+                <w:rFonts w:eastAsia="Calibri" w:cs=""/>
+                <w:kern w:val="0"/>
+                <w:sz w:val="22"/>
+                <w:szCs w:val="22"/>
+                <w:lang w:val="zxx" w:eastAsia="zxx" w:bidi="zxx"/>
+              </w:rPr>
+            </w:r>
+          </w:p>
+        </w:tc>
+        <w:tc>
+          <w:tcPr>
+            <w:tcW w:w="1884" w:type="dxa"/>
+            <w:tcBorders>
+              <w:top w:val="nil"/>
+            </w:tcBorders>
+            <w:vAlign w:val="center"/>
+          </w:tcPr>
+          <w:p>
+            <w:pPr>
+              <w:pStyle w:val="Normal"/>
+              <w:widowControl/>
+              <w:suppressAutoHyphens w:val="true"/>
+              <w:spacing w:lineRule="auto" w:line="240" w:before="0" w:after="0"/>
+              <w:jc w:val="center"/>
+              <w:rPr>
+                <w:lang w:val="zxx" w:eastAsia="zxx" w:bidi="zxx"/>
+              </w:rPr>
+            </w:pPr>
+            <w:r>
+              <w:rPr>
+                <w:lang w:val="zxx" w:eastAsia="zxx" w:bidi="zxx"/>
+              </w:rPr>
+            </w:r>
+          </w:p>
+        </w:tc>
+        <w:tc>
+          <w:tcPr>
+            <w:tcW w:w="2517" w:type="dxa"/>
+            <w:tcBorders>
+              <w:top w:val="nil"/>
+              <w:end w:val="single" w:sz="24" w:space="0" w:color="000000"/>
+            </w:tcBorders>
+            <w:vAlign w:val="center"/>
+          </w:tcPr>
+          <w:p>
+            <w:pPr>
+              <w:pStyle w:val="Normal"/>
+              <w:widowControl/>
+              <w:suppressAutoHyphens w:val="true"/>
+              <w:spacing w:lineRule="auto" w:line="240" w:before="0" w:after="0"/>
+              <w:jc w:val="center"/>
+              <w:rPr>
+                <w:lang w:val="zxx" w:eastAsia="zxx" w:bidi="zxx"/>
+              </w:rPr>
+            </w:pPr>
+            <w:r>
+              <w:rPr>
+                <w:lang w:val="zxx" w:eastAsia="zxx" w:bidi="zxx"/>
+              </w:rPr>
+            </w:r>
+          </w:p>
+        </w:tc>
+      </w:tr>
+      <w:tr>
+        <w:trPr/>
+        <w:tc>
+          <w:tcPr>
+            <w:tcW w:w="1899" w:type="dxa"/>
+            <w:tcBorders>
+              <w:top w:val="nil"/>
+              <w:start w:val="single" w:sz="24" w:space="0" w:color="000000"/>
+            </w:tcBorders>
+            <w:vAlign w:val="center"/>
+          </w:tcPr>
+          <w:p>
+            <w:pPr>
+              <w:pStyle w:val="Normal"/>
+              <w:widowControl/>
+              <w:suppressAutoHyphens w:val="true"/>
+              <w:spacing w:lineRule="auto" w:line="240" w:before="0" w:after="0"/>
+              <w:jc w:val="center"/>
+              <w:rPr>
+                <w:lang w:val="zxx" w:eastAsia="zxx" w:bidi="zxx"/>
+              </w:rPr>
+            </w:pPr>
+            <w:r>
+              <w:rPr>
+                <w:lang w:val="zxx" w:eastAsia="zxx" w:bidi="zxx"/>
+              </w:rPr>
+            </w:r>
+          </w:p>
+        </w:tc>
+        <w:tc>
+          <w:tcPr>
+            <w:tcW w:w="2183" w:type="dxa"/>
+            <w:gridSpan w:val="2"/>
+            <w:tcBorders>
+              <w:top w:val="nil"/>
+            </w:tcBorders>
+            <w:vAlign w:val="center"/>
+          </w:tcPr>
+          <w:p>
+            <w:pPr>
+              <w:pStyle w:val="Normal"/>
+              <w:widowControl/>
+              <w:suppressAutoHyphens w:val="true"/>
+              <w:spacing w:lineRule="auto" w:line="240" w:before="0" w:after="0"/>
+              <w:jc w:val="center"/>
+              <w:rPr>
+                <w:lang w:val="zxx" w:eastAsia="zxx" w:bidi="zxx"/>
+              </w:rPr>
+            </w:pPr>
+            <w:r>
+              <w:rPr>
+                <w:lang w:val="zxx" w:eastAsia="zxx" w:bidi="zxx"/>
+              </w:rPr>
+            </w:r>
+          </w:p>
+        </w:tc>
+        <w:tc>
+          <w:tcPr>
+            <w:tcW w:w="2384" w:type="dxa"/>
+            <w:tcBorders>
+              <w:top w:val="nil"/>
+            </w:tcBorders>
+            <w:vAlign w:val="center"/>
+          </w:tcPr>
+          <w:p>
+            <w:pPr>
+              <w:pStyle w:val="Normal"/>
+              <w:widowControl/>
+              <w:suppressAutoHyphens w:val="true"/>
+              <w:spacing w:lineRule="auto" w:line="240" w:before="0" w:after="0"/>
+              <w:jc w:val="center"/>
+              <w:rPr>
+                <w:rFonts w:eastAsia="Calibri" w:cs=""/>
+                <w:kern w:val="0"/>
+                <w:sz w:val="22"/>
+                <w:szCs w:val="22"/>
+                <w:lang w:val="zxx" w:eastAsia="zxx" w:bidi="zxx"/>
+              </w:rPr>
+            </w:pPr>
+            <w:r>
+              <w:rPr>
+                <w:rFonts w:eastAsia="Calibri" w:cs=""/>
+                <w:kern w:val="0"/>
+                <w:sz w:val="22"/>
+                <w:szCs w:val="22"/>
+                <w:lang w:val="zxx" w:eastAsia="zxx" w:bidi="zxx"/>
+              </w:rPr>
+            </w:r>
+          </w:p>
+        </w:tc>
+        <w:tc>
+          <w:tcPr>
+            <w:tcW w:w="1884" w:type="dxa"/>
+            <w:tcBorders>
+              <w:top w:val="nil"/>
+            </w:tcBorders>
+            <w:vAlign w:val="center"/>
+          </w:tcPr>
+          <w:p>
+            <w:pPr>
+              <w:pStyle w:val="Normal"/>
+              <w:widowControl/>
+              <w:suppressAutoHyphens w:val="true"/>
+              <w:spacing w:lineRule="auto" w:line="240" w:before="0" w:after="0"/>
+              <w:jc w:val="center"/>
+              <w:rPr>
+                <w:lang w:val="zxx" w:eastAsia="zxx" w:bidi="zxx"/>
+              </w:rPr>
+            </w:pPr>
+            <w:r>
+              <w:rPr>
+                <w:lang w:val="zxx" w:eastAsia="zxx" w:bidi="zxx"/>
+              </w:rPr>
+            </w:r>
+          </w:p>
+        </w:tc>
+        <w:tc>
+          <w:tcPr>
+            <w:tcW w:w="2517" w:type="dxa"/>
+            <w:tcBorders>
+              <w:top w:val="nil"/>
+              <w:end w:val="single" w:sz="24" w:space="0" w:color="000000"/>
+            </w:tcBorders>
+            <w:vAlign w:val="center"/>
+          </w:tcPr>
+          <w:p>
+            <w:pPr>
+              <w:pStyle w:val="Normal"/>
+              <w:widowControl/>
+              <w:suppressAutoHyphens w:val="true"/>
+              <w:spacing w:lineRule="auto" w:line="240" w:before="0" w:after="0"/>
+              <w:jc w:val="center"/>
+              <w:rPr>
+                <w:lang w:val="zxx" w:eastAsia="zxx" w:bidi="zxx"/>
+              </w:rPr>
+            </w:pPr>
+            <w:r>
+              <w:rPr>
+                <w:lang w:val="zxx" w:eastAsia="zxx" w:bidi="zxx"/>
+              </w:rPr>
+            </w:r>
+          </w:p>
+        </w:tc>
+      </w:tr>
+      <w:tr>
+        <w:trPr/>
+        <w:tc>
+          <w:tcPr>
+            <w:tcW w:w="1899" w:type="dxa"/>
+            <w:tcBorders>
+              <w:top w:val="nil"/>
+              <w:start w:val="single" w:sz="24" w:space="0" w:color="000000"/>
+            </w:tcBorders>
+            <w:vAlign w:val="center"/>
+          </w:tcPr>
+          <w:p>
+            <w:pPr>
+              <w:pStyle w:val="Normal"/>
+              <w:widowControl/>
+              <w:suppressAutoHyphens w:val="true"/>
+              <w:spacing w:lineRule="auto" w:line="240" w:before="0" w:after="0"/>
+              <w:jc w:val="center"/>
+              <w:rPr>
+                <w:lang w:val="zxx" w:eastAsia="zxx" w:bidi="zxx"/>
+              </w:rPr>
+            </w:pPr>
+            <w:r>
+              <w:rPr>
+                <w:lang w:val="zxx" w:eastAsia="zxx" w:bidi="zxx"/>
+              </w:rPr>
+            </w:r>
+          </w:p>
+        </w:tc>
+        <w:tc>
+          <w:tcPr>
+            <w:tcW w:w="2183" w:type="dxa"/>
+            <w:gridSpan w:val="2"/>
+            <w:tcBorders>
+              <w:top w:val="nil"/>
+            </w:tcBorders>
+            <w:vAlign w:val="center"/>
+          </w:tcPr>
+          <w:p>
+            <w:pPr>
+              <w:pStyle w:val="Normal"/>
+              <w:widowControl/>
+              <w:suppressAutoHyphens w:val="true"/>
+              <w:spacing w:lineRule="auto" w:line="240" w:before="0" w:after="0"/>
+              <w:jc w:val="center"/>
+              <w:rPr>
+                <w:lang w:val="zxx" w:eastAsia="zxx" w:bidi="zxx"/>
+              </w:rPr>
+            </w:pPr>
+            <w:r>
+              <w:rPr>
+                <w:lang w:val="zxx" w:eastAsia="zxx" w:bidi="zxx"/>
+              </w:rPr>
+            </w:r>
+          </w:p>
+        </w:tc>
+        <w:tc>
+          <w:tcPr>
+            <w:tcW w:w="2384" w:type="dxa"/>
+            <w:tcBorders>
+              <w:top w:val="nil"/>
+            </w:tcBorders>
+            <w:vAlign w:val="center"/>
+          </w:tcPr>
+          <w:p>
+            <w:pPr>
+              <w:pStyle w:val="Normal"/>
+              <w:widowControl/>
+              <w:suppressAutoHyphens w:val="true"/>
+              <w:spacing w:lineRule="auto" w:line="240" w:before="0" w:after="0"/>
+              <w:jc w:val="center"/>
+              <w:rPr>
+                <w:rFonts w:eastAsia="Calibri" w:cs=""/>
+                <w:kern w:val="0"/>
+                <w:sz w:val="22"/>
+                <w:szCs w:val="22"/>
+                <w:lang w:val="zxx" w:eastAsia="zxx" w:bidi="zxx"/>
+              </w:rPr>
+            </w:pPr>
+            <w:r>
+              <w:rPr>
+                <w:rFonts w:eastAsia="Calibri" w:cs=""/>
+                <w:kern w:val="0"/>
+                <w:sz w:val="22"/>
+                <w:szCs w:val="22"/>
+                <w:lang w:val="zxx" w:eastAsia="zxx" w:bidi="zxx"/>
+              </w:rPr>
+            </w:r>
+          </w:p>
+        </w:tc>
+        <w:tc>
+          <w:tcPr>
+            <w:tcW w:w="1884" w:type="dxa"/>
+            <w:tcBorders>
+              <w:top w:val="nil"/>
+            </w:tcBorders>
+            <w:vAlign w:val="center"/>
+          </w:tcPr>
+          <w:p>
+            <w:pPr>
+              <w:pStyle w:val="Normal"/>
+              <w:widowControl/>
+              <w:suppressAutoHyphens w:val="true"/>
+              <w:spacing w:lineRule="auto" w:line="240" w:before="0" w:after="0"/>
+              <w:jc w:val="center"/>
+              <w:rPr>
+                <w:lang w:val="zxx" w:eastAsia="zxx" w:bidi="zxx"/>
+              </w:rPr>
+            </w:pPr>
+            <w:r>
+              <w:rPr>
+                <w:lang w:val="zxx" w:eastAsia="zxx" w:bidi="zxx"/>
+              </w:rPr>
+            </w:r>
+          </w:p>
+        </w:tc>
+        <w:tc>
+          <w:tcPr>
+            <w:tcW w:w="2517" w:type="dxa"/>
+            <w:tcBorders>
+              <w:top w:val="nil"/>
+              <w:end w:val="single" w:sz="24" w:space="0" w:color="000000"/>
+            </w:tcBorders>
+            <w:vAlign w:val="center"/>
+          </w:tcPr>
+          <w:p>
+            <w:pPr>
+              <w:pStyle w:val="Normal"/>
+              <w:widowControl/>
+              <w:suppressAutoHyphens w:val="true"/>
+              <w:spacing w:lineRule="auto" w:line="240" w:before="0" w:after="0"/>
+              <w:jc w:val="center"/>
+              <w:rPr>
+                <w:lang w:val="zxx" w:eastAsia="zxx" w:bidi="zxx"/>
+              </w:rPr>
+            </w:pPr>
+            <w:r>
+              <w:rPr>
+                <w:lang w:val="zxx" w:eastAsia="zxx" w:bidi="zxx"/>
+              </w:rPr>
+            </w:r>
+          </w:p>
+        </w:tc>
+      </w:tr>
+      <w:tr>
+        <w:trPr/>
+        <w:tc>
+          <w:tcPr>
+            <w:tcW w:w="1899" w:type="dxa"/>
+            <w:tcBorders>
+              <w:top w:val="nil"/>
+              <w:start w:val="single" w:sz="24" w:space="0" w:color="000000"/>
+            </w:tcBorders>
+            <w:vAlign w:val="center"/>
+          </w:tcPr>
+          <w:p>
+            <w:pPr>
+              <w:pStyle w:val="Normal"/>
+              <w:widowControl/>
+              <w:suppressAutoHyphens w:val="true"/>
+              <w:spacing w:lineRule="auto" w:line="240" w:before="0" w:after="0"/>
+              <w:jc w:val="center"/>
+              <w:rPr>
+                <w:lang w:val="zxx" w:eastAsia="zxx" w:bidi="zxx"/>
+              </w:rPr>
+            </w:pPr>
+            <w:r>
+              <w:rPr>
+                <w:lang w:val="zxx" w:eastAsia="zxx" w:bidi="zxx"/>
+              </w:rPr>
+            </w:r>
+          </w:p>
+        </w:tc>
+        <w:tc>
+          <w:tcPr>
+            <w:tcW w:w="2183" w:type="dxa"/>
+            <w:gridSpan w:val="2"/>
+            <w:tcBorders>
+              <w:top w:val="nil"/>
+            </w:tcBorders>
+            <w:vAlign w:val="center"/>
+          </w:tcPr>
+          <w:p>
+            <w:pPr>
+              <w:pStyle w:val="Normal"/>
+              <w:widowControl/>
+              <w:suppressAutoHyphens w:val="true"/>
+              <w:spacing w:lineRule="auto" w:line="240" w:before="0" w:after="0"/>
+              <w:jc w:val="center"/>
+              <w:rPr>
+                <w:lang w:val="zxx" w:eastAsia="zxx" w:bidi="zxx"/>
+              </w:rPr>
+            </w:pPr>
+            <w:r>
+              <w:rPr>
+                <w:lang w:val="zxx" w:eastAsia="zxx" w:bidi="zxx"/>
+              </w:rPr>
+            </w:r>
+          </w:p>
+        </w:tc>
+        <w:tc>
+          <w:tcPr>
+            <w:tcW w:w="2384" w:type="dxa"/>
+            <w:tcBorders>
+              <w:top w:val="nil"/>
+            </w:tcBorders>
+            <w:vAlign w:val="center"/>
+          </w:tcPr>
+          <w:p>
+            <w:pPr>
+              <w:pStyle w:val="Normal"/>
+              <w:widowControl/>
+              <w:suppressAutoHyphens w:val="true"/>
+              <w:spacing w:lineRule="auto" w:line="240" w:before="0" w:after="0"/>
+              <w:jc w:val="center"/>
+              <w:rPr>
+                <w:rFonts w:eastAsia="Calibri" w:cs=""/>
+                <w:kern w:val="0"/>
+                <w:sz w:val="22"/>
+                <w:szCs w:val="22"/>
+                <w:lang w:val="zxx" w:eastAsia="zxx" w:bidi="zxx"/>
+              </w:rPr>
+            </w:pPr>
+            <w:r>
+              <w:rPr>
+                <w:rFonts w:eastAsia="Calibri" w:cs=""/>
+                <w:kern w:val="0"/>
+                <w:sz w:val="22"/>
+                <w:szCs w:val="22"/>
+                <w:lang w:val="zxx" w:eastAsia="zxx" w:bidi="zxx"/>
+              </w:rPr>
+            </w:r>
+          </w:p>
+        </w:tc>
+        <w:tc>
+          <w:tcPr>
+            <w:tcW w:w="1884" w:type="dxa"/>
+            <w:tcBorders>
+              <w:top w:val="nil"/>
+            </w:tcBorders>
+            <w:vAlign w:val="center"/>
+          </w:tcPr>
+          <w:p>
+            <w:pPr>
+              <w:pStyle w:val="Normal"/>
+              <w:widowControl/>
+              <w:suppressAutoHyphens w:val="true"/>
+              <w:spacing w:lineRule="auto" w:line="240" w:before="0" w:after="0"/>
+              <w:jc w:val="center"/>
+              <w:rPr>
+                <w:lang w:val="zxx" w:eastAsia="zxx" w:bidi="zxx"/>
+              </w:rPr>
+            </w:pPr>
+            <w:r>
+              <w:rPr>
+                <w:lang w:val="zxx" w:eastAsia="zxx" w:bidi="zxx"/>
+              </w:rPr>
+            </w:r>
+          </w:p>
+        </w:tc>
+        <w:tc>
+          <w:tcPr>
+            <w:tcW w:w="2517" w:type="dxa"/>
+            <w:tcBorders>
+              <w:top w:val="nil"/>
+              <w:end w:val="single" w:sz="24" w:space="0" w:color="000000"/>
+            </w:tcBorders>
+            <w:vAlign w:val="center"/>
+          </w:tcPr>
+          <w:p>
+            <w:pPr>
+              <w:pStyle w:val="Normal"/>
+              <w:widowControl/>
+              <w:suppressAutoHyphens w:val="true"/>
+              <w:spacing w:lineRule="auto" w:line="240" w:before="0" w:after="0"/>
+              <w:jc w:val="center"/>
+              <w:rPr>
+                <w:lang w:val="zxx" w:eastAsia="zxx" w:bidi="zxx"/>
+              </w:rPr>
+            </w:pPr>
+            <w:r>
+              <w:rPr>
+                <w:lang w:val="zxx" w:eastAsia="zxx" w:bidi="zxx"/>
+              </w:rPr>
+            </w:r>
+          </w:p>
+        </w:tc>
+      </w:tr>
+      <w:tr>
+        <w:trPr/>
+        <w:tc>
+          <w:tcPr>
+            <w:tcW w:w="1899" w:type="dxa"/>
+            <w:tcBorders>
+              <w:top w:val="nil"/>
+              <w:start w:val="single" w:sz="24" w:space="0" w:color="000000"/>
+            </w:tcBorders>
+            <w:vAlign w:val="center"/>
+          </w:tcPr>
+          <w:p>
+            <w:pPr>
+              <w:pStyle w:val="Normal"/>
+              <w:widowControl/>
+              <w:suppressAutoHyphens w:val="true"/>
+              <w:spacing w:lineRule="auto" w:line="240" w:before="0" w:after="0"/>
+              <w:jc w:val="center"/>
+              <w:rPr>
+                <w:lang w:val="zxx" w:eastAsia="zxx" w:bidi="zxx"/>
+              </w:rPr>
+            </w:pPr>
+            <w:r>
+              <w:rPr>
+                <w:lang w:val="zxx" w:eastAsia="zxx" w:bidi="zxx"/>
+              </w:rPr>
+            </w:r>
+          </w:p>
+        </w:tc>
+        <w:tc>
+          <w:tcPr>
+            <w:tcW w:w="2183" w:type="dxa"/>
+            <w:gridSpan w:val="2"/>
+            <w:tcBorders>
+              <w:top w:val="nil"/>
+            </w:tcBorders>
+            <w:vAlign w:val="center"/>
+          </w:tcPr>
+          <w:p>
+            <w:pPr>
+              <w:pStyle w:val="Normal"/>
+              <w:widowControl/>
+              <w:suppressAutoHyphens w:val="true"/>
+              <w:spacing w:lineRule="auto" w:line="240" w:before="0" w:after="0"/>
+              <w:jc w:val="center"/>
+              <w:rPr>
+                <w:lang w:val="zxx" w:eastAsia="zxx" w:bidi="zxx"/>
+              </w:rPr>
+            </w:pPr>
+            <w:r>
+              <w:rPr>
+                <w:lang w:val="zxx" w:eastAsia="zxx" w:bidi="zxx"/>
+              </w:rPr>
+            </w:r>
+          </w:p>
+        </w:tc>
+        <w:tc>
+          <w:tcPr>
+            <w:tcW w:w="2384" w:type="dxa"/>
+            <w:tcBorders>
+              <w:top w:val="nil"/>
+            </w:tcBorders>
+            <w:vAlign w:val="center"/>
+          </w:tcPr>
+          <w:p>
+            <w:pPr>
+              <w:pStyle w:val="Normal"/>
+              <w:widowControl/>
+              <w:suppressAutoHyphens w:val="true"/>
+              <w:spacing w:lineRule="auto" w:line="240" w:before="0" w:after="0"/>
+              <w:jc w:val="center"/>
+              <w:rPr>
+                <w:rFonts w:eastAsia="Calibri" w:cs=""/>
+                <w:kern w:val="0"/>
+                <w:sz w:val="22"/>
+                <w:szCs w:val="22"/>
+                <w:lang w:val="zxx" w:eastAsia="zxx" w:bidi="zxx"/>
+              </w:rPr>
+            </w:pPr>
+            <w:r>
+              <w:rPr>
+                <w:rFonts w:eastAsia="Calibri" w:cs=""/>
+                <w:kern w:val="0"/>
+                <w:sz w:val="22"/>
+                <w:szCs w:val="22"/>
+                <w:lang w:val="zxx" w:eastAsia="zxx" w:bidi="zxx"/>
+              </w:rPr>
+            </w:r>
+          </w:p>
+        </w:tc>
+        <w:tc>
+          <w:tcPr>
+            <w:tcW w:w="1884" w:type="dxa"/>
+            <w:tcBorders>
+              <w:top w:val="nil"/>
+            </w:tcBorders>
+            <w:vAlign w:val="center"/>
+          </w:tcPr>
+          <w:p>
+            <w:pPr>
+              <w:pStyle w:val="Normal"/>
+              <w:widowControl/>
+              <w:suppressAutoHyphens w:val="true"/>
+              <w:spacing w:lineRule="auto" w:line="240" w:before="0" w:after="0"/>
+              <w:jc w:val="center"/>
+              <w:rPr>
+                <w:lang w:val="zxx" w:eastAsia="zxx" w:bidi="zxx"/>
+              </w:rPr>
+            </w:pPr>
+            <w:r>
+              <w:rPr>
+                <w:lang w:val="zxx" w:eastAsia="zxx" w:bidi="zxx"/>
+              </w:rPr>
+            </w:r>
+          </w:p>
+        </w:tc>
+        <w:tc>
+          <w:tcPr>
+            <w:tcW w:w="2517" w:type="dxa"/>
+            <w:tcBorders>
+              <w:top w:val="nil"/>
+              <w:end w:val="single" w:sz="24" w:space="0" w:color="000000"/>
+            </w:tcBorders>
+            <w:vAlign w:val="center"/>
+          </w:tcPr>
+          <w:p>
+            <w:pPr>
+              <w:pStyle w:val="Normal"/>
+              <w:widowControl/>
+              <w:suppressAutoHyphens w:val="true"/>
+              <w:spacing w:lineRule="auto" w:line="240" w:before="0" w:after="0"/>
+              <w:jc w:val="center"/>
+              <w:rPr>
+                <w:lang w:val="zxx" w:eastAsia="zxx" w:bidi="zxx"/>
+              </w:rPr>
+            </w:pPr>
+            <w:r>
+              <w:rPr>
+                <w:lang w:val="zxx" w:eastAsia="zxx" w:bidi="zxx"/>
+              </w:rPr>
+            </w:r>
+          </w:p>
+        </w:tc>
+      </w:tr>
+      <w:tr>
+        <w:trPr/>
+        <w:tc>
+          <w:tcPr>
+            <w:tcW w:w="1899" w:type="dxa"/>
+            <w:tcBorders>
+              <w:top w:val="nil"/>
+              <w:start w:val="single" w:sz="24" w:space="0" w:color="000000"/>
+            </w:tcBorders>
+            <w:vAlign w:val="center"/>
+          </w:tcPr>
+          <w:p>
+            <w:pPr>
+              <w:pStyle w:val="Normal"/>
+              <w:widowControl/>
+              <w:suppressAutoHyphens w:val="true"/>
+              <w:spacing w:lineRule="auto" w:line="240" w:before="0" w:after="0"/>
+              <w:jc w:val="center"/>
+              <w:rPr>
+                <w:lang w:val="zxx" w:eastAsia="zxx" w:bidi="zxx"/>
+              </w:rPr>
+            </w:pPr>
+            <w:r>
+              <w:rPr>
+                <w:lang w:val="zxx" w:eastAsia="zxx" w:bidi="zxx"/>
+              </w:rPr>
+            </w:r>
+          </w:p>
+        </w:tc>
+        <w:tc>
+          <w:tcPr>
+            <w:tcW w:w="2183" w:type="dxa"/>
+            <w:gridSpan w:val="2"/>
+            <w:tcBorders>
+              <w:top w:val="nil"/>
+            </w:tcBorders>
+            <w:vAlign w:val="center"/>
+          </w:tcPr>
+          <w:p>
+            <w:pPr>
+              <w:pStyle w:val="Normal"/>
+              <w:widowControl/>
+              <w:suppressAutoHyphens w:val="true"/>
+              <w:spacing w:lineRule="auto" w:line="240" w:before="0" w:after="0"/>
+              <w:jc w:val="center"/>
+              <w:rPr>
+                <w:lang w:val="zxx" w:eastAsia="zxx" w:bidi="zxx"/>
+              </w:rPr>
+            </w:pPr>
+            <w:r>
+              <w:rPr>
+                <w:lang w:val="zxx" w:eastAsia="zxx" w:bidi="zxx"/>
+              </w:rPr>
+            </w:r>
+          </w:p>
+        </w:tc>
+        <w:tc>
+          <w:tcPr>
+            <w:tcW w:w="2384" w:type="dxa"/>
+            <w:tcBorders>
+              <w:top w:val="nil"/>
+            </w:tcBorders>
+            <w:vAlign w:val="center"/>
+          </w:tcPr>
+          <w:p>
+            <w:pPr>
+              <w:pStyle w:val="Normal"/>
+              <w:widowControl/>
+              <w:suppressAutoHyphens w:val="true"/>
+              <w:spacing w:lineRule="auto" w:line="240" w:before="0" w:after="0"/>
+              <w:jc w:val="center"/>
+              <w:rPr>
+                <w:rFonts w:eastAsia="Calibri" w:cs=""/>
+                <w:kern w:val="0"/>
+                <w:sz w:val="22"/>
+                <w:szCs w:val="22"/>
+                <w:lang w:val="zxx" w:eastAsia="zxx" w:bidi="zxx"/>
+              </w:rPr>
+            </w:pPr>
+            <w:r>
+              <w:rPr>
+                <w:rFonts w:eastAsia="Calibri" w:cs=""/>
+                <w:kern w:val="0"/>
+                <w:sz w:val="22"/>
+                <w:szCs w:val="22"/>
+                <w:lang w:val="zxx" w:eastAsia="zxx" w:bidi="zxx"/>
+              </w:rPr>
+            </w:r>
+          </w:p>
+        </w:tc>
+        <w:tc>
+          <w:tcPr>
+            <w:tcW w:w="1884" w:type="dxa"/>
+            <w:tcBorders>
+              <w:top w:val="nil"/>
+            </w:tcBorders>
+            <w:vAlign w:val="center"/>
+          </w:tcPr>
+          <w:p>
+            <w:pPr>
+              <w:pStyle w:val="Normal"/>
+              <w:widowControl/>
+              <w:suppressAutoHyphens w:val="true"/>
+              <w:spacing w:lineRule="auto" w:line="240" w:before="0" w:after="0"/>
+              <w:jc w:val="center"/>
+              <w:rPr>
+                <w:lang w:val="zxx" w:eastAsia="zxx" w:bidi="zxx"/>
+              </w:rPr>
+            </w:pPr>
+            <w:r>
+              <w:rPr>
+                <w:lang w:val="zxx" w:eastAsia="zxx" w:bidi="zxx"/>
+              </w:rPr>
+            </w:r>
+          </w:p>
+        </w:tc>
+        <w:tc>
+          <w:tcPr>
+            <w:tcW w:w="2517" w:type="dxa"/>
+            <w:tcBorders>
+              <w:top w:val="nil"/>
+              <w:end w:val="single" w:sz="24" w:space="0" w:color="000000"/>
+            </w:tcBorders>
+            <w:vAlign w:val="center"/>
+          </w:tcPr>
+          <w:p>
+            <w:pPr>
+              <w:pStyle w:val="Normal"/>
+              <w:widowControl/>
+              <w:suppressAutoHyphens w:val="true"/>
+              <w:spacing w:lineRule="auto" w:line="240" w:before="0" w:after="0"/>
+              <w:jc w:val="center"/>
+              <w:rPr>
+                <w:lang w:val="zxx" w:eastAsia="zxx" w:bidi="zxx"/>
+              </w:rPr>
+            </w:pPr>
+            <w:r>
+              <w:rPr>
+                <w:lang w:val="zxx" w:eastAsia="zxx" w:bidi="zxx"/>
+              </w:rPr>
+            </w:r>
+          </w:p>
+        </w:tc>
+      </w:tr>
+      <w:tr>
+        <w:trPr/>
+        <w:tc>
+          <w:tcPr>
+            <w:tcW w:w="1899" w:type="dxa"/>
             <w:tcBorders>
               <w:start w:val="single" w:sz="24" w:space="0" w:color="000000"/>
               <w:bottom w:val="single" w:sz="24" w:space="0" w:color="000000"/>
@@ -2152,130 +5862,122 @@
               <w:spacing w:lineRule="auto" w:line="240" w:before="0" w:after="0"/>
               <w:jc w:val="center"/>
               <w:rPr>
+                <w:lang w:val="zxx" w:eastAsia="zxx" w:bidi="zxx"/>
+              </w:rPr>
+            </w:pPr>
+            <w:r>
+              <w:rPr>
+                <w:lang w:val="zxx" w:eastAsia="zxx" w:bidi="zxx"/>
+              </w:rPr>
+            </w:r>
+          </w:p>
+        </w:tc>
+        <w:tc>
+          <w:tcPr>
+            <w:tcW w:w="2183" w:type="dxa"/>
+            <w:gridSpan w:val="2"/>
+            <w:tcBorders>
+              <w:bottom w:val="single" w:sz="24" w:space="0" w:color="000000"/>
+            </w:tcBorders>
+            <w:vAlign w:val="center"/>
+          </w:tcPr>
+          <w:p>
+            <w:pPr>
+              <w:pStyle w:val="Normal"/>
+              <w:widowControl/>
+              <w:suppressAutoHyphens w:val="true"/>
+              <w:spacing w:lineRule="auto" w:line="240" w:before="0" w:after="0"/>
+              <w:jc w:val="center"/>
+              <w:rPr>
+                <w:rFonts w:eastAsia="Calibri" w:cs=""/>
+                <w:kern w:val="0"/>
+                <w:sz w:val="22"/>
+                <w:szCs w:val="22"/>
+              </w:rPr>
+            </w:pPr>
+            <w:r>
+              <w:rPr>
+                <w:rFonts w:eastAsia="Calibri" w:cs=""/>
+                <w:kern w:val="0"/>
+                <w:sz w:val="22"/>
+                <w:szCs w:val="22"/>
+              </w:rPr>
+            </w:r>
+          </w:p>
+        </w:tc>
+        <w:tc>
+          <w:tcPr>
+            <w:tcW w:w="2384" w:type="dxa"/>
+            <w:tcBorders>
+              <w:bottom w:val="single" w:sz="24" w:space="0" w:color="000000"/>
+            </w:tcBorders>
+            <w:vAlign w:val="center"/>
+          </w:tcPr>
+          <w:p>
+            <w:pPr>
+              <w:pStyle w:val="Normal"/>
+              <w:widowControl/>
+              <w:suppressAutoHyphens w:val="true"/>
+              <w:spacing w:lineRule="auto" w:line="240" w:before="0" w:after="0"/>
+              <w:jc w:val="center"/>
+              <w:rPr>
+                <w:rFonts w:eastAsia="Calibri" w:cs=""/>
+                <w:b w:val="false"/>
+                <w:bCs w:val="false"/>
+                <w:kern w:val="0"/>
+                <w:sz w:val="22"/>
+                <w:szCs w:val="22"/>
+                <w:lang w:val="zxx" w:eastAsia="zxx" w:bidi="zxx"/>
+              </w:rPr>
+            </w:pPr>
+            <w:r>
+              <w:rPr>
+                <w:rFonts w:eastAsia="Calibri" w:cs=""/>
+                <w:b w:val="false"/>
+                <w:bCs w:val="false"/>
+                <w:kern w:val="0"/>
+                <w:sz w:val="22"/>
+                <w:szCs w:val="22"/>
+                <w:lang w:val="zxx" w:eastAsia="zxx" w:bidi="zxx"/>
+              </w:rPr>
+            </w:r>
+          </w:p>
+        </w:tc>
+        <w:tc>
+          <w:tcPr>
+            <w:tcW w:w="1884" w:type="dxa"/>
+            <w:tcBorders>
+              <w:bottom w:val="single" w:sz="24" w:space="0" w:color="000000"/>
+            </w:tcBorders>
+            <w:vAlign w:val="center"/>
+          </w:tcPr>
+          <w:p>
+            <w:pPr>
+              <w:pStyle w:val="Normal"/>
+              <w:widowControl/>
+              <w:suppressAutoHyphens w:val="true"/>
+              <w:spacing w:lineRule="auto" w:line="240" w:before="0" w:after="0"/>
+              <w:jc w:val="center"/>
+              <w:rPr>
                 <w:rFonts w:ascii="Calibri" w:hAnsi="Calibri" w:eastAsia="Calibri" w:cs=""/>
                 <w:kern w:val="0"/>
                 <w:sz w:val="22"/>
                 <w:szCs w:val="22"/>
-                <w:lang w:val="zxx" w:eastAsia="zxx" w:bidi="zxx"/>
-              </w:rPr>
-            </w:pPr>
-            <w:r>
-              <w:rPr>
-                <w:rFonts w:eastAsia="Calibri" w:cs=""/>
-                <w:kern w:val="0"/>
-                <w:sz w:val="22"/>
-                <w:szCs w:val="22"/>
-                <w:lang w:val="zxx" w:eastAsia="zxx" w:bidi="zxx"/>
-              </w:rPr>
-            </w:r>
-          </w:p>
-        </w:tc>
-        <w:tc>
-          <w:tcPr>
-            <w:tcW w:w="2174" w:type="dxa"/>
-            <w:gridSpan w:val="2"/>
-            <w:tcBorders>
-              <w:bottom w:val="single" w:sz="24" w:space="0" w:color="000000"/>
-            </w:tcBorders>
-            <w:vAlign w:val="center"/>
-          </w:tcPr>
-          <w:p>
-            <w:pPr>
-              <w:pStyle w:val="Normal"/>
-              <w:widowControl/>
-              <w:suppressAutoHyphens w:val="true"/>
-              <w:spacing w:lineRule="auto" w:line="240" w:before="0" w:after="0"/>
-              <w:jc w:val="center"/>
-              <w:rPr>
-                <w:rFonts w:ascii="Calibri" w:hAnsi="Calibri" w:eastAsia="Calibri" w:cs=""/>
-                <w:kern w:val="0"/>
-                <w:sz w:val="22"/>
-                <w:szCs w:val="22"/>
-                <w:lang w:val="zxx" w:eastAsia="zxx" w:bidi="zxx"/>
-              </w:rPr>
-            </w:pPr>
-            <w:r>
-              <w:rPr>
-                <w:rFonts w:eastAsia="Calibri" w:cs=""/>
-                <w:kern w:val="0"/>
-                <w:sz w:val="22"/>
-                <w:szCs w:val="22"/>
-                <w:lang w:val="zxx" w:eastAsia="zxx" w:bidi="zxx"/>
-              </w:rPr>
-            </w:r>
-          </w:p>
-        </w:tc>
-        <w:tc>
-          <w:tcPr>
-            <w:tcW w:w="2388" w:type="dxa"/>
-            <w:tcBorders>
-              <w:bottom w:val="single" w:sz="24" w:space="0" w:color="000000"/>
-            </w:tcBorders>
-            <w:vAlign w:val="center"/>
-          </w:tcPr>
-          <w:p>
-            <w:pPr>
-              <w:pStyle w:val="Normal"/>
-              <w:widowControl/>
-              <w:suppressAutoHyphens w:val="true"/>
-              <w:spacing w:lineRule="auto" w:line="240" w:before="0" w:after="0"/>
-              <w:jc w:val="center"/>
-              <w:rPr>
-                <w:rFonts w:ascii="Calibri" w:hAnsi="Calibri" w:eastAsia="Calibri" w:cs=""/>
-                <w:kern w:val="0"/>
-                <w:sz w:val="22"/>
-                <w:szCs w:val="22"/>
-                <w:lang w:val="zxx" w:eastAsia="zxx" w:bidi="zxx"/>
-              </w:rPr>
-            </w:pPr>
-            <w:r>
-              <w:rPr>
-                <w:rFonts w:eastAsia="Calibri" w:cs=""/>
-                <w:kern w:val="0"/>
-                <w:sz w:val="22"/>
-                <w:szCs w:val="22"/>
-                <w:lang w:val="zxx" w:eastAsia="zxx" w:bidi="zxx"/>
-              </w:rPr>
-            </w:r>
-          </w:p>
-        </w:tc>
-        <w:tc>
-          <w:tcPr>
-            <w:tcW w:w="1882" w:type="dxa"/>
-            <w:tcBorders>
-              <w:bottom w:val="single" w:sz="24" w:space="0" w:color="000000"/>
-            </w:tcBorders>
-            <w:vAlign w:val="center"/>
-          </w:tcPr>
-          <w:p>
-            <w:pPr>
-              <w:pStyle w:val="Normal"/>
-              <w:widowControl/>
-              <w:suppressAutoHyphens w:val="true"/>
-              <w:spacing w:lineRule="auto" w:line="240" w:before="0" w:after="0"/>
-              <w:jc w:val="center"/>
-              <w:rPr>
-                <w:rFonts w:ascii="Calibri" w:hAnsi="Calibri" w:eastAsia="Calibri" w:cs=""/>
-                <w:kern w:val="0"/>
-                <w:sz w:val="22"/>
-                <w:szCs w:val="22"/>
-                <w:lang w:val="zxx" w:eastAsia="zxx" w:bidi="zxx"/>
-              </w:rPr>
-            </w:pPr>
-            <w:r>
-              <w:rPr>
-                <w:rFonts w:eastAsia="Calibri" w:cs=""/>
-                <w:kern w:val="0"/>
-                <w:sz w:val="22"/>
-                <w:szCs w:val="22"/>
-                <w:lang w:val="zxx" w:eastAsia="zxx" w:bidi="zxx"/>
-              </w:rPr>
-            </w:r>
-          </w:p>
-        </w:tc>
-        <w:tc>
-          <w:tcPr>
-            <w:tcW w:w="2204" w:type="dxa"/>
+              </w:rPr>
+            </w:pPr>
+            <w:r>
+              <w:rPr>
+                <w:rFonts w:eastAsia="Calibri" w:cs=""/>
+                <w:kern w:val="0"/>
+                <w:sz w:val="22"/>
+                <w:szCs w:val="22"/>
+              </w:rPr>
+            </w:r>
+          </w:p>
+        </w:tc>
+        <w:tc>
+          <w:tcPr>
+            <w:tcW w:w="2517" w:type="dxa"/>
             <w:tcBorders>
               <w:bottom w:val="single" w:sz="24" w:space="0" w:color="000000"/>
               <w:end w:val="single" w:sz="24" w:space="0" w:color="000000"/>
@@ -2290,20 +5992,18 @@
               <w:spacing w:lineRule="auto" w:line="240" w:before="0" w:after="0"/>
               <w:jc w:val="center"/>
               <w:rPr>
-                <w:rFonts w:ascii="Calibri" w:hAnsi="Calibri" w:eastAsia="Calibri" w:cs=""/>
-                <w:kern w:val="0"/>
-                <w:sz w:val="22"/>
-                <w:szCs w:val="22"/>
-                <w:lang w:val="zxx" w:eastAsia="zxx" w:bidi="zxx"/>
-              </w:rPr>
-            </w:pPr>
-            <w:r>
-              <w:rPr>
-                <w:rFonts w:eastAsia="Calibri" w:cs=""/>
-                <w:kern w:val="0"/>
-                <w:sz w:val="22"/>
-                <w:szCs w:val="22"/>
-                <w:lang w:val="zxx" w:eastAsia="zxx" w:bidi="zxx"/>
+                <w:rFonts w:eastAsia="Calibri" w:cs=""/>
+                <w:kern w:val="0"/>
+                <w:sz w:val="22"/>
+                <w:szCs w:val="22"/>
+              </w:rPr>
+            </w:pPr>
+            <w:r>
+              <w:rPr>
+                <w:rFonts w:eastAsia="Calibri" w:cs=""/>
+                <w:kern w:val="0"/>
+                <w:sz w:val="22"/>
+                <w:szCs w:val="22"/>
               </w:rPr>
             </w:r>
           </w:p>
@@ -2387,6 +6087,264 @@
     </w:sectPr>
   </w:body>
 </w:document>
+</file>
+
+<file path=word/numbering.xml><?xml version="1.0" encoding="utf-8"?>
+<w:numbering xmlns:w="http://schemas.openxmlformats.org/wordprocessingml/2006/main" xmlns:o="urn:schemas-microsoft-com:office:office" xmlns:r="http://schemas.openxmlformats.org/officeDocument/2006/relationships" xmlns:v="urn:schemas-microsoft-com:vml" xmlns:mc="http://schemas.openxmlformats.org/markup-compatibility/2006" xmlns:w14="http://schemas.microsoft.com/office/word/2010/wordml" mc:Ignorable="w14">
+  <w:abstractNum w:abstractNumId="1">
+    <w:lvl w:ilvl="0">
+      <w:start w:val="1"/>
+      <w:numFmt w:val="none"/>
+      <w:suff w:val="nothing"/>
+      <w:lvlText w:val=""/>
+      <w:lvlJc w:val="start"/>
+      <w:pPr>
+        <w:tabs>
+          <w:tab w:val="num" w:pos="0"/>
+        </w:tabs>
+        <w:ind w:start="0" w:hanging="0"/>
+      </w:pPr>
+      <w:rPr/>
+    </w:lvl>
+    <w:lvl w:ilvl="1">
+      <w:start w:val="1"/>
+      <w:numFmt w:val="none"/>
+      <w:suff w:val="nothing"/>
+      <w:lvlText w:val=""/>
+      <w:lvlJc w:val="start"/>
+      <w:pPr>
+        <w:tabs>
+          <w:tab w:val="num" w:pos="0"/>
+        </w:tabs>
+        <w:ind w:start="0" w:hanging="0"/>
+      </w:pPr>
+      <w:rPr/>
+    </w:lvl>
+    <w:lvl w:ilvl="2">
+      <w:start w:val="1"/>
+      <w:numFmt w:val="none"/>
+      <w:suff w:val="nothing"/>
+      <w:lvlText w:val=""/>
+      <w:lvlJc w:val="start"/>
+      <w:pPr>
+        <w:tabs>
+          <w:tab w:val="num" w:pos="0"/>
+        </w:tabs>
+        <w:ind w:start="0" w:hanging="0"/>
+      </w:pPr>
+      <w:rPr/>
+    </w:lvl>
+    <w:lvl w:ilvl="3">
+      <w:start w:val="1"/>
+      <w:numFmt w:val="none"/>
+      <w:suff w:val="nothing"/>
+      <w:lvlText w:val=""/>
+      <w:lvlJc w:val="start"/>
+      <w:pPr>
+        <w:tabs>
+          <w:tab w:val="num" w:pos="0"/>
+        </w:tabs>
+        <w:ind w:start="0" w:hanging="0"/>
+      </w:pPr>
+      <w:rPr/>
+    </w:lvl>
+    <w:lvl w:ilvl="4">
+      <w:start w:val="1"/>
+      <w:numFmt w:val="none"/>
+      <w:suff w:val="nothing"/>
+      <w:lvlText w:val=""/>
+      <w:lvlJc w:val="start"/>
+      <w:pPr>
+        <w:tabs>
+          <w:tab w:val="num" w:pos="0"/>
+        </w:tabs>
+        <w:ind w:start="0" w:hanging="0"/>
+      </w:pPr>
+      <w:rPr/>
+    </w:lvl>
+    <w:lvl w:ilvl="5">
+      <w:start w:val="1"/>
+      <w:numFmt w:val="none"/>
+      <w:suff w:val="nothing"/>
+      <w:lvlText w:val=""/>
+      <w:lvlJc w:val="start"/>
+      <w:pPr>
+        <w:tabs>
+          <w:tab w:val="num" w:pos="0"/>
+        </w:tabs>
+        <w:ind w:start="0" w:hanging="0"/>
+      </w:pPr>
+      <w:rPr/>
+    </w:lvl>
+    <w:lvl w:ilvl="6">
+      <w:start w:val="1"/>
+      <w:numFmt w:val="none"/>
+      <w:suff w:val="nothing"/>
+      <w:lvlText w:val=""/>
+      <w:lvlJc w:val="start"/>
+      <w:pPr>
+        <w:tabs>
+          <w:tab w:val="num" w:pos="0"/>
+        </w:tabs>
+        <w:ind w:start="0" w:hanging="0"/>
+      </w:pPr>
+      <w:rPr/>
+    </w:lvl>
+    <w:lvl w:ilvl="7">
+      <w:start w:val="1"/>
+      <w:numFmt w:val="none"/>
+      <w:suff w:val="nothing"/>
+      <w:lvlText w:val=""/>
+      <w:lvlJc w:val="start"/>
+      <w:pPr>
+        <w:tabs>
+          <w:tab w:val="num" w:pos="0"/>
+        </w:tabs>
+        <w:ind w:start="0" w:hanging="0"/>
+      </w:pPr>
+      <w:rPr/>
+    </w:lvl>
+    <w:lvl w:ilvl="8">
+      <w:start w:val="1"/>
+      <w:numFmt w:val="none"/>
+      <w:suff w:val="nothing"/>
+      <w:lvlText w:val=""/>
+      <w:lvlJc w:val="start"/>
+      <w:pPr>
+        <w:tabs>
+          <w:tab w:val="num" w:pos="0"/>
+        </w:tabs>
+        <w:ind w:start="0" w:hanging="0"/>
+      </w:pPr>
+      <w:rPr/>
+    </w:lvl>
+  </w:abstractNum>
+  <w:abstractNum w:abstractNumId="2">
+    <w:lvl w:ilvl="0">
+      <w:start w:val="1"/>
+      <w:numFmt w:val="none"/>
+      <w:suff w:val="nothing"/>
+      <w:lvlText w:val=""/>
+      <w:lvlJc w:val="start"/>
+      <w:pPr>
+        <w:tabs>
+          <w:tab w:val="num" w:pos="0"/>
+        </w:tabs>
+        <w:ind w:start="0" w:hanging="0"/>
+      </w:pPr>
+    </w:lvl>
+    <w:lvl w:ilvl="1">
+      <w:start w:val="1"/>
+      <w:numFmt w:val="none"/>
+      <w:suff w:val="nothing"/>
+      <w:lvlText w:val=""/>
+      <w:lvlJc w:val="start"/>
+      <w:pPr>
+        <w:tabs>
+          <w:tab w:val="num" w:pos="0"/>
+        </w:tabs>
+        <w:ind w:start="0" w:hanging="0"/>
+      </w:pPr>
+    </w:lvl>
+    <w:lvl w:ilvl="2">
+      <w:start w:val="1"/>
+      <w:numFmt w:val="none"/>
+      <w:suff w:val="nothing"/>
+      <w:lvlText w:val=""/>
+      <w:lvlJc w:val="start"/>
+      <w:pPr>
+        <w:tabs>
+          <w:tab w:val="num" w:pos="0"/>
+        </w:tabs>
+        <w:ind w:start="0" w:hanging="0"/>
+      </w:pPr>
+    </w:lvl>
+    <w:lvl w:ilvl="3">
+      <w:start w:val="1"/>
+      <w:numFmt w:val="none"/>
+      <w:suff w:val="nothing"/>
+      <w:lvlText w:val=""/>
+      <w:lvlJc w:val="start"/>
+      <w:pPr>
+        <w:tabs>
+          <w:tab w:val="num" w:pos="0"/>
+        </w:tabs>
+        <w:ind w:start="0" w:hanging="0"/>
+      </w:pPr>
+    </w:lvl>
+    <w:lvl w:ilvl="4">
+      <w:start w:val="1"/>
+      <w:numFmt w:val="none"/>
+      <w:suff w:val="nothing"/>
+      <w:lvlText w:val=""/>
+      <w:lvlJc w:val="start"/>
+      <w:pPr>
+        <w:tabs>
+          <w:tab w:val="num" w:pos="0"/>
+        </w:tabs>
+        <w:ind w:start="0" w:hanging="0"/>
+      </w:pPr>
+    </w:lvl>
+    <w:lvl w:ilvl="5">
+      <w:start w:val="1"/>
+      <w:numFmt w:val="none"/>
+      <w:suff w:val="nothing"/>
+      <w:lvlText w:val=""/>
+      <w:lvlJc w:val="start"/>
+      <w:pPr>
+        <w:tabs>
+          <w:tab w:val="num" w:pos="0"/>
+        </w:tabs>
+        <w:ind w:start="0" w:hanging="0"/>
+      </w:pPr>
+    </w:lvl>
+    <w:lvl w:ilvl="6">
+      <w:start w:val="1"/>
+      <w:numFmt w:val="none"/>
+      <w:suff w:val="nothing"/>
+      <w:lvlText w:val=""/>
+      <w:lvlJc w:val="start"/>
+      <w:pPr>
+        <w:tabs>
+          <w:tab w:val="num" w:pos="0"/>
+        </w:tabs>
+        <w:ind w:start="0" w:hanging="0"/>
+      </w:pPr>
+    </w:lvl>
+    <w:lvl w:ilvl="7">
+      <w:start w:val="1"/>
+      <w:numFmt w:val="none"/>
+      <w:suff w:val="nothing"/>
+      <w:lvlText w:val=""/>
+      <w:lvlJc w:val="start"/>
+      <w:pPr>
+        <w:tabs>
+          <w:tab w:val="num" w:pos="0"/>
+        </w:tabs>
+        <w:ind w:start="0" w:hanging="0"/>
+      </w:pPr>
+    </w:lvl>
+    <w:lvl w:ilvl="8">
+      <w:start w:val="1"/>
+      <w:numFmt w:val="none"/>
+      <w:suff w:val="nothing"/>
+      <w:lvlText w:val=""/>
+      <w:lvlJc w:val="start"/>
+      <w:pPr>
+        <w:tabs>
+          <w:tab w:val="num" w:pos="0"/>
+        </w:tabs>
+        <w:ind w:start="0" w:hanging="0"/>
+      </w:pPr>
+    </w:lvl>
+  </w:abstractNum>
+  <w:num w:numId="1">
+    <w:abstractNumId w:val="1"/>
+  </w:num>
+  <w:num w:numId="2">
+    <w:abstractNumId w:val="2"/>
+  </w:num>
+</w:numbering>
 </file>
 
 <file path=word/styles.xml><?xml version="1.0" encoding="utf-8"?>
@@ -2803,6 +6761,26 @@
       <w:lang w:val="pt-BR" w:eastAsia="en-US" w:bidi="ar-SA"/>
     </w:rPr>
   </w:style>
+  <w:style w:type="paragraph" w:styleId="Heading1">
+    <w:name w:val="heading 1"/>
+    <w:basedOn w:val="Ttulouser"/>
+    <w:next w:val="BodyText"/>
+    <w:qFormat/>
+    <w:pPr>
+      <w:numPr>
+        <w:ilvl w:val="0"/>
+        <w:numId w:val="1"/>
+      </w:numPr>
+      <w:spacing w:before="240" w:after="120"/>
+      <w:outlineLvl w:val="0"/>
+    </w:pPr>
+    <w:rPr>
+      <w:b/>
+      <w:bCs/>
+      <w:sz w:val="36"/>
+      <w:szCs w:val="36"/>
+    </w:rPr>
+  </w:style>
   <w:style w:type="character" w:styleId="DefaultParagraphFont" w:default="1">
     <w:name w:val="Default Paragraph Font"/>
     <w:uiPriority w:val="1"/>
@@ -2915,6 +6893,29 @@
   <w:style w:type="paragraph" w:styleId="Ttulodetabela">
     <w:name w:val="Título de tabela"/>
     <w:basedOn w:val="Contedodatabela"/>
+    <w:qFormat/>
+    <w:pPr>
+      <w:suppressLineNumbers/>
+      <w:jc w:val="center"/>
+    </w:pPr>
+    <w:rPr>
+      <w:b/>
+      <w:bCs/>
+    </w:rPr>
+  </w:style>
+  <w:style w:type="paragraph" w:styleId="Contedodatabelauser">
+    <w:name w:val="Conteúdo da tabela (user)"/>
+    <w:basedOn w:val="Normal"/>
+    <w:qFormat/>
+    <w:pPr>
+      <w:widowControl w:val="false"/>
+      <w:suppressLineNumbers/>
+    </w:pPr>
+    <w:rPr/>
+  </w:style>
+  <w:style w:type="paragraph" w:styleId="Ttulodetabelauser">
+    <w:name w:val="Título de tabela (user)"/>
+    <w:basedOn w:val="Contedodatabelauser"/>
     <w:qFormat/>
     <w:pPr>
       <w:suppressLineNumbers/>
